--- a/docs/TECH_LEARNING_PLAN.docx
+++ b/docs/TECH_LEARNING_PLAN.docx
@@ -10,7 +10,7 @@
         <w:t xml:space="preserve">TECH_LEARNING_PLAN</w:t>
       </w:r>
     </w:p>
-    <w:bookmarkStart w:id="32" w:name="technical-learning-plan"/>
+    <w:bookmarkStart w:id="33" w:name="technical-learning-plan"/>
     <w:p>
       <w:pPr>
         <w:pStyle w:val="Heading1"/>
@@ -22,6 +22,8 @@
     <w:p>
       <w:pPr>
         <w:pStyle w:val="FirstParagraph"/>
+        <w:spacing w:after="160" w:line="276" w:lineRule="auto"/>
+        <w:jc w:val="left"/>
       </w:pPr>
       <w:r>
         <w:t xml:space="preserve">Learning-oriented engineering topics for BankOne. These are</w:t>
@@ -87,6 +89,10 @@
       </w:r>
     </w:p>
     <w:p>
+      <w:pPr>
+        <w:spacing w:after="160" w:line="276" w:lineRule="auto"/>
+        <w:jc w:val="left"/>
+      </w:pPr>
       <w:r>
         <w:pict>
           <v:rect style="width:0;height:1.5pt" o:hralign="center" o:hrstd="t" o:hr="t"/>
@@ -105,6 +111,8 @@
     <w:p>
       <w:pPr>
         <w:pStyle w:val="FirstParagraph"/>
+        <w:spacing w:after="160" w:line="276" w:lineRule="auto"/>
+        <w:jc w:val="left"/>
       </w:pPr>
       <w:r>
         <w:t xml:space="preserve">BankOne already teaches domain banking (customers, accounts, ledger, portal,</w:t>
@@ -155,6 +163,10 @@
       </w:r>
     </w:p>
     <w:p>
+      <w:pPr>
+        <w:spacing w:after="160" w:line="276" w:lineRule="auto"/>
+        <w:jc w:val="left"/>
+      </w:pPr>
       <w:r>
         <w:pict>
           <v:rect style="width:0;height:1.5pt" o:hralign="center" o:hrstd="t" o:hr="t"/>
@@ -297,6 +309,10 @@
       </w:r>
     </w:p>
     <w:p>
+      <w:pPr>
+        <w:spacing w:after="160" w:line="276" w:lineRule="auto"/>
+        <w:jc w:val="left"/>
+      </w:pPr>
       <w:r>
         <w:pict>
           <v:rect style="width:0;height:1.5pt" o:hralign="center" o:hrstd="t" o:hr="t"/>
@@ -304,7 +320,7 @@
       </w:r>
     </w:p>
     <w:bookmarkEnd w:id="10"/>
-    <w:bookmarkStart w:id="18" w:name="X3b3376d31c7f12f571655fc57a7daddd1f2f3a2"/>
+    <w:bookmarkStart w:id="19" w:name="X3b3376d31c7f12f571655fc57a7daddd1f2f3a2"/>
     <w:p>
       <w:pPr>
         <w:pStyle w:val="Heading2"/>
@@ -313,21 +329,29 @@
         <w:t xml:space="preserve">Core platform topics (original six + sharding)</w:t>
       </w:r>
     </w:p>
-    <w:bookmarkStart w:id="11" w:name="rate-limiting-planned"/>
+    <w:bookmarkStart w:id="11" w:name="rate-limiting-implemented-local"/>
     <w:p>
       <w:pPr>
         <w:pStyle w:val="Heading3"/>
       </w:pPr>
       <w:r>
-        <w:t xml:space="preserve">1. Rate limiting — Planned</w:t>
+        <w:t xml:space="preserve">1. Rate limiting — Implemented (local)</w:t>
       </w:r>
     </w:p>
     <w:tbl>
       <w:tblPr>
         <w:tblStyle w:val="Table"/>
         <w:tblW w:type="pct" w:w="5000"/>
-        <w:tblLayout w:type="fixed"/>
+        <w:tblLayout w:type="autofit"/>
         <w:tblLook w:firstRow="0" w:lastRow="0" w:firstColumn="0" w:lastColumn="0" w:noHBand="0" w:noVBand="0" w:val="0000"/>
+        <w:tblBorders>
+          <w:top w:val="single" w:sz="4" w:space="0" w:color="CBD5E0"/>
+          <w:left w:val="single" w:sz="4" w:space="0" w:color="CBD5E0"/>
+          <w:bottom w:val="single" w:sz="4" w:space="0" w:color="CBD5E0"/>
+          <w:right w:val="single" w:sz="4" w:space="0" w:color="CBD5E0"/>
+          <w:insideH w:val="single" w:sz="4" w:space="0" w:color="CBD5E0"/>
+          <w:insideV w:val="single" w:sz="4" w:space="0" w:color="CBD5E0"/>
+        </w:tblBorders>
       </w:tblPr>
       <w:tblGrid>
         <w:gridCol w:w="3960"/>
@@ -335,27 +359,66 @@
       </w:tblGrid>
       <w:tr>
         <w:tc>
-          <w:tcPr/>
+          <w:tcPr>
+            <w:tcMar>
+              <w:top w:w="40" w:type="dxa"/>
+              <w:bottom w:w="40" w:type="dxa"/>
+              <w:left w:w="60" w:type="dxa"/>
+              <w:right w:w="60" w:type="dxa"/>
+            </w:tcMar>
+            <w:shd w:fill="1A365D" w:val="clear"/>
+            <w:tcMar>
+              <w:top w:w="40" w:type="dxa"/>
+              <w:bottom w:w="40" w:type="dxa"/>
+              <w:left w:w="60" w:type="dxa"/>
+              <w:right w:w="60" w:type="dxa"/>
+            </w:tcMar>
+          </w:tcPr>
           <w:p>
             <w:pPr>
               <w:pStyle w:val="Compact"/>
+              <w:spacing w:before="0" w:after="40" w:line="264" w:lineRule="auto"/>
             </w:pPr>
             <w:r>
               <w:rPr>
+                <w:rFonts w:ascii="Calibri" w:hAnsi="Calibri"/>
                 <w:b/>
                 <w:bCs/>
+                <w:color w:val="FFFFFF"/>
+                <w:sz w:val="18"/>
               </w:rPr>
               <w:t xml:space="preserve">Use</w:t>
             </w:r>
           </w:p>
         </w:tc>
         <w:tc>
-          <w:tcPr/>
+          <w:tcPr>
+            <w:tcMar>
+              <w:top w:w="40" w:type="dxa"/>
+              <w:bottom w:w="40" w:type="dxa"/>
+              <w:left w:w="60" w:type="dxa"/>
+              <w:right w:w="60" w:type="dxa"/>
+            </w:tcMar>
+            <w:shd w:fill="1A365D" w:val="clear"/>
+            <w:tcMar>
+              <w:top w:w="40" w:type="dxa"/>
+              <w:bottom w:w="40" w:type="dxa"/>
+              <w:left w:w="60" w:type="dxa"/>
+              <w:right w:w="60" w:type="dxa"/>
+            </w:tcMar>
+          </w:tcPr>
           <w:p>
             <w:pPr>
               <w:pStyle w:val="Compact"/>
+              <w:spacing w:before="0" w:after="40" w:line="264" w:lineRule="auto"/>
             </w:pPr>
             <w:r>
+              <w:rPr>
+                <w:rFonts w:ascii="Calibri" w:hAnsi="Calibri"/>
+                <w:b/>
+                <w:color w:val="FFFFFF"/>
+                <w:sz w:val="18"/>
+              </w:rPr>
               <w:t xml:space="preserve">Cap requests per client/IP/user so abuse or loops cannot overwhelm the API</w:t>
             </w:r>
           </w:p>
@@ -363,156 +426,366 @@
       </w:tr>
       <w:tr>
         <w:tc>
-          <w:tcPr/>
+          <w:tcPr>
+            <w:tcMar>
+              <w:top w:w="40" w:type="dxa"/>
+              <w:bottom w:w="40" w:type="dxa"/>
+              <w:left w:w="60" w:type="dxa"/>
+              <w:right w:w="60" w:type="dxa"/>
+            </w:tcMar>
+            <w:tcMar>
+              <w:top w:w="40" w:type="dxa"/>
+              <w:bottom w:w="40" w:type="dxa"/>
+              <w:left w:w="60" w:type="dxa"/>
+              <w:right w:w="60" w:type="dxa"/>
+            </w:tcMar>
+          </w:tcPr>
           <w:p>
             <w:pPr>
               <w:pStyle w:val="Compact"/>
+              <w:spacing w:before="0" w:after="40" w:line="264" w:lineRule="auto"/>
             </w:pPr>
             <w:r>
               <w:rPr>
+                <w:rFonts w:ascii="Calibri" w:hAnsi="Calibri"/>
                 <w:b/>
                 <w:bCs/>
+                <w:sz w:val="18"/>
               </w:rPr>
               <w:t xml:space="preserve">BankOne hooks</w:t>
             </w:r>
           </w:p>
         </w:tc>
         <w:tc>
-          <w:tcPr/>
+          <w:tcPr>
+            <w:tcMar>
+              <w:top w:w="40" w:type="dxa"/>
+              <w:bottom w:w="40" w:type="dxa"/>
+              <w:left w:w="60" w:type="dxa"/>
+              <w:right w:w="60" w:type="dxa"/>
+            </w:tcMar>
+            <w:tcMar>
+              <w:top w:w="40" w:type="dxa"/>
+              <w:bottom w:w="40" w:type="dxa"/>
+              <w:left w:w="60" w:type="dxa"/>
+              <w:right w:w="60" w:type="dxa"/>
+            </w:tcMar>
+          </w:tcPr>
           <w:p>
             <w:pPr>
               <w:pStyle w:val="Compact"/>
+              <w:spacing w:before="0" w:after="40" w:line="264" w:lineRule="auto"/>
             </w:pPr>
             <w:r>
-              <w:t xml:space="preserve">Stricter limit on</w:t>
-            </w:r>
-            <w:r>
+              <w:rPr>
+                <w:rStyle w:val="VerbatimChar"/>
+                <w:rFonts w:ascii="Calibri" w:hAnsi="Calibri"/>
+                <w:sz w:val="18"/>
+              </w:rPr>
+              <w:t xml:space="preserve">RateLimitFilter</w:t>
+            </w:r>
+            <w:r>
+              <w:rPr>
+                <w:rFonts w:ascii="Calibri" w:hAnsi="Calibri"/>
+                <w:sz w:val="18"/>
+              </w:rPr>
               <w:t xml:space="preserve"> </w:t>
             </w:r>
             <w:r>
               <w:rPr>
-                <w:rStyle w:val="VerbatimChar"/>
-              </w:rPr>
-              <w:t xml:space="preserve">POST /auth/login</w:t>
-            </w:r>
-            <w:r>
-              <w:t xml:space="preserve">; general limit on</w:t>
-            </w:r>
-            <w:r>
-              <w:t xml:space="preserve"> </w:t>
-            </w:r>
-            <w:r>
-              <w:rPr>
-                <w:rStyle w:val="VerbatimChar"/>
-              </w:rPr>
-              <w:t xml:space="preserve">/portal/**</w:t>
-            </w:r>
-            <w:r>
-              <w:t xml:space="preserve"> </w:t>
-            </w:r>
-            <w:r>
-              <w:t xml:space="preserve">and money APIs</w:t>
+                <w:rFonts w:ascii="Calibri" w:hAnsi="Calibri"/>
+                <w:sz w:val="18"/>
+              </w:rPr>
+              <w:t xml:space="preserve">+ Bucket4j Redis; login and general API limits</w:t>
             </w:r>
           </w:p>
         </w:tc>
       </w:tr>
       <w:tr>
         <w:tc>
-          <w:tcPr/>
+          <w:tcPr>
+            <w:tcMar>
+              <w:top w:w="40" w:type="dxa"/>
+              <w:bottom w:w="40" w:type="dxa"/>
+              <w:left w:w="60" w:type="dxa"/>
+              <w:right w:w="60" w:type="dxa"/>
+            </w:tcMar>
+            <w:tcMar>
+              <w:top w:w="40" w:type="dxa"/>
+              <w:bottom w:w="40" w:type="dxa"/>
+              <w:left w:w="60" w:type="dxa"/>
+              <w:right w:w="60" w:type="dxa"/>
+            </w:tcMar>
+          </w:tcPr>
           <w:p>
             <w:pPr>
               <w:pStyle w:val="Compact"/>
+              <w:spacing w:before="0" w:after="40" w:line="264" w:lineRule="auto"/>
             </w:pPr>
             <w:r>
               <w:rPr>
+                <w:rFonts w:ascii="Calibri" w:hAnsi="Calibri"/>
                 <w:b/>
                 <w:bCs/>
+                <w:sz w:val="18"/>
               </w:rPr>
               <w:t xml:space="preserve">Learn</w:t>
             </w:r>
           </w:p>
         </w:tc>
         <w:tc>
-          <w:tcPr/>
+          <w:tcPr>
+            <w:tcMar>
+              <w:top w:w="40" w:type="dxa"/>
+              <w:bottom w:w="40" w:type="dxa"/>
+              <w:left w:w="60" w:type="dxa"/>
+              <w:right w:w="60" w:type="dxa"/>
+            </w:tcMar>
+            <w:tcMar>
+              <w:top w:w="40" w:type="dxa"/>
+              <w:bottom w:w="40" w:type="dxa"/>
+              <w:left w:w="60" w:type="dxa"/>
+              <w:right w:w="60" w:type="dxa"/>
+            </w:tcMar>
+          </w:tcPr>
           <w:p>
             <w:pPr>
               <w:pStyle w:val="Compact"/>
+              <w:spacing w:before="0" w:after="40" w:line="264" w:lineRule="auto"/>
             </w:pPr>
             <w:r>
+              <w:rPr>
+                <w:rFonts w:ascii="Calibri" w:hAnsi="Calibri"/>
+                <w:sz w:val="18"/>
+              </w:rPr>
               <w:t xml:space="preserve">Token bucket (Bucket4j), HTTP</w:t>
             </w:r>
             <w:r>
+              <w:rPr>
+                <w:rFonts w:ascii="Calibri" w:hAnsi="Calibri"/>
+                <w:sz w:val="18"/>
+              </w:rPr>
               <w:t xml:space="preserve"> </w:t>
             </w:r>
             <w:r>
               <w:rPr>
                 <w:rStyle w:val="VerbatimChar"/>
+                <w:rFonts w:ascii="Calibri" w:hAnsi="Calibri"/>
+                <w:sz w:val="18"/>
               </w:rPr>
               <w:t xml:space="preserve">429</w:t>
             </w:r>
             <w:r>
+              <w:rPr>
+                <w:rFonts w:ascii="Calibri" w:hAnsi="Calibri"/>
+                <w:sz w:val="18"/>
+              </w:rPr>
               <w:t xml:space="preserve">,</w:t>
             </w:r>
             <w:r>
+              <w:rPr>
+                <w:rFonts w:ascii="Calibri" w:hAnsi="Calibri"/>
+                <w:sz w:val="18"/>
+              </w:rPr>
               <w:t xml:space="preserve"> </w:t>
             </w:r>
             <w:r>
               <w:rPr>
                 <w:rStyle w:val="VerbatimChar"/>
+                <w:rFonts w:ascii="Calibri" w:hAnsi="Calibri"/>
+                <w:sz w:val="18"/>
               </w:rPr>
               <w:t xml:space="preserve">Retry-After</w:t>
             </w:r>
             <w:r>
-              <w:t xml:space="preserve">, in-memory vs Redis shared state</w:t>
+              <w:rPr>
+                <w:rFonts w:ascii="Calibri" w:hAnsi="Calibri"/>
+                <w:sz w:val="18"/>
+              </w:rPr>
+              <w:t xml:space="preserve">, Redis shared state</w:t>
             </w:r>
           </w:p>
         </w:tc>
       </w:tr>
       <w:tr>
         <w:tc>
-          <w:tcPr/>
+          <w:tcPr>
+            <w:tcMar>
+              <w:top w:w="40" w:type="dxa"/>
+              <w:bottom w:w="40" w:type="dxa"/>
+              <w:left w:w="60" w:type="dxa"/>
+              <w:right w:w="60" w:type="dxa"/>
+            </w:tcMar>
+            <w:tcMar>
+              <w:top w:w="40" w:type="dxa"/>
+              <w:bottom w:w="40" w:type="dxa"/>
+              <w:left w:w="60" w:type="dxa"/>
+              <w:right w:w="60" w:type="dxa"/>
+            </w:tcMar>
+          </w:tcPr>
           <w:p>
             <w:pPr>
               <w:pStyle w:val="Compact"/>
+              <w:spacing w:before="0" w:after="40" w:line="264" w:lineRule="auto"/>
             </w:pPr>
             <w:r>
               <w:rPr>
+                <w:rFonts w:ascii="Calibri" w:hAnsi="Calibri"/>
                 <w:b/>
                 <w:bCs/>
+                <w:sz w:val="18"/>
               </w:rPr>
               <w:t xml:space="preserve">Demo</w:t>
             </w:r>
           </w:p>
         </w:tc>
         <w:tc>
-          <w:tcPr/>
+          <w:tcPr>
+            <w:tcMar>
+              <w:top w:w="40" w:type="dxa"/>
+              <w:bottom w:w="40" w:type="dxa"/>
+              <w:left w:w="60" w:type="dxa"/>
+              <w:right w:w="60" w:type="dxa"/>
+            </w:tcMar>
+            <w:tcMar>
+              <w:top w:w="40" w:type="dxa"/>
+              <w:bottom w:w="40" w:type="dxa"/>
+              <w:left w:w="60" w:type="dxa"/>
+              <w:right w:w="60" w:type="dxa"/>
+            </w:tcMar>
+          </w:tcPr>
           <w:p>
             <w:pPr>
               <w:pStyle w:val="Compact"/>
+              <w:spacing w:before="0" w:after="40" w:line="264" w:lineRule="auto"/>
             </w:pPr>
             <w:r>
-              <w:t xml:space="preserve">Burst login attempts → 429; UI still usable at normal speed</w:t>
+              <w:rPr>
+                <w:rFonts w:ascii="Calibri" w:hAnsi="Calibri"/>
+                <w:sz w:val="18"/>
+              </w:rPr>
+              <w:t xml:space="preserve">Burst login attempts → 429; UI snackbar; E2E</w:t>
+            </w:r>
+            <w:r>
+              <w:rPr>
+                <w:rFonts w:ascii="Calibri" w:hAnsi="Calibri"/>
+                <w:sz w:val="18"/>
+              </w:rPr>
+              <w:t xml:space="preserve"> </w:t>
+            </w:r>
+            <w:r>
+              <w:rPr>
+                <w:rStyle w:val="VerbatimChar"/>
+                <w:rFonts w:ascii="Calibri" w:hAnsi="Calibri"/>
+                <w:sz w:val="18"/>
+              </w:rPr>
+              <w:t xml:space="preserve">RateLimitLoginE2ETest</w:t>
+            </w:r>
+          </w:p>
+        </w:tc>
+      </w:tr>
+      <w:tr>
+        <w:tc>
+          <w:tcPr>
+            <w:tcMar>
+              <w:top w:w="40" w:type="dxa"/>
+              <w:bottom w:w="40" w:type="dxa"/>
+              <w:left w:w="60" w:type="dxa"/>
+              <w:right w:w="60" w:type="dxa"/>
+            </w:tcMar>
+            <w:tcMar>
+              <w:top w:w="40" w:type="dxa"/>
+              <w:bottom w:w="40" w:type="dxa"/>
+              <w:left w:w="60" w:type="dxa"/>
+              <w:right w:w="60" w:type="dxa"/>
+            </w:tcMar>
+          </w:tcPr>
+          <w:p>
+            <w:pPr>
+              <w:pStyle w:val="Compact"/>
+              <w:spacing w:before="0" w:after="40" w:line="264" w:lineRule="auto"/>
+            </w:pPr>
+            <w:r>
+              <w:rPr>
+                <w:rFonts w:ascii="Calibri" w:hAnsi="Calibri"/>
+                <w:b/>
+                <w:bCs/>
+                <w:sz w:val="18"/>
+              </w:rPr>
+              <w:t xml:space="preserve">Prod</w:t>
+            </w:r>
+          </w:p>
+        </w:tc>
+        <w:tc>
+          <w:tcPr>
+            <w:tcMar>
+              <w:top w:w="40" w:type="dxa"/>
+              <w:bottom w:w="40" w:type="dxa"/>
+              <w:left w:w="60" w:type="dxa"/>
+              <w:right w:w="60" w:type="dxa"/>
+            </w:tcMar>
+            <w:tcMar>
+              <w:top w:w="40" w:type="dxa"/>
+              <w:bottom w:w="40" w:type="dxa"/>
+              <w:left w:w="60" w:type="dxa"/>
+              <w:right w:w="60" w:type="dxa"/>
+            </w:tcMar>
+          </w:tcPr>
+          <w:p>
+            <w:pPr>
+              <w:pStyle w:val="Compact"/>
+              <w:spacing w:before="0" w:after="40" w:line="264" w:lineRule="auto"/>
+            </w:pPr>
+            <w:r>
+              <w:rPr>
+                <w:rStyle w:val="VerbatimChar"/>
+                <w:rFonts w:ascii="Calibri" w:hAnsi="Calibri"/>
+                <w:sz w:val="18"/>
+              </w:rPr>
+              <w:t xml:space="preserve">app.rate-limit.redis-enabled=false</w:t>
+            </w:r>
+            <w:r>
+              <w:rPr>
+                <w:rFonts w:ascii="Calibri" w:hAnsi="Calibri"/>
+                <w:sz w:val="18"/>
+              </w:rPr>
+              <w:t xml:space="preserve"> </w:t>
+            </w:r>
+            <w:r>
+              <w:rPr>
+                <w:rFonts w:ascii="Calibri" w:hAnsi="Calibri"/>
+                <w:sz w:val="18"/>
+              </w:rPr>
+              <w:t xml:space="preserve">by default</w:t>
             </w:r>
           </w:p>
         </w:tc>
       </w:tr>
     </w:tbl>
     <w:bookmarkEnd w:id="11"/>
-    <w:bookmarkStart w:id="12" w:name="caching-planned"/>
+    <w:bookmarkStart w:id="13" w:name="caching-implemented-local-option-c"/>
     <w:p>
       <w:pPr>
         <w:pStyle w:val="Heading3"/>
       </w:pPr>
       <w:r>
-        <w:t xml:space="preserve">2. Caching — Planned</w:t>
+        <w:t xml:space="preserve">2. Caching — Implemented (local, Option C)</w:t>
       </w:r>
     </w:p>
     <w:tbl>
       <w:tblPr>
         <w:tblStyle w:val="Table"/>
         <w:tblW w:type="pct" w:w="5000"/>
-        <w:tblLayout w:type="fixed"/>
+        <w:tblLayout w:type="autofit"/>
         <w:tblLook w:firstRow="0" w:lastRow="0" w:firstColumn="0" w:lastColumn="0" w:noHBand="0" w:noVBand="0" w:val="0000"/>
+        <w:tblBorders>
+          <w:top w:val="single" w:sz="4" w:space="0" w:color="CBD5E0"/>
+          <w:left w:val="single" w:sz="4" w:space="0" w:color="CBD5E0"/>
+          <w:bottom w:val="single" w:sz="4" w:space="0" w:color="CBD5E0"/>
+          <w:right w:val="single" w:sz="4" w:space="0" w:color="CBD5E0"/>
+          <w:insideH w:val="single" w:sz="4" w:space="0" w:color="CBD5E0"/>
+          <w:insideV w:val="single" w:sz="4" w:space="0" w:color="CBD5E0"/>
+        </w:tblBorders>
       </w:tblPr>
       <w:tblGrid>
         <w:gridCol w:w="3960"/>
@@ -520,119 +793,488 @@
       </w:tblGrid>
       <w:tr>
         <w:tc>
-          <w:tcPr/>
+          <w:tcPr>
+            <w:tcMar>
+              <w:top w:w="40" w:type="dxa"/>
+              <w:bottom w:w="40" w:type="dxa"/>
+              <w:left w:w="60" w:type="dxa"/>
+              <w:right w:w="60" w:type="dxa"/>
+            </w:tcMar>
+            <w:shd w:fill="1A365D" w:val="clear"/>
+            <w:tcMar>
+              <w:top w:w="40" w:type="dxa"/>
+              <w:bottom w:w="40" w:type="dxa"/>
+              <w:left w:w="60" w:type="dxa"/>
+              <w:right w:w="60" w:type="dxa"/>
+            </w:tcMar>
+          </w:tcPr>
           <w:p>
             <w:pPr>
               <w:pStyle w:val="Compact"/>
+              <w:spacing w:before="0" w:after="40" w:line="264" w:lineRule="auto"/>
             </w:pPr>
             <w:r>
               <w:rPr>
+                <w:rFonts w:ascii="Calibri" w:hAnsi="Calibri"/>
                 <w:b/>
                 <w:bCs/>
+                <w:color w:val="FFFFFF"/>
+                <w:sz w:val="18"/>
               </w:rPr>
               <w:t xml:space="preserve">Use</w:t>
             </w:r>
           </w:p>
         </w:tc>
         <w:tc>
-          <w:tcPr/>
+          <w:tcPr>
+            <w:tcMar>
+              <w:top w:w="40" w:type="dxa"/>
+              <w:bottom w:w="40" w:type="dxa"/>
+              <w:left w:w="60" w:type="dxa"/>
+              <w:right w:w="60" w:type="dxa"/>
+            </w:tcMar>
+            <w:shd w:fill="1A365D" w:val="clear"/>
+            <w:tcMar>
+              <w:top w:w="40" w:type="dxa"/>
+              <w:bottom w:w="40" w:type="dxa"/>
+              <w:left w:w="60" w:type="dxa"/>
+              <w:right w:w="60" w:type="dxa"/>
+            </w:tcMar>
+          </w:tcPr>
           <w:p>
             <w:pPr>
               <w:pStyle w:val="Compact"/>
+              <w:spacing w:before="0" w:after="40" w:line="264" w:lineRule="auto"/>
             </w:pPr>
             <w:r>
-              <w:t xml:space="preserve">Serve hot, rarely changing reads without hitting Postgres every time</w:t>
+              <w:rPr>
+                <w:rFonts w:ascii="Calibri" w:hAnsi="Calibri"/>
+                <w:b/>
+                <w:color w:val="FFFFFF"/>
+                <w:sz w:val="18"/>
+              </w:rPr>
+              <w:t xml:space="preserve">Serve hot reads without hitting Postgres every time</w:t>
             </w:r>
           </w:p>
         </w:tc>
       </w:tr>
       <w:tr>
         <w:tc>
-          <w:tcPr/>
+          <w:tcPr>
+            <w:tcMar>
+              <w:top w:w="40" w:type="dxa"/>
+              <w:bottom w:w="40" w:type="dxa"/>
+              <w:left w:w="60" w:type="dxa"/>
+              <w:right w:w="60" w:type="dxa"/>
+            </w:tcMar>
+            <w:tcMar>
+              <w:top w:w="40" w:type="dxa"/>
+              <w:bottom w:w="40" w:type="dxa"/>
+              <w:left w:w="60" w:type="dxa"/>
+              <w:right w:w="60" w:type="dxa"/>
+            </w:tcMar>
+          </w:tcPr>
           <w:p>
             <w:pPr>
               <w:pStyle w:val="Compact"/>
+              <w:spacing w:before="0" w:after="40" w:line="264" w:lineRule="auto"/>
             </w:pPr>
             <w:r>
               <w:rPr>
+                <w:rFonts w:ascii="Calibri" w:hAnsi="Calibri"/>
                 <w:b/>
                 <w:bCs/>
+                <w:sz w:val="18"/>
               </w:rPr>
               <w:t xml:space="preserve">BankOne hooks</w:t>
             </w:r>
           </w:p>
         </w:tc>
         <w:tc>
-          <w:tcPr/>
+          <w:tcPr>
+            <w:tcMar>
+              <w:top w:w="40" w:type="dxa"/>
+              <w:bottom w:w="40" w:type="dxa"/>
+              <w:left w:w="60" w:type="dxa"/>
+              <w:right w:w="60" w:type="dxa"/>
+            </w:tcMar>
+            <w:tcMar>
+              <w:top w:w="40" w:type="dxa"/>
+              <w:bottom w:w="40" w:type="dxa"/>
+              <w:left w:w="60" w:type="dxa"/>
+              <w:right w:w="60" w:type="dxa"/>
+            </w:tcMar>
+          </w:tcPr>
           <w:p>
             <w:pPr>
               <w:pStyle w:val="Compact"/>
+              <w:spacing w:before="0" w:after="40" w:line="264" w:lineRule="auto"/>
             </w:pPr>
             <w:r>
-              <w:t xml:space="preserve">Account policies, role → access catalog, static reference data</w:t>
+              <w:rPr>
+                <w:rFonts w:ascii="Calibri" w:hAnsi="Calibri"/>
+                <w:sz w:val="18"/>
+              </w:rPr>
+              <w:t xml:space="preserve">Spring</w:t>
+            </w:r>
+            <w:r>
+              <w:rPr>
+                <w:rFonts w:ascii="Calibri" w:hAnsi="Calibri"/>
+                <w:sz w:val="18"/>
+              </w:rPr>
+              <w:t xml:space="preserve"> </w:t>
+            </w:r>
+            <w:r>
+              <w:rPr>
+                <w:rStyle w:val="VerbatimChar"/>
+                <w:rFonts w:ascii="Calibri" w:hAnsi="Calibri"/>
+                <w:sz w:val="18"/>
+              </w:rPr>
+              <w:t xml:space="preserve">@Cacheable</w:t>
+            </w:r>
+            <w:r>
+              <w:rPr>
+                <w:rFonts w:ascii="Calibri" w:hAnsi="Calibri"/>
+                <w:sz w:val="18"/>
+              </w:rPr>
+              <w:t xml:space="preserve"> </w:t>
+            </w:r>
+            <w:r>
+              <w:rPr>
+                <w:rFonts w:ascii="Calibri" w:hAnsi="Calibri"/>
+                <w:sz w:val="18"/>
+              </w:rPr>
+              <w:t xml:space="preserve">/</w:t>
+            </w:r>
+            <w:r>
+              <w:rPr>
+                <w:rFonts w:ascii="Calibri" w:hAnsi="Calibri"/>
+                <w:sz w:val="18"/>
+              </w:rPr>
+              <w:t xml:space="preserve"> </w:t>
+            </w:r>
+            <w:r>
+              <w:rPr>
+                <w:rStyle w:val="VerbatimChar"/>
+                <w:rFonts w:ascii="Calibri" w:hAnsi="Calibri"/>
+                <w:sz w:val="18"/>
+              </w:rPr>
+              <w:t xml:space="preserve">@CacheEvict</w:t>
+            </w:r>
+            <w:r>
+              <w:rPr>
+                <w:rFonts w:ascii="Calibri" w:hAnsi="Calibri"/>
+                <w:sz w:val="18"/>
+              </w:rPr>
+              <w:t xml:space="preserve"> </w:t>
+            </w:r>
+            <w:r>
+              <w:rPr>
+                <w:rFonts w:ascii="Calibri" w:hAnsi="Calibri"/>
+                <w:sz w:val="18"/>
+              </w:rPr>
+              <w:t xml:space="preserve">on customers, accounts, policies, roles, users, transactions, beneficiaries, dashboard, transfers, reports</w:t>
             </w:r>
           </w:p>
         </w:tc>
       </w:tr>
       <w:tr>
         <w:tc>
-          <w:tcPr/>
+          <w:tcPr>
+            <w:tcMar>
+              <w:top w:w="40" w:type="dxa"/>
+              <w:bottom w:w="40" w:type="dxa"/>
+              <w:left w:w="60" w:type="dxa"/>
+              <w:right w:w="60" w:type="dxa"/>
+            </w:tcMar>
+            <w:tcMar>
+              <w:top w:w="40" w:type="dxa"/>
+              <w:bottom w:w="40" w:type="dxa"/>
+              <w:left w:w="60" w:type="dxa"/>
+              <w:right w:w="60" w:type="dxa"/>
+            </w:tcMar>
+          </w:tcPr>
           <w:p>
             <w:pPr>
               <w:pStyle w:val="Compact"/>
+              <w:spacing w:before="0" w:after="40" w:line="264" w:lineRule="auto"/>
             </w:pPr>
             <w:r>
               <w:rPr>
+                <w:rFonts w:ascii="Calibri" w:hAnsi="Calibri"/>
                 <w:b/>
                 <w:bCs/>
+                <w:sz w:val="18"/>
               </w:rPr>
               <w:t xml:space="preserve">Learn</w:t>
             </w:r>
           </w:p>
         </w:tc>
         <w:tc>
-          <w:tcPr/>
+          <w:tcPr>
+            <w:tcMar>
+              <w:top w:w="40" w:type="dxa"/>
+              <w:bottom w:w="40" w:type="dxa"/>
+              <w:left w:w="60" w:type="dxa"/>
+              <w:right w:w="60" w:type="dxa"/>
+            </w:tcMar>
+            <w:tcMar>
+              <w:top w:w="40" w:type="dxa"/>
+              <w:bottom w:w="40" w:type="dxa"/>
+              <w:left w:w="60" w:type="dxa"/>
+              <w:right w:w="60" w:type="dxa"/>
+            </w:tcMar>
+          </w:tcPr>
           <w:p>
             <w:pPr>
               <w:pStyle w:val="Compact"/>
+              <w:spacing w:before="0" w:after="40" w:line="264" w:lineRule="auto"/>
             </w:pPr>
             <w:r>
-              <w:t xml:space="preserve">Cache-aside, TTL, eviction on policy/role update</w:t>
+              <w:rPr>
+                <w:rFonts w:ascii="Calibri" w:hAnsi="Calibri"/>
+                <w:sz w:val="18"/>
+              </w:rPr>
+              <w:t xml:space="preserve">Cache-aside, TTL per region, eviction on write, JDK serialization for</w:t>
+            </w:r>
+            <w:r>
+              <w:rPr>
+                <w:rFonts w:ascii="Calibri" w:hAnsi="Calibri"/>
+                <w:sz w:val="18"/>
+              </w:rPr>
+              <w:t xml:space="preserve"> </w:t>
+            </w:r>
+            <w:r>
+              <w:rPr>
+                <w:rStyle w:val="VerbatimChar"/>
+                <w:rFonts w:ascii="Calibri" w:hAnsi="Calibri"/>
+                <w:sz w:val="18"/>
+              </w:rPr>
+              <w:t xml:space="preserve">Page</w:t>
+            </w:r>
+            <w:r>
+              <w:rPr>
+                <w:rFonts w:ascii="Calibri" w:hAnsi="Calibri"/>
+                <w:sz w:val="18"/>
+              </w:rPr>
+              <w:t xml:space="preserve">/</w:t>
+            </w:r>
+            <w:r>
+              <w:rPr>
+                <w:rStyle w:val="VerbatimChar"/>
+                <w:rFonts w:ascii="Calibri" w:hAnsi="Calibri"/>
+                <w:sz w:val="18"/>
+              </w:rPr>
+              <w:t xml:space="preserve">List</w:t>
             </w:r>
           </w:p>
         </w:tc>
       </w:tr>
       <w:tr>
         <w:tc>
-          <w:tcPr/>
+          <w:tcPr>
+            <w:tcMar>
+              <w:top w:w="40" w:type="dxa"/>
+              <w:bottom w:w="40" w:type="dxa"/>
+              <w:left w:w="60" w:type="dxa"/>
+              <w:right w:w="60" w:type="dxa"/>
+            </w:tcMar>
+            <w:tcMar>
+              <w:top w:w="40" w:type="dxa"/>
+              <w:bottom w:w="40" w:type="dxa"/>
+              <w:left w:w="60" w:type="dxa"/>
+              <w:right w:w="60" w:type="dxa"/>
+            </w:tcMar>
+          </w:tcPr>
           <w:p>
             <w:pPr>
               <w:pStyle w:val="Compact"/>
+              <w:spacing w:before="0" w:after="40" w:line="264" w:lineRule="auto"/>
             </w:pPr>
             <w:r>
               <w:rPr>
+                <w:rFonts w:ascii="Calibri" w:hAnsi="Calibri"/>
                 <w:b/>
                 <w:bCs/>
+                <w:sz w:val="18"/>
               </w:rPr>
               <w:t xml:space="preserve">Avoid caching</w:t>
             </w:r>
           </w:p>
         </w:tc>
         <w:tc>
-          <w:tcPr/>
+          <w:tcPr>
+            <w:tcMar>
+              <w:top w:w="40" w:type="dxa"/>
+              <w:bottom w:w="40" w:type="dxa"/>
+              <w:left w:w="60" w:type="dxa"/>
+              <w:right w:w="60" w:type="dxa"/>
+            </w:tcMar>
+            <w:tcMar>
+              <w:top w:w="40" w:type="dxa"/>
+              <w:bottom w:w="40" w:type="dxa"/>
+              <w:left w:w="60" w:type="dxa"/>
+              <w:right w:w="60" w:type="dxa"/>
+            </w:tcMar>
+          </w:tcPr>
           <w:p>
             <w:pPr>
               <w:pStyle w:val="Compact"/>
+              <w:spacing w:before="0" w:after="40" w:line="264" w:lineRule="auto"/>
             </w:pPr>
             <w:r>
-              <w:t xml:space="preserve">Live balances right after deposit (unless explicit invalidate)</w:t>
+              <w:rPr>
+                <w:rFonts w:ascii="Calibri" w:hAnsi="Calibri"/>
+                <w:sz w:val="18"/>
+              </w:rPr>
+              <w:t xml:space="preserve">Auth user load; live money without eviction (money APIs clear caches)</w:t>
+            </w:r>
+          </w:p>
+        </w:tc>
+      </w:tr>
+      <w:tr>
+        <w:tc>
+          <w:tcPr>
+            <w:tcMar>
+              <w:top w:w="40" w:type="dxa"/>
+              <w:bottom w:w="40" w:type="dxa"/>
+              <w:left w:w="60" w:type="dxa"/>
+              <w:right w:w="60" w:type="dxa"/>
+            </w:tcMar>
+            <w:tcMar>
+              <w:top w:w="40" w:type="dxa"/>
+              <w:bottom w:w="40" w:type="dxa"/>
+              <w:left w:w="60" w:type="dxa"/>
+              <w:right w:w="60" w:type="dxa"/>
+            </w:tcMar>
+          </w:tcPr>
+          <w:p>
+            <w:pPr>
+              <w:pStyle w:val="Compact"/>
+              <w:spacing w:before="0" w:after="40" w:line="264" w:lineRule="auto"/>
+            </w:pPr>
+            <w:r>
+              <w:rPr>
+                <w:rFonts w:ascii="Calibri" w:hAnsi="Calibri"/>
+                <w:b/>
+                <w:bCs/>
+                <w:sz w:val="18"/>
+              </w:rPr>
+              <w:t xml:space="preserve">Docs</w:t>
+            </w:r>
+          </w:p>
+        </w:tc>
+        <w:tc>
+          <w:tcPr>
+            <w:tcMar>
+              <w:top w:w="40" w:type="dxa"/>
+              <w:bottom w:w="40" w:type="dxa"/>
+              <w:left w:w="60" w:type="dxa"/>
+              <w:right w:w="60" w:type="dxa"/>
+            </w:tcMar>
+            <w:tcMar>
+              <w:top w:w="40" w:type="dxa"/>
+              <w:bottom w:w="40" w:type="dxa"/>
+              <w:left w:w="60" w:type="dxa"/>
+              <w:right w:w="60" w:type="dxa"/>
+            </w:tcMar>
+          </w:tcPr>
+          <w:p>
+            <w:pPr>
+              <w:pStyle w:val="Compact"/>
+              <w:spacing w:before="0" w:after="40" w:line="264" w:lineRule="auto"/>
+            </w:pPr>
+            <w:hyperlink r:id="rId12">
+              <w:r>
+                <w:rPr>
+                  <w:rStyle w:val="Hyperlink"/>
+                </w:rPr>
+                <w:t xml:space="preserve">MODULES/Caching.md</w:t>
+              </w:r>
+            </w:hyperlink>
+          </w:p>
+        </w:tc>
+      </w:tr>
+      <w:tr>
+        <w:tc>
+          <w:tcPr>
+            <w:tcMar>
+              <w:top w:w="40" w:type="dxa"/>
+              <w:bottom w:w="40" w:type="dxa"/>
+              <w:left w:w="60" w:type="dxa"/>
+              <w:right w:w="60" w:type="dxa"/>
+            </w:tcMar>
+            <w:tcMar>
+              <w:top w:w="40" w:type="dxa"/>
+              <w:bottom w:w="40" w:type="dxa"/>
+              <w:left w:w="60" w:type="dxa"/>
+              <w:right w:w="60" w:type="dxa"/>
+            </w:tcMar>
+          </w:tcPr>
+          <w:p>
+            <w:pPr>
+              <w:pStyle w:val="Compact"/>
+              <w:spacing w:before="0" w:after="40" w:line="264" w:lineRule="auto"/>
+            </w:pPr>
+            <w:r>
+              <w:rPr>
+                <w:rFonts w:ascii="Calibri" w:hAnsi="Calibri"/>
+                <w:b/>
+                <w:bCs/>
+                <w:sz w:val="18"/>
+              </w:rPr>
+              <w:t xml:space="preserve">Prod</w:t>
+            </w:r>
+          </w:p>
+        </w:tc>
+        <w:tc>
+          <w:tcPr>
+            <w:tcMar>
+              <w:top w:w="40" w:type="dxa"/>
+              <w:bottom w:w="40" w:type="dxa"/>
+              <w:left w:w="60" w:type="dxa"/>
+              <w:right w:w="60" w:type="dxa"/>
+            </w:tcMar>
+            <w:tcMar>
+              <w:top w:w="40" w:type="dxa"/>
+              <w:bottom w:w="40" w:type="dxa"/>
+              <w:left w:w="60" w:type="dxa"/>
+              <w:right w:w="60" w:type="dxa"/>
+            </w:tcMar>
+          </w:tcPr>
+          <w:p>
+            <w:pPr>
+              <w:pStyle w:val="Compact"/>
+              <w:spacing w:before="0" w:after="40" w:line="264" w:lineRule="auto"/>
+            </w:pPr>
+            <w:r>
+              <w:rPr>
+                <w:rStyle w:val="VerbatimChar"/>
+                <w:rFonts w:ascii="Calibri" w:hAnsi="Calibri"/>
+                <w:sz w:val="18"/>
+              </w:rPr>
+              <w:t xml:space="preserve">app.cache.redis-enabled=false</w:t>
+            </w:r>
+            <w:r>
+              <w:rPr>
+                <w:rFonts w:ascii="Calibri" w:hAnsi="Calibri"/>
+                <w:sz w:val="18"/>
+              </w:rPr>
+              <w:t xml:space="preserve"> </w:t>
+            </w:r>
+            <w:r>
+              <w:rPr>
+                <w:rFonts w:ascii="Calibri" w:hAnsi="Calibri"/>
+                <w:sz w:val="18"/>
+              </w:rPr>
+              <w:t xml:space="preserve">by default</w:t>
             </w:r>
           </w:p>
         </w:tc>
       </w:tr>
     </w:tbl>
-    <w:bookmarkEnd w:id="12"/>
-    <w:bookmarkStart w:id="13" w:name="circuit-breaker-retry-planned"/>
+    <w:bookmarkEnd w:id="13"/>
+    <w:bookmarkStart w:id="14" w:name="circuit-breaker-retry-planned"/>
     <w:p>
       <w:pPr>
         <w:pStyle w:val="Heading3"/>
@@ -645,8 +1287,16 @@
       <w:tblPr>
         <w:tblStyle w:val="Table"/>
         <w:tblW w:type="pct" w:w="5000"/>
-        <w:tblLayout w:type="fixed"/>
+        <w:tblLayout w:type="autofit"/>
         <w:tblLook w:firstRow="0" w:lastRow="0" w:firstColumn="0" w:lastColumn="0" w:noHBand="0" w:noVBand="0" w:val="0000"/>
+        <w:tblBorders>
+          <w:top w:val="single" w:sz="4" w:space="0" w:color="CBD5E0"/>
+          <w:left w:val="single" w:sz="4" w:space="0" w:color="CBD5E0"/>
+          <w:bottom w:val="single" w:sz="4" w:space="0" w:color="CBD5E0"/>
+          <w:right w:val="single" w:sz="4" w:space="0" w:color="CBD5E0"/>
+          <w:insideH w:val="single" w:sz="4" w:space="0" w:color="CBD5E0"/>
+          <w:insideV w:val="single" w:sz="4" w:space="0" w:color="CBD5E0"/>
+        </w:tblBorders>
       </w:tblPr>
       <w:tblGrid>
         <w:gridCol w:w="3960"/>
@@ -654,27 +1304,66 @@
       </w:tblGrid>
       <w:tr>
         <w:tc>
-          <w:tcPr/>
+          <w:tcPr>
+            <w:tcMar>
+              <w:top w:w="40" w:type="dxa"/>
+              <w:bottom w:w="40" w:type="dxa"/>
+              <w:left w:w="60" w:type="dxa"/>
+              <w:right w:w="60" w:type="dxa"/>
+            </w:tcMar>
+            <w:shd w:fill="1A365D" w:val="clear"/>
+            <w:tcMar>
+              <w:top w:w="40" w:type="dxa"/>
+              <w:bottom w:w="40" w:type="dxa"/>
+              <w:left w:w="60" w:type="dxa"/>
+              <w:right w:w="60" w:type="dxa"/>
+            </w:tcMar>
+          </w:tcPr>
           <w:p>
             <w:pPr>
               <w:pStyle w:val="Compact"/>
+              <w:spacing w:before="0" w:after="40" w:line="264" w:lineRule="auto"/>
             </w:pPr>
             <w:r>
               <w:rPr>
+                <w:rFonts w:ascii="Calibri" w:hAnsi="Calibri"/>
                 <w:b/>
                 <w:bCs/>
+                <w:color w:val="FFFFFF"/>
+                <w:sz w:val="18"/>
               </w:rPr>
               <w:t xml:space="preserve">Use</w:t>
             </w:r>
           </w:p>
         </w:tc>
         <w:tc>
-          <w:tcPr/>
+          <w:tcPr>
+            <w:tcMar>
+              <w:top w:w="40" w:type="dxa"/>
+              <w:bottom w:w="40" w:type="dxa"/>
+              <w:left w:w="60" w:type="dxa"/>
+              <w:right w:w="60" w:type="dxa"/>
+            </w:tcMar>
+            <w:shd w:fill="1A365D" w:val="clear"/>
+            <w:tcMar>
+              <w:top w:w="40" w:type="dxa"/>
+              <w:bottom w:w="40" w:type="dxa"/>
+              <w:left w:w="60" w:type="dxa"/>
+              <w:right w:w="60" w:type="dxa"/>
+            </w:tcMar>
+          </w:tcPr>
           <w:p>
             <w:pPr>
               <w:pStyle w:val="Compact"/>
+              <w:spacing w:before="0" w:after="40" w:line="264" w:lineRule="auto"/>
             </w:pPr>
             <w:r>
+              <w:rPr>
+                <w:rFonts w:ascii="Calibri" w:hAnsi="Calibri"/>
+                <w:b/>
+                <w:color w:val="FFFFFF"/>
+                <w:sz w:val="18"/>
+              </w:rPr>
               <w:t xml:space="preserve">When Kafka / email / future gateways are down, fail fast instead of blocking threads</w:t>
             </w:r>
           </w:p>
@@ -682,33 +1371,69 @@
       </w:tr>
       <w:tr>
         <w:tc>
-          <w:tcPr/>
+          <w:tcPr>
+            <w:tcMar>
+              <w:top w:w="40" w:type="dxa"/>
+              <w:bottom w:w="40" w:type="dxa"/>
+              <w:left w:w="60" w:type="dxa"/>
+              <w:right w:w="60" w:type="dxa"/>
+            </w:tcMar>
+            <w:tcMar>
+              <w:top w:w="40" w:type="dxa"/>
+              <w:bottom w:w="40" w:type="dxa"/>
+              <w:left w:w="60" w:type="dxa"/>
+              <w:right w:w="60" w:type="dxa"/>
+            </w:tcMar>
+          </w:tcPr>
           <w:p>
             <w:pPr>
               <w:pStyle w:val="Compact"/>
+              <w:spacing w:before="0" w:after="40" w:line="264" w:lineRule="auto"/>
             </w:pPr>
             <w:r>
               <w:rPr>
+                <w:rFonts w:ascii="Calibri" w:hAnsi="Calibri"/>
                 <w:b/>
                 <w:bCs/>
+                <w:sz w:val="18"/>
               </w:rPr>
               <w:t xml:space="preserve">BankOne hooks</w:t>
             </w:r>
           </w:p>
         </w:tc>
         <w:tc>
-          <w:tcPr/>
+          <w:tcPr>
+            <w:tcMar>
+              <w:top w:w="40" w:type="dxa"/>
+              <w:bottom w:w="40" w:type="dxa"/>
+              <w:left w:w="60" w:type="dxa"/>
+              <w:right w:w="60" w:type="dxa"/>
+            </w:tcMar>
+            <w:tcMar>
+              <w:top w:w="40" w:type="dxa"/>
+              <w:bottom w:w="40" w:type="dxa"/>
+              <w:left w:w="60" w:type="dxa"/>
+              <w:right w:w="60" w:type="dxa"/>
+            </w:tcMar>
+          </w:tcPr>
           <w:p>
             <w:pPr>
               <w:pStyle w:val="Compact"/>
+              <w:spacing w:before="0" w:after="40" w:line="264" w:lineRule="auto"/>
             </w:pPr>
             <w:r>
               <w:rPr>
                 <w:rStyle w:val="VerbatimChar"/>
+                <w:rFonts w:ascii="Calibri" w:hAnsi="Calibri"/>
+                <w:sz w:val="18"/>
               </w:rPr>
               <w:t xml:space="preserve">NotificationEventPublisher</w:t>
             </w:r>
             <w:r>
+              <w:rPr>
+                <w:rFonts w:ascii="Calibri" w:hAnsi="Calibri"/>
+                <w:sz w:val="18"/>
+              </w:rPr>
               <w:t xml:space="preserve">, SendGrid/SMTP, Kafka producer</w:t>
             </w:r>
           </w:p>
@@ -716,27 +1441,61 @@
       </w:tr>
       <w:tr>
         <w:tc>
-          <w:tcPr/>
+          <w:tcPr>
+            <w:tcMar>
+              <w:top w:w="40" w:type="dxa"/>
+              <w:bottom w:w="40" w:type="dxa"/>
+              <w:left w:w="60" w:type="dxa"/>
+              <w:right w:w="60" w:type="dxa"/>
+            </w:tcMar>
+            <w:tcMar>
+              <w:top w:w="40" w:type="dxa"/>
+              <w:bottom w:w="40" w:type="dxa"/>
+              <w:left w:w="60" w:type="dxa"/>
+              <w:right w:w="60" w:type="dxa"/>
+            </w:tcMar>
+          </w:tcPr>
           <w:p>
             <w:pPr>
               <w:pStyle w:val="Compact"/>
+              <w:spacing w:before="0" w:after="40" w:line="264" w:lineRule="auto"/>
             </w:pPr>
             <w:r>
               <w:rPr>
+                <w:rFonts w:ascii="Calibri" w:hAnsi="Calibri"/>
                 <w:b/>
                 <w:bCs/>
+                <w:sz w:val="18"/>
               </w:rPr>
               <w:t xml:space="preserve">Learn</w:t>
             </w:r>
           </w:p>
         </w:tc>
         <w:tc>
-          <w:tcPr/>
+          <w:tcPr>
+            <w:tcMar>
+              <w:top w:w="40" w:type="dxa"/>
+              <w:bottom w:w="40" w:type="dxa"/>
+              <w:left w:w="60" w:type="dxa"/>
+              <w:right w:w="60" w:type="dxa"/>
+            </w:tcMar>
+            <w:tcMar>
+              <w:top w:w="40" w:type="dxa"/>
+              <w:bottom w:w="40" w:type="dxa"/>
+              <w:left w:w="60" w:type="dxa"/>
+              <w:right w:w="60" w:type="dxa"/>
+            </w:tcMar>
+          </w:tcPr>
           <w:p>
             <w:pPr>
               <w:pStyle w:val="Compact"/>
+              <w:spacing w:before="0" w:after="40" w:line="264" w:lineRule="auto"/>
             </w:pPr>
             <w:r>
+              <w:rPr>
+                <w:rFonts w:ascii="Calibri" w:hAnsi="Calibri"/>
+                <w:sz w:val="18"/>
+              </w:rPr>
               <w:t xml:space="preserve">Resilience4j open / half-open / closed; timeout budgets; retry with jitter</w:t>
             </w:r>
           </w:p>
@@ -744,50 +1503,98 @@
       </w:tr>
       <w:tr>
         <w:tc>
-          <w:tcPr/>
+          <w:tcPr>
+            <w:tcMar>
+              <w:top w:w="40" w:type="dxa"/>
+              <w:bottom w:w="40" w:type="dxa"/>
+              <w:left w:w="60" w:type="dxa"/>
+              <w:right w:w="60" w:type="dxa"/>
+            </w:tcMar>
+            <w:tcMar>
+              <w:top w:w="40" w:type="dxa"/>
+              <w:bottom w:w="40" w:type="dxa"/>
+              <w:left w:w="60" w:type="dxa"/>
+              <w:right w:w="60" w:type="dxa"/>
+            </w:tcMar>
+          </w:tcPr>
           <w:p>
             <w:pPr>
               <w:pStyle w:val="Compact"/>
+              <w:spacing w:before="0" w:after="40" w:line="264" w:lineRule="auto"/>
             </w:pPr>
             <w:r>
               <w:rPr>
+                <w:rFonts w:ascii="Calibri" w:hAnsi="Calibri"/>
                 <w:b/>
                 <w:bCs/>
+                <w:sz w:val="18"/>
               </w:rPr>
               <w:t xml:space="preserve">Note</w:t>
             </w:r>
           </w:p>
         </w:tc>
         <w:tc>
-          <w:tcPr/>
+          <w:tcPr>
+            <w:tcMar>
+              <w:top w:w="40" w:type="dxa"/>
+              <w:bottom w:w="40" w:type="dxa"/>
+              <w:left w:w="60" w:type="dxa"/>
+              <w:right w:w="60" w:type="dxa"/>
+            </w:tcMar>
+            <w:tcMar>
+              <w:top w:w="40" w:type="dxa"/>
+              <w:bottom w:w="40" w:type="dxa"/>
+              <w:left w:w="60" w:type="dxa"/>
+              <w:right w:w="60" w:type="dxa"/>
+            </w:tcMar>
+          </w:tcPr>
           <w:p>
             <w:pPr>
               <w:pStyle w:val="Compact"/>
+              <w:spacing w:before="0" w:after="40" w:line="264" w:lineRule="auto"/>
             </w:pPr>
             <w:r>
+              <w:rPr>
+                <w:rFonts w:ascii="Calibri" w:hAnsi="Calibri"/>
+                <w:sz w:val="18"/>
+              </w:rPr>
               <w:t xml:space="preserve">BankOne already soft-fails Kafka locally via</w:t>
             </w:r>
             <w:r>
+              <w:rPr>
+                <w:rFonts w:ascii="Calibri" w:hAnsi="Calibri"/>
+                <w:sz w:val="18"/>
+              </w:rPr>
               <w:t xml:space="preserve"> </w:t>
             </w:r>
             <w:r>
               <w:rPr>
                 <w:rStyle w:val="VerbatimChar"/>
+                <w:rFonts w:ascii="Calibri" w:hAnsi="Calibri"/>
+                <w:sz w:val="18"/>
               </w:rPr>
               <w:t xml:space="preserve">APP_KAFKA_ENABLED</w:t>
             </w:r>
             <w:r>
+              <w:rPr>
+                <w:rFonts w:ascii="Calibri" w:hAnsi="Calibri"/>
+                <w:sz w:val="18"/>
+              </w:rPr>
               <w:t xml:space="preserve"> </w:t>
             </w:r>
             <w:r>
+              <w:rPr>
+                <w:rFonts w:ascii="Calibri" w:hAnsi="Calibri"/>
+                <w:sz w:val="18"/>
+              </w:rPr>
               <w:t xml:space="preserve">/ short block ms — circuit breaker formalizes this</w:t>
             </w:r>
           </w:p>
         </w:tc>
       </w:tr>
     </w:tbl>
-    <w:bookmarkEnd w:id="13"/>
-    <w:bookmarkStart w:id="14" w:name="Xd12354f1369c263d878a47ab97724c7dd152968"/>
+    <w:bookmarkEnd w:id="14"/>
+    <w:bookmarkStart w:id="15" w:name="Xd12354f1369c263d878a47ab97724c7dd152968"/>
     <w:p>
       <w:pPr>
         <w:pStyle w:val="Heading3"/>
@@ -800,8 +1607,16 @@
       <w:tblPr>
         <w:tblStyle w:val="Table"/>
         <w:tblW w:type="pct" w:w="5000"/>
-        <w:tblLayout w:type="fixed"/>
+        <w:tblLayout w:type="autofit"/>
         <w:tblLook w:firstRow="0" w:lastRow="0" w:firstColumn="0" w:lastColumn="0" w:noHBand="0" w:noVBand="0" w:val="0000"/>
+        <w:tblBorders>
+          <w:top w:val="single" w:sz="4" w:space="0" w:color="CBD5E0"/>
+          <w:left w:val="single" w:sz="4" w:space="0" w:color="CBD5E0"/>
+          <w:bottom w:val="single" w:sz="4" w:space="0" w:color="CBD5E0"/>
+          <w:right w:val="single" w:sz="4" w:space="0" w:color="CBD5E0"/>
+          <w:insideH w:val="single" w:sz="4" w:space="0" w:color="CBD5E0"/>
+          <w:insideV w:val="single" w:sz="4" w:space="0" w:color="CBD5E0"/>
+        </w:tblBorders>
       </w:tblPr>
       <w:tblGrid>
         <w:gridCol w:w="3960"/>
@@ -809,27 +1624,66 @@
       </w:tblGrid>
       <w:tr>
         <w:tc>
-          <w:tcPr/>
+          <w:tcPr>
+            <w:tcMar>
+              <w:top w:w="40" w:type="dxa"/>
+              <w:bottom w:w="40" w:type="dxa"/>
+              <w:left w:w="60" w:type="dxa"/>
+              <w:right w:w="60" w:type="dxa"/>
+            </w:tcMar>
+            <w:shd w:fill="1A365D" w:val="clear"/>
+            <w:tcMar>
+              <w:top w:w="40" w:type="dxa"/>
+              <w:bottom w:w="40" w:type="dxa"/>
+              <w:left w:w="60" w:type="dxa"/>
+              <w:right w:w="60" w:type="dxa"/>
+            </w:tcMar>
+          </w:tcPr>
           <w:p>
             <w:pPr>
               <w:pStyle w:val="Compact"/>
+              <w:spacing w:before="0" w:after="40" w:line="264" w:lineRule="auto"/>
             </w:pPr>
             <w:r>
               <w:rPr>
+                <w:rFonts w:ascii="Calibri" w:hAnsi="Calibri"/>
                 <w:b/>
                 <w:bCs/>
+                <w:color w:val="FFFFFF"/>
+                <w:sz w:val="18"/>
               </w:rPr>
               <w:t xml:space="preserve">Use</w:t>
             </w:r>
           </w:p>
         </w:tc>
         <w:tc>
-          <w:tcPr/>
+          <w:tcPr>
+            <w:tcMar>
+              <w:top w:w="40" w:type="dxa"/>
+              <w:bottom w:w="40" w:type="dxa"/>
+              <w:left w:w="60" w:type="dxa"/>
+              <w:right w:w="60" w:type="dxa"/>
+            </w:tcMar>
+            <w:shd w:fill="1A365D" w:val="clear"/>
+            <w:tcMar>
+              <w:top w:w="40" w:type="dxa"/>
+              <w:bottom w:w="40" w:type="dxa"/>
+              <w:left w:w="60" w:type="dxa"/>
+              <w:right w:w="60" w:type="dxa"/>
+            </w:tcMar>
+          </w:tcPr>
           <w:p>
             <w:pPr>
               <w:pStyle w:val="Compact"/>
+              <w:spacing w:before="0" w:after="40" w:line="264" w:lineRule="auto"/>
             </w:pPr>
             <w:r>
+              <w:rPr>
+                <w:rFonts w:ascii="Calibri" w:hAnsi="Calibri"/>
+                <w:b/>
+                <w:color w:val="FFFFFF"/>
+                <w:sz w:val="18"/>
+              </w:rPr>
               <w:t xml:space="preserve">Double-click / network retry must not double-post money</w:t>
             </w:r>
           </w:p>
@@ -837,27 +1691,61 @@
       </w:tr>
       <w:tr>
         <w:tc>
-          <w:tcPr/>
+          <w:tcPr>
+            <w:tcMar>
+              <w:top w:w="40" w:type="dxa"/>
+              <w:bottom w:w="40" w:type="dxa"/>
+              <w:left w:w="60" w:type="dxa"/>
+              <w:right w:w="60" w:type="dxa"/>
+            </w:tcMar>
+            <w:tcMar>
+              <w:top w:w="40" w:type="dxa"/>
+              <w:bottom w:w="40" w:type="dxa"/>
+              <w:left w:w="60" w:type="dxa"/>
+              <w:right w:w="60" w:type="dxa"/>
+            </w:tcMar>
+          </w:tcPr>
           <w:p>
             <w:pPr>
               <w:pStyle w:val="Compact"/>
+              <w:spacing w:before="0" w:after="40" w:line="264" w:lineRule="auto"/>
             </w:pPr>
             <w:r>
               <w:rPr>
+                <w:rFonts w:ascii="Calibri" w:hAnsi="Calibri"/>
                 <w:b/>
                 <w:bCs/>
+                <w:sz w:val="18"/>
               </w:rPr>
               <w:t xml:space="preserve">BankOne hooks</w:t>
             </w:r>
           </w:p>
         </w:tc>
         <w:tc>
-          <w:tcPr/>
+          <w:tcPr>
+            <w:tcMar>
+              <w:top w:w="40" w:type="dxa"/>
+              <w:bottom w:w="40" w:type="dxa"/>
+              <w:left w:w="60" w:type="dxa"/>
+              <w:right w:w="60" w:type="dxa"/>
+            </w:tcMar>
+            <w:tcMar>
+              <w:top w:w="40" w:type="dxa"/>
+              <w:bottom w:w="40" w:type="dxa"/>
+              <w:left w:w="60" w:type="dxa"/>
+              <w:right w:w="60" w:type="dxa"/>
+            </w:tcMar>
+          </w:tcPr>
           <w:p>
             <w:pPr>
               <w:pStyle w:val="Compact"/>
+              <w:spacing w:before="0" w:after="40" w:line="264" w:lineRule="auto"/>
             </w:pPr>
             <w:r>
+              <w:rPr>
+                <w:rFonts w:ascii="Calibri" w:hAnsi="Calibri"/>
+                <w:sz w:val="18"/>
+              </w:rPr>
               <w:t xml:space="preserve">Deposit, withdraw, transfer, portal transfer, approve transfer</w:t>
             </w:r>
           </w:p>
@@ -865,42 +1753,90 @@
       </w:tr>
       <w:tr>
         <w:tc>
-          <w:tcPr/>
+          <w:tcPr>
+            <w:tcMar>
+              <w:top w:w="40" w:type="dxa"/>
+              <w:bottom w:w="40" w:type="dxa"/>
+              <w:left w:w="60" w:type="dxa"/>
+              <w:right w:w="60" w:type="dxa"/>
+            </w:tcMar>
+            <w:tcMar>
+              <w:top w:w="40" w:type="dxa"/>
+              <w:bottom w:w="40" w:type="dxa"/>
+              <w:left w:w="60" w:type="dxa"/>
+              <w:right w:w="60" w:type="dxa"/>
+            </w:tcMar>
+          </w:tcPr>
           <w:p>
             <w:pPr>
               <w:pStyle w:val="Compact"/>
+              <w:spacing w:before="0" w:after="40" w:line="264" w:lineRule="auto"/>
             </w:pPr>
             <w:r>
               <w:rPr>
+                <w:rFonts w:ascii="Calibri" w:hAnsi="Calibri"/>
                 <w:b/>
                 <w:bCs/>
+                <w:sz w:val="18"/>
               </w:rPr>
               <w:t xml:space="preserve">Learn</w:t>
             </w:r>
           </w:p>
         </w:tc>
         <w:tc>
-          <w:tcPr/>
+          <w:tcPr>
+            <w:tcMar>
+              <w:top w:w="40" w:type="dxa"/>
+              <w:bottom w:w="40" w:type="dxa"/>
+              <w:left w:w="60" w:type="dxa"/>
+              <w:right w:w="60" w:type="dxa"/>
+            </w:tcMar>
+            <w:tcMar>
+              <w:top w:w="40" w:type="dxa"/>
+              <w:bottom w:w="40" w:type="dxa"/>
+              <w:left w:w="60" w:type="dxa"/>
+              <w:right w:w="60" w:type="dxa"/>
+            </w:tcMar>
+          </w:tcPr>
           <w:p>
             <w:pPr>
               <w:pStyle w:val="Compact"/>
+              <w:spacing w:before="0" w:after="40" w:line="264" w:lineRule="auto"/>
             </w:pPr>
             <w:r>
+              <w:rPr>
+                <w:rFonts w:ascii="Calibri" w:hAnsi="Calibri"/>
+                <w:sz w:val="18"/>
+              </w:rPr>
               <w:t xml:space="preserve">Client</w:t>
             </w:r>
             <w:r>
+              <w:rPr>
+                <w:rFonts w:ascii="Calibri" w:hAnsi="Calibri"/>
+                <w:sz w:val="18"/>
+              </w:rPr>
               <w:t xml:space="preserve"> </w:t>
             </w:r>
             <w:r>
               <w:rPr>
                 <w:rStyle w:val="VerbatimChar"/>
+                <w:rFonts w:ascii="Calibri" w:hAnsi="Calibri"/>
+                <w:sz w:val="18"/>
               </w:rPr>
               <w:t xml:space="preserve">Idempotency-Key</w:t>
             </w:r>
             <w:r>
+              <w:rPr>
+                <w:rFonts w:ascii="Calibri" w:hAnsi="Calibri"/>
+                <w:sz w:val="18"/>
+              </w:rPr>
               <w:t xml:space="preserve"> </w:t>
             </w:r>
             <w:r>
+              <w:rPr>
+                <w:rFonts w:ascii="Calibri" w:hAnsi="Calibri"/>
+                <w:sz w:val="18"/>
+              </w:rPr>
               <w:t xml:space="preserve">header; server store key → response; TTL</w:t>
             </w:r>
           </w:p>
@@ -908,35 +1844,69 @@
       </w:tr>
       <w:tr>
         <w:tc>
-          <w:tcPr/>
+          <w:tcPr>
+            <w:tcMar>
+              <w:top w:w="40" w:type="dxa"/>
+              <w:bottom w:w="40" w:type="dxa"/>
+              <w:left w:w="60" w:type="dxa"/>
+              <w:right w:w="60" w:type="dxa"/>
+            </w:tcMar>
+            <w:tcMar>
+              <w:top w:w="40" w:type="dxa"/>
+              <w:bottom w:w="40" w:type="dxa"/>
+              <w:left w:w="60" w:type="dxa"/>
+              <w:right w:w="60" w:type="dxa"/>
+            </w:tcMar>
+          </w:tcPr>
           <w:p>
             <w:pPr>
               <w:pStyle w:val="Compact"/>
+              <w:spacing w:before="0" w:after="40" w:line="264" w:lineRule="auto"/>
             </w:pPr>
             <w:r>
               <w:rPr>
+                <w:rFonts w:ascii="Calibri" w:hAnsi="Calibri"/>
                 <w:b/>
                 <w:bCs/>
+                <w:sz w:val="18"/>
               </w:rPr>
               <w:t xml:space="preserve">Demo</w:t>
             </w:r>
           </w:p>
         </w:tc>
         <w:tc>
-          <w:tcPr/>
+          <w:tcPr>
+            <w:tcMar>
+              <w:top w:w="40" w:type="dxa"/>
+              <w:bottom w:w="40" w:type="dxa"/>
+              <w:left w:w="60" w:type="dxa"/>
+              <w:right w:w="60" w:type="dxa"/>
+            </w:tcMar>
+            <w:tcMar>
+              <w:top w:w="40" w:type="dxa"/>
+              <w:bottom w:w="40" w:type="dxa"/>
+              <w:left w:w="60" w:type="dxa"/>
+              <w:right w:w="60" w:type="dxa"/>
+            </w:tcMar>
+          </w:tcPr>
           <w:p>
             <w:pPr>
               <w:pStyle w:val="Compact"/>
+              <w:spacing w:before="0" w:after="40" w:line="264" w:lineRule="auto"/>
             </w:pPr>
             <w:r>
+              <w:rPr>
+                <w:rFonts w:ascii="Calibri" w:hAnsi="Calibri"/>
+                <w:sz w:val="18"/>
+              </w:rPr>
               <w:t xml:space="preserve">Same key twice → same result, one ledger row</w:t>
             </w:r>
           </w:p>
         </w:tc>
       </w:tr>
     </w:tbl>
-    <w:bookmarkEnd w:id="14"/>
-    <w:bookmarkStart w:id="15" w:name="transactional-outbox-planned"/>
+    <w:bookmarkEnd w:id="15"/>
+    <w:bookmarkStart w:id="16" w:name="transactional-outbox-planned"/>
     <w:p>
       <w:pPr>
         <w:pStyle w:val="Heading3"/>
@@ -949,8 +1919,16 @@
       <w:tblPr>
         <w:tblStyle w:val="Table"/>
         <w:tblW w:type="pct" w:w="5000"/>
-        <w:tblLayout w:type="fixed"/>
+        <w:tblLayout w:type="autofit"/>
         <w:tblLook w:firstRow="0" w:lastRow="0" w:firstColumn="0" w:lastColumn="0" w:noHBand="0" w:noVBand="0" w:val="0000"/>
+        <w:tblBorders>
+          <w:top w:val="single" w:sz="4" w:space="0" w:color="CBD5E0"/>
+          <w:left w:val="single" w:sz="4" w:space="0" w:color="CBD5E0"/>
+          <w:bottom w:val="single" w:sz="4" w:space="0" w:color="CBD5E0"/>
+          <w:right w:val="single" w:sz="4" w:space="0" w:color="CBD5E0"/>
+          <w:insideH w:val="single" w:sz="4" w:space="0" w:color="CBD5E0"/>
+          <w:insideV w:val="single" w:sz="4" w:space="0" w:color="CBD5E0"/>
+        </w:tblBorders>
       </w:tblPr>
       <w:tblGrid>
         <w:gridCol w:w="3960"/>
@@ -958,27 +1936,66 @@
       </w:tblGrid>
       <w:tr>
         <w:tc>
-          <w:tcPr/>
+          <w:tcPr>
+            <w:tcMar>
+              <w:top w:w="40" w:type="dxa"/>
+              <w:bottom w:w="40" w:type="dxa"/>
+              <w:left w:w="60" w:type="dxa"/>
+              <w:right w:w="60" w:type="dxa"/>
+            </w:tcMar>
+            <w:shd w:fill="1A365D" w:val="clear"/>
+            <w:tcMar>
+              <w:top w:w="40" w:type="dxa"/>
+              <w:bottom w:w="40" w:type="dxa"/>
+              <w:left w:w="60" w:type="dxa"/>
+              <w:right w:w="60" w:type="dxa"/>
+            </w:tcMar>
+          </w:tcPr>
           <w:p>
             <w:pPr>
               <w:pStyle w:val="Compact"/>
+              <w:spacing w:before="0" w:after="40" w:line="264" w:lineRule="auto"/>
             </w:pPr>
             <w:r>
               <w:rPr>
+                <w:rFonts w:ascii="Calibri" w:hAnsi="Calibri"/>
                 <w:b/>
                 <w:bCs/>
+                <w:color w:val="FFFFFF"/>
+                <w:sz w:val="18"/>
               </w:rPr>
               <w:t xml:space="preserve">Use</w:t>
             </w:r>
           </w:p>
         </w:tc>
         <w:tc>
-          <w:tcPr/>
+          <w:tcPr>
+            <w:tcMar>
+              <w:top w:w="40" w:type="dxa"/>
+              <w:bottom w:w="40" w:type="dxa"/>
+              <w:left w:w="60" w:type="dxa"/>
+              <w:right w:w="60" w:type="dxa"/>
+            </w:tcMar>
+            <w:shd w:fill="1A365D" w:val="clear"/>
+            <w:tcMar>
+              <w:top w:w="40" w:type="dxa"/>
+              <w:bottom w:w="40" w:type="dxa"/>
+              <w:left w:w="60" w:type="dxa"/>
+              <w:right w:w="60" w:type="dxa"/>
+            </w:tcMar>
+          </w:tcPr>
           <w:p>
             <w:pPr>
               <w:pStyle w:val="Compact"/>
+              <w:spacing w:before="0" w:after="40" w:line="264" w:lineRule="auto"/>
             </w:pPr>
             <w:r>
+              <w:rPr>
+                <w:rFonts w:ascii="Calibri" w:hAnsi="Calibri"/>
+                <w:b/>
+                <w:color w:val="FFFFFF"/>
+                <w:sz w:val="18"/>
+              </w:rPr>
               <w:t xml:space="preserve">Persist “notify later” in the same DB transaction as the money change</w:t>
             </w:r>
           </w:p>
@@ -986,27 +2003,61 @@
       </w:tr>
       <w:tr>
         <w:tc>
-          <w:tcPr/>
+          <w:tcPr>
+            <w:tcMar>
+              <w:top w:w="40" w:type="dxa"/>
+              <w:bottom w:w="40" w:type="dxa"/>
+              <w:left w:w="60" w:type="dxa"/>
+              <w:right w:w="60" w:type="dxa"/>
+            </w:tcMar>
+            <w:tcMar>
+              <w:top w:w="40" w:type="dxa"/>
+              <w:bottom w:w="40" w:type="dxa"/>
+              <w:left w:w="60" w:type="dxa"/>
+              <w:right w:w="60" w:type="dxa"/>
+            </w:tcMar>
+          </w:tcPr>
           <w:p>
             <w:pPr>
               <w:pStyle w:val="Compact"/>
+              <w:spacing w:before="0" w:after="40" w:line="264" w:lineRule="auto"/>
             </w:pPr>
             <w:r>
               <w:rPr>
+                <w:rFonts w:ascii="Calibri" w:hAnsi="Calibri"/>
                 <w:b/>
                 <w:bCs/>
+                <w:sz w:val="18"/>
               </w:rPr>
               <w:t xml:space="preserve">BankOne hooks</w:t>
             </w:r>
           </w:p>
         </w:tc>
         <w:tc>
-          <w:tcPr/>
+          <w:tcPr>
+            <w:tcMar>
+              <w:top w:w="40" w:type="dxa"/>
+              <w:bottom w:w="40" w:type="dxa"/>
+              <w:left w:w="60" w:type="dxa"/>
+              <w:right w:w="60" w:type="dxa"/>
+            </w:tcMar>
+            <w:tcMar>
+              <w:top w:w="40" w:type="dxa"/>
+              <w:bottom w:w="40" w:type="dxa"/>
+              <w:left w:w="60" w:type="dxa"/>
+              <w:right w:w="60" w:type="dxa"/>
+            </w:tcMar>
+          </w:tcPr>
           <w:p>
             <w:pPr>
               <w:pStyle w:val="Compact"/>
+              <w:spacing w:before="0" w:after="40" w:line="264" w:lineRule="auto"/>
             </w:pPr>
             <w:r>
+              <w:rPr>
+                <w:rFonts w:ascii="Calibri" w:hAnsi="Calibri"/>
+                <w:sz w:val="18"/>
+              </w:rPr>
               <w:t xml:space="preserve">Account open / deposit / transfer → notification</w:t>
             </w:r>
           </w:p>
@@ -1014,27 +2065,61 @@
       </w:tr>
       <w:tr>
         <w:tc>
-          <w:tcPr/>
+          <w:tcPr>
+            <w:tcMar>
+              <w:top w:w="40" w:type="dxa"/>
+              <w:bottom w:w="40" w:type="dxa"/>
+              <w:left w:w="60" w:type="dxa"/>
+              <w:right w:w="60" w:type="dxa"/>
+            </w:tcMar>
+            <w:tcMar>
+              <w:top w:w="40" w:type="dxa"/>
+              <w:bottom w:w="40" w:type="dxa"/>
+              <w:left w:w="60" w:type="dxa"/>
+              <w:right w:w="60" w:type="dxa"/>
+            </w:tcMar>
+          </w:tcPr>
           <w:p>
             <w:pPr>
               <w:pStyle w:val="Compact"/>
+              <w:spacing w:before="0" w:after="40" w:line="264" w:lineRule="auto"/>
             </w:pPr>
             <w:r>
               <w:rPr>
+                <w:rFonts w:ascii="Calibri" w:hAnsi="Calibri"/>
                 <w:b/>
                 <w:bCs/>
+                <w:sz w:val="18"/>
               </w:rPr>
               <w:t xml:space="preserve">Learn</w:t>
             </w:r>
           </w:p>
         </w:tc>
         <w:tc>
-          <w:tcPr/>
+          <w:tcPr>
+            <w:tcMar>
+              <w:top w:w="40" w:type="dxa"/>
+              <w:bottom w:w="40" w:type="dxa"/>
+              <w:left w:w="60" w:type="dxa"/>
+              <w:right w:w="60" w:type="dxa"/>
+            </w:tcMar>
+            <w:tcMar>
+              <w:top w:w="40" w:type="dxa"/>
+              <w:bottom w:w="40" w:type="dxa"/>
+              <w:left w:w="60" w:type="dxa"/>
+              <w:right w:w="60" w:type="dxa"/>
+            </w:tcMar>
+          </w:tcPr>
           <w:p>
             <w:pPr>
               <w:pStyle w:val="Compact"/>
+              <w:spacing w:before="0" w:after="40" w:line="264" w:lineRule="auto"/>
             </w:pPr>
             <w:r>
+              <w:rPr>
+                <w:rFonts w:ascii="Calibri" w:hAnsi="Calibri"/>
+                <w:sz w:val="18"/>
+              </w:rPr>
               <w:t xml:space="preserve">Outbox table + poller/CDC → Kafka; at-least-once with consumer idempotency</w:t>
             </w:r>
           </w:p>
@@ -1042,35 +2127,69 @@
       </w:tr>
       <w:tr>
         <w:tc>
-          <w:tcPr/>
+          <w:tcPr>
+            <w:tcMar>
+              <w:top w:w="40" w:type="dxa"/>
+              <w:bottom w:w="40" w:type="dxa"/>
+              <w:left w:w="60" w:type="dxa"/>
+              <w:right w:w="60" w:type="dxa"/>
+            </w:tcMar>
+            <w:tcMar>
+              <w:top w:w="40" w:type="dxa"/>
+              <w:bottom w:w="40" w:type="dxa"/>
+              <w:left w:w="60" w:type="dxa"/>
+              <w:right w:w="60" w:type="dxa"/>
+            </w:tcMar>
+          </w:tcPr>
           <w:p>
             <w:pPr>
               <w:pStyle w:val="Compact"/>
+              <w:spacing w:before="0" w:after="40" w:line="264" w:lineRule="auto"/>
             </w:pPr>
             <w:r>
               <w:rPr>
+                <w:rFonts w:ascii="Calibri" w:hAnsi="Calibri"/>
                 <w:b/>
                 <w:bCs/>
+                <w:sz w:val="18"/>
               </w:rPr>
               <w:t xml:space="preserve">Why</w:t>
             </w:r>
           </w:p>
         </w:tc>
         <w:tc>
-          <w:tcPr/>
+          <w:tcPr>
+            <w:tcMar>
+              <w:top w:w="40" w:type="dxa"/>
+              <w:bottom w:w="40" w:type="dxa"/>
+              <w:left w:w="60" w:type="dxa"/>
+              <w:right w:w="60" w:type="dxa"/>
+            </w:tcMar>
+            <w:tcMar>
+              <w:top w:w="40" w:type="dxa"/>
+              <w:bottom w:w="40" w:type="dxa"/>
+              <w:left w:w="60" w:type="dxa"/>
+              <w:right w:w="60" w:type="dxa"/>
+            </w:tcMar>
+          </w:tcPr>
           <w:p>
             <w:pPr>
               <w:pStyle w:val="Compact"/>
+              <w:spacing w:before="0" w:after="40" w:line="264" w:lineRule="auto"/>
             </w:pPr>
             <w:r>
+              <w:rPr>
+                <w:rFonts w:ascii="Calibri" w:hAnsi="Calibri"/>
+                <w:sz w:val="18"/>
+              </w:rPr>
               <w:t xml:space="preserve">Avoid “balance updated but email never queued” races</w:t>
             </w:r>
           </w:p>
         </w:tc>
       </w:tr>
     </w:tbl>
-    <w:bookmarkEnd w:id="15"/>
-    <w:bookmarkStart w:id="16" w:name="api-versioning-feature-flags-planned"/>
+    <w:bookmarkEnd w:id="16"/>
+    <w:bookmarkStart w:id="17" w:name="api-versioning-feature-flags-planned"/>
     <w:p>
       <w:pPr>
         <w:pStyle w:val="Heading3"/>
@@ -1083,8 +2202,16 @@
       <w:tblPr>
         <w:tblStyle w:val="Table"/>
         <w:tblW w:type="pct" w:w="5000"/>
-        <w:tblLayout w:type="fixed"/>
+        <w:tblLayout w:type="autofit"/>
         <w:tblLook w:firstRow="0" w:lastRow="0" w:firstColumn="0" w:lastColumn="0" w:noHBand="0" w:noVBand="0" w:val="0000"/>
+        <w:tblBorders>
+          <w:top w:val="single" w:sz="4" w:space="0" w:color="CBD5E0"/>
+          <w:left w:val="single" w:sz="4" w:space="0" w:color="CBD5E0"/>
+          <w:bottom w:val="single" w:sz="4" w:space="0" w:color="CBD5E0"/>
+          <w:right w:val="single" w:sz="4" w:space="0" w:color="CBD5E0"/>
+          <w:insideH w:val="single" w:sz="4" w:space="0" w:color="CBD5E0"/>
+          <w:insideV w:val="single" w:sz="4" w:space="0" w:color="CBD5E0"/>
+        </w:tblBorders>
       </w:tblPr>
       <w:tblGrid>
         <w:gridCol w:w="3960"/>
@@ -1092,27 +2219,66 @@
       </w:tblGrid>
       <w:tr>
         <w:tc>
-          <w:tcPr/>
+          <w:tcPr>
+            <w:tcMar>
+              <w:top w:w="40" w:type="dxa"/>
+              <w:bottom w:w="40" w:type="dxa"/>
+              <w:left w:w="60" w:type="dxa"/>
+              <w:right w:w="60" w:type="dxa"/>
+            </w:tcMar>
+            <w:shd w:fill="1A365D" w:val="clear"/>
+            <w:tcMar>
+              <w:top w:w="40" w:type="dxa"/>
+              <w:bottom w:w="40" w:type="dxa"/>
+              <w:left w:w="60" w:type="dxa"/>
+              <w:right w:w="60" w:type="dxa"/>
+            </w:tcMar>
+          </w:tcPr>
           <w:p>
             <w:pPr>
               <w:pStyle w:val="Compact"/>
+              <w:spacing w:before="0" w:after="40" w:line="264" w:lineRule="auto"/>
             </w:pPr>
             <w:r>
               <w:rPr>
+                <w:rFonts w:ascii="Calibri" w:hAnsi="Calibri"/>
                 <w:b/>
                 <w:bCs/>
+                <w:color w:val="FFFFFF"/>
+                <w:sz w:val="18"/>
               </w:rPr>
               <w:t xml:space="preserve">Use</w:t>
             </w:r>
           </w:p>
         </w:tc>
         <w:tc>
-          <w:tcPr/>
+          <w:tcPr>
+            <w:tcMar>
+              <w:top w:w="40" w:type="dxa"/>
+              <w:bottom w:w="40" w:type="dxa"/>
+              <w:left w:w="60" w:type="dxa"/>
+              <w:right w:w="60" w:type="dxa"/>
+            </w:tcMar>
+            <w:shd w:fill="1A365D" w:val="clear"/>
+            <w:tcMar>
+              <w:top w:w="40" w:type="dxa"/>
+              <w:bottom w:w="40" w:type="dxa"/>
+              <w:left w:w="60" w:type="dxa"/>
+              <w:right w:w="60" w:type="dxa"/>
+            </w:tcMar>
+          </w:tcPr>
           <w:p>
             <w:pPr>
               <w:pStyle w:val="Compact"/>
+              <w:spacing w:before="0" w:after="40" w:line="264" w:lineRule="auto"/>
             </w:pPr>
             <w:r>
+              <w:rPr>
+                <w:rFonts w:ascii="Calibri" w:hAnsi="Calibri"/>
+                <w:b/>
+                <w:color w:val="FFFFFF"/>
+                <w:sz w:val="18"/>
+              </w:rPr>
               <w:t xml:space="preserve">Evolve contracts and roll out features without breaking Angular</w:t>
             </w:r>
           </w:p>
@@ -1120,36 +2286,76 @@
       </w:tr>
       <w:tr>
         <w:tc>
-          <w:tcPr/>
+          <w:tcPr>
+            <w:tcMar>
+              <w:top w:w="40" w:type="dxa"/>
+              <w:bottom w:w="40" w:type="dxa"/>
+              <w:left w:w="60" w:type="dxa"/>
+              <w:right w:w="60" w:type="dxa"/>
+            </w:tcMar>
+            <w:tcMar>
+              <w:top w:w="40" w:type="dxa"/>
+              <w:bottom w:w="40" w:type="dxa"/>
+              <w:left w:w="60" w:type="dxa"/>
+              <w:right w:w="60" w:type="dxa"/>
+            </w:tcMar>
+          </w:tcPr>
           <w:p>
             <w:pPr>
               <w:pStyle w:val="Compact"/>
+              <w:spacing w:before="0" w:after="40" w:line="264" w:lineRule="auto"/>
             </w:pPr>
             <w:r>
               <w:rPr>
+                <w:rFonts w:ascii="Calibri" w:hAnsi="Calibri"/>
                 <w:b/>
                 <w:bCs/>
+                <w:sz w:val="18"/>
               </w:rPr>
               <w:t xml:space="preserve">BankOne hooks</w:t>
             </w:r>
           </w:p>
         </w:tc>
         <w:tc>
-          <w:tcPr/>
+          <w:tcPr>
+            <w:tcMar>
+              <w:top w:w="40" w:type="dxa"/>
+              <w:bottom w:w="40" w:type="dxa"/>
+              <w:left w:w="60" w:type="dxa"/>
+              <w:right w:w="60" w:type="dxa"/>
+            </w:tcMar>
+            <w:tcMar>
+              <w:top w:w="40" w:type="dxa"/>
+              <w:bottom w:w="40" w:type="dxa"/>
+              <w:left w:w="60" w:type="dxa"/>
+              <w:right w:w="60" w:type="dxa"/>
+            </w:tcMar>
+          </w:tcPr>
           <w:p>
             <w:pPr>
               <w:pStyle w:val="Compact"/>
+              <w:spacing w:before="0" w:after="40" w:line="264" w:lineRule="auto"/>
             </w:pPr>
             <w:r>
               <w:rPr>
                 <w:rStyle w:val="VerbatimChar"/>
+                <w:rFonts w:ascii="Calibri" w:hAnsi="Calibri"/>
+                <w:sz w:val="18"/>
               </w:rPr>
               <w:t xml:space="preserve">/v1/...</w:t>
             </w:r>
             <w:r>
+              <w:rPr>
+                <w:rFonts w:ascii="Calibri" w:hAnsi="Calibri"/>
+                <w:sz w:val="18"/>
+              </w:rPr>
               <w:t xml:space="preserve"> </w:t>
             </w:r>
             <w:r>
+              <w:rPr>
+                <w:rFonts w:ascii="Calibri" w:hAnsi="Calibri"/>
+                <w:sz w:val="18"/>
+              </w:rPr>
               <w:t xml:space="preserve">paths; flags for PDF reports, new approval rules</w:t>
             </w:r>
           </w:p>
@@ -1157,35 +2363,69 @@
       </w:tr>
       <w:tr>
         <w:tc>
-          <w:tcPr/>
+          <w:tcPr>
+            <w:tcMar>
+              <w:top w:w="40" w:type="dxa"/>
+              <w:bottom w:w="40" w:type="dxa"/>
+              <w:left w:w="60" w:type="dxa"/>
+              <w:right w:w="60" w:type="dxa"/>
+            </w:tcMar>
+            <w:tcMar>
+              <w:top w:w="40" w:type="dxa"/>
+              <w:bottom w:w="40" w:type="dxa"/>
+              <w:left w:w="60" w:type="dxa"/>
+              <w:right w:w="60" w:type="dxa"/>
+            </w:tcMar>
+          </w:tcPr>
           <w:p>
             <w:pPr>
               <w:pStyle w:val="Compact"/>
+              <w:spacing w:before="0" w:after="40" w:line="264" w:lineRule="auto"/>
             </w:pPr>
             <w:r>
               <w:rPr>
+                <w:rFonts w:ascii="Calibri" w:hAnsi="Calibri"/>
                 <w:b/>
                 <w:bCs/>
+                <w:sz w:val="18"/>
               </w:rPr>
               <w:t xml:space="preserve">Learn</w:t>
             </w:r>
           </w:p>
         </w:tc>
         <w:tc>
-          <w:tcPr/>
+          <w:tcPr>
+            <w:tcMar>
+              <w:top w:w="40" w:type="dxa"/>
+              <w:bottom w:w="40" w:type="dxa"/>
+              <w:left w:w="60" w:type="dxa"/>
+              <w:right w:w="60" w:type="dxa"/>
+            </w:tcMar>
+            <w:tcMar>
+              <w:top w:w="40" w:type="dxa"/>
+              <w:bottom w:w="40" w:type="dxa"/>
+              <w:left w:w="60" w:type="dxa"/>
+              <w:right w:w="60" w:type="dxa"/>
+            </w:tcMar>
+          </w:tcPr>
           <w:p>
             <w:pPr>
               <w:pStyle w:val="Compact"/>
+              <w:spacing w:before="0" w:after="40" w:line="264" w:lineRule="auto"/>
             </w:pPr>
             <w:r>
+              <w:rPr>
+                <w:rFonts w:ascii="Calibri" w:hAnsi="Calibri"/>
+                <w:sz w:val="18"/>
+              </w:rPr>
               <w:t xml:space="preserve">URL vs header versioning; flag stores; gradual rollout</w:t>
             </w:r>
           </w:p>
         </w:tc>
       </w:tr>
     </w:tbl>
-    <w:bookmarkEnd w:id="16"/>
-    <w:bookmarkStart w:id="17" w:name="sharding-lab-only-later"/>
+    <w:bookmarkEnd w:id="17"/>
+    <w:bookmarkStart w:id="18" w:name="sharding-lab-only-later"/>
     <w:p>
       <w:pPr>
         <w:pStyle w:val="Heading3"/>
@@ -1198,8 +2438,16 @@
       <w:tblPr>
         <w:tblStyle w:val="Table"/>
         <w:tblW w:type="pct" w:w="5000"/>
-        <w:tblLayout w:type="fixed"/>
+        <w:tblLayout w:type="autofit"/>
         <w:tblLook w:firstRow="0" w:lastRow="0" w:firstColumn="0" w:lastColumn="0" w:noHBand="0" w:noVBand="0" w:val="0000"/>
+        <w:tblBorders>
+          <w:top w:val="single" w:sz="4" w:space="0" w:color="CBD5E0"/>
+          <w:left w:val="single" w:sz="4" w:space="0" w:color="CBD5E0"/>
+          <w:bottom w:val="single" w:sz="4" w:space="0" w:color="CBD5E0"/>
+          <w:right w:val="single" w:sz="4" w:space="0" w:color="CBD5E0"/>
+          <w:insideH w:val="single" w:sz="4" w:space="0" w:color="CBD5E0"/>
+          <w:insideV w:val="single" w:sz="4" w:space="0" w:color="CBD5E0"/>
+        </w:tblBorders>
       </w:tblPr>
       <w:tblGrid>
         <w:gridCol w:w="3960"/>
@@ -1207,27 +2455,66 @@
       </w:tblGrid>
       <w:tr>
         <w:tc>
-          <w:tcPr/>
+          <w:tcPr>
+            <w:tcMar>
+              <w:top w:w="40" w:type="dxa"/>
+              <w:bottom w:w="40" w:type="dxa"/>
+              <w:left w:w="60" w:type="dxa"/>
+              <w:right w:w="60" w:type="dxa"/>
+            </w:tcMar>
+            <w:shd w:fill="1A365D" w:val="clear"/>
+            <w:tcMar>
+              <w:top w:w="40" w:type="dxa"/>
+              <w:bottom w:w="40" w:type="dxa"/>
+              <w:left w:w="60" w:type="dxa"/>
+              <w:right w:w="60" w:type="dxa"/>
+            </w:tcMar>
+          </w:tcPr>
           <w:p>
             <w:pPr>
               <w:pStyle w:val="Compact"/>
+              <w:spacing w:before="0" w:after="40" w:line="264" w:lineRule="auto"/>
             </w:pPr>
             <w:r>
               <w:rPr>
+                <w:rFonts w:ascii="Calibri" w:hAnsi="Calibri"/>
                 <w:b/>
                 <w:bCs/>
+                <w:color w:val="FFFFFF"/>
+                <w:sz w:val="18"/>
               </w:rPr>
               <w:t xml:space="preserve">Use</w:t>
             </w:r>
           </w:p>
         </w:tc>
         <w:tc>
-          <w:tcPr/>
+          <w:tcPr>
+            <w:tcMar>
+              <w:top w:w="40" w:type="dxa"/>
+              <w:bottom w:w="40" w:type="dxa"/>
+              <w:left w:w="60" w:type="dxa"/>
+              <w:right w:w="60" w:type="dxa"/>
+            </w:tcMar>
+            <w:shd w:fill="1A365D" w:val="clear"/>
+            <w:tcMar>
+              <w:top w:w="40" w:type="dxa"/>
+              <w:bottom w:w="40" w:type="dxa"/>
+              <w:left w:w="60" w:type="dxa"/>
+              <w:right w:w="60" w:type="dxa"/>
+            </w:tcMar>
+          </w:tcPr>
           <w:p>
             <w:pPr>
               <w:pStyle w:val="Compact"/>
+              <w:spacing w:before="0" w:after="40" w:line="264" w:lineRule="auto"/>
             </w:pPr>
             <w:r>
+              <w:rPr>
+                <w:rFonts w:ascii="Calibri" w:hAnsi="Calibri"/>
+                <w:b/>
+                <w:color w:val="FFFFFF"/>
+                <w:sz w:val="18"/>
+              </w:rPr>
               <w:t xml:space="preserve">Split data across DBs when one Postgres cannot hold/serve all customers</w:t>
             </w:r>
           </w:p>
@@ -1235,57 +2522,119 @@
       </w:tr>
       <w:tr>
         <w:tc>
-          <w:tcPr/>
+          <w:tcPr>
+            <w:tcMar>
+              <w:top w:w="40" w:type="dxa"/>
+              <w:bottom w:w="40" w:type="dxa"/>
+              <w:left w:w="60" w:type="dxa"/>
+              <w:right w:w="60" w:type="dxa"/>
+            </w:tcMar>
+            <w:tcMar>
+              <w:top w:w="40" w:type="dxa"/>
+              <w:bottom w:w="40" w:type="dxa"/>
+              <w:left w:w="60" w:type="dxa"/>
+              <w:right w:w="60" w:type="dxa"/>
+            </w:tcMar>
+          </w:tcPr>
           <w:p>
             <w:pPr>
               <w:pStyle w:val="Compact"/>
+              <w:spacing w:before="0" w:after="40" w:line="264" w:lineRule="auto"/>
             </w:pPr>
             <w:r>
               <w:rPr>
+                <w:rFonts w:ascii="Calibri" w:hAnsi="Calibri"/>
                 <w:b/>
                 <w:bCs/>
+                <w:sz w:val="18"/>
               </w:rPr>
               <w:t xml:space="preserve">BankOne approach</w:t>
             </w:r>
           </w:p>
         </w:tc>
         <w:tc>
-          <w:tcPr/>
+          <w:tcPr>
+            <w:tcMar>
+              <w:top w:w="40" w:type="dxa"/>
+              <w:bottom w:w="40" w:type="dxa"/>
+              <w:left w:w="60" w:type="dxa"/>
+              <w:right w:w="60" w:type="dxa"/>
+            </w:tcMar>
+            <w:tcMar>
+              <w:top w:w="40" w:type="dxa"/>
+              <w:bottom w:w="40" w:type="dxa"/>
+              <w:left w:w="60" w:type="dxa"/>
+              <w:right w:w="60" w:type="dxa"/>
+            </w:tcMar>
+          </w:tcPr>
           <w:p>
             <w:pPr>
               <w:pStyle w:val="Compact"/>
+              <w:spacing w:before="0" w:after="40" w:line="264" w:lineRule="auto"/>
             </w:pPr>
             <w:r>
+              <w:rPr>
+                <w:rFonts w:ascii="Calibri" w:hAnsi="Calibri"/>
+                <w:sz w:val="18"/>
+              </w:rPr>
               <w:t xml:space="preserve">Design</w:t>
             </w:r>
             <w:r>
+              <w:rPr>
+                <w:rFonts w:ascii="Calibri" w:hAnsi="Calibri"/>
+                <w:sz w:val="18"/>
+              </w:rPr>
               <w:t xml:space="preserve"> </w:t>
             </w:r>
             <w:r>
               <w:rPr>
                 <w:rStyle w:val="VerbatimChar"/>
+                <w:rFonts w:ascii="Calibri" w:hAnsi="Calibri"/>
+                <w:sz w:val="18"/>
               </w:rPr>
               <w:t xml:space="preserve">ShardRouter</w:t>
             </w:r>
             <w:r>
+              <w:rPr>
+                <w:rFonts w:ascii="Calibri" w:hAnsi="Calibri"/>
+                <w:sz w:val="18"/>
+              </w:rPr>
               <w:t xml:space="preserve"> </w:t>
             </w:r>
             <w:r>
+              <w:rPr>
+                <w:rFonts w:ascii="Calibri" w:hAnsi="Calibri"/>
+                <w:sz w:val="18"/>
+              </w:rPr>
               <w:t xml:space="preserve">by</w:t>
             </w:r>
             <w:r>
+              <w:rPr>
+                <w:rFonts w:ascii="Calibri" w:hAnsi="Calibri"/>
+                <w:sz w:val="18"/>
+              </w:rPr>
               <w:t xml:space="preserve"> </w:t>
             </w:r>
             <w:r>
               <w:rPr>
                 <w:rStyle w:val="VerbatimChar"/>
+                <w:rFonts w:ascii="Calibri" w:hAnsi="Calibri"/>
+                <w:sz w:val="18"/>
               </w:rPr>
               <w:t xml:space="preserve">customerId % N</w:t>
             </w:r>
             <w:r>
+              <w:rPr>
+                <w:rFonts w:ascii="Calibri" w:hAnsi="Calibri"/>
+                <w:sz w:val="18"/>
+              </w:rPr>
               <w:t xml:space="preserve"> </w:t>
             </w:r>
             <w:r>
+              <w:rPr>
+                <w:rFonts w:ascii="Calibri" w:hAnsi="Calibri"/>
+                <w:sz w:val="18"/>
+              </w:rPr>
               <w:t xml:space="preserve">first; still one DB until needed</w:t>
             </w:r>
           </w:p>
@@ -1293,43 +2642,91 @@
       </w:tr>
       <w:tr>
         <w:tc>
-          <w:tcPr/>
+          <w:tcPr>
+            <w:tcMar>
+              <w:top w:w="40" w:type="dxa"/>
+              <w:bottom w:w="40" w:type="dxa"/>
+              <w:left w:w="60" w:type="dxa"/>
+              <w:right w:w="60" w:type="dxa"/>
+            </w:tcMar>
+            <w:tcMar>
+              <w:top w:w="40" w:type="dxa"/>
+              <w:bottom w:w="40" w:type="dxa"/>
+              <w:left w:w="60" w:type="dxa"/>
+              <w:right w:w="60" w:type="dxa"/>
+            </w:tcMar>
+          </w:tcPr>
           <w:p>
             <w:pPr>
               <w:pStyle w:val="Compact"/>
+              <w:spacing w:before="0" w:after="40" w:line="264" w:lineRule="auto"/>
             </w:pPr>
             <w:r>
               <w:rPr>
+                <w:rFonts w:ascii="Calibri" w:hAnsi="Calibri"/>
                 <w:b/>
                 <w:bCs/>
+                <w:sz w:val="18"/>
               </w:rPr>
               <w:t xml:space="preserve">Hard part</w:t>
             </w:r>
           </w:p>
         </w:tc>
         <w:tc>
-          <w:tcPr/>
+          <w:tcPr>
+            <w:tcMar>
+              <w:top w:w="40" w:type="dxa"/>
+              <w:bottom w:w="40" w:type="dxa"/>
+              <w:left w:w="60" w:type="dxa"/>
+              <w:right w:w="60" w:type="dxa"/>
+            </w:tcMar>
+            <w:tcMar>
+              <w:top w:w="40" w:type="dxa"/>
+              <w:bottom w:w="40" w:type="dxa"/>
+              <w:left w:w="60" w:type="dxa"/>
+              <w:right w:w="60" w:type="dxa"/>
+            </w:tcMar>
+          </w:tcPr>
           <w:p>
             <w:pPr>
               <w:pStyle w:val="Compact"/>
+              <w:spacing w:before="0" w:after="40" w:line="264" w:lineRule="auto"/>
             </w:pPr>
             <w:r>
+              <w:rPr>
+                <w:rFonts w:ascii="Calibri" w:hAnsi="Calibri"/>
+                <w:sz w:val="18"/>
+              </w:rPr>
               <w:t xml:space="preserve">Cross-shard transfers (distributed consistency) — do</w:t>
             </w:r>
             <w:r>
+              <w:rPr>
+                <w:rFonts w:ascii="Calibri" w:hAnsi="Calibri"/>
+                <w:sz w:val="18"/>
+              </w:rPr>
               <w:t xml:space="preserve"> </w:t>
             </w:r>
             <w:r>
               <w:rPr>
+                <w:rFonts w:ascii="Calibri" w:hAnsi="Calibri"/>
                 <w:b/>
                 <w:bCs/>
+                <w:sz w:val="18"/>
               </w:rPr>
               <w:t xml:space="preserve">not</w:t>
             </w:r>
             <w:r>
+              <w:rPr>
+                <w:rFonts w:ascii="Calibri" w:hAnsi="Calibri"/>
+                <w:sz w:val="18"/>
+              </w:rPr>
               <w:t xml:space="preserve"> </w:t>
             </w:r>
             <w:r>
+              <w:rPr>
+                <w:rFonts w:ascii="Calibri" w:hAnsi="Calibri"/>
+                <w:sz w:val="18"/>
+              </w:rPr>
               <w:t xml:space="preserve">start here</w:t>
             </w:r>
           </w:p>
@@ -1337,27 +2734,61 @@
       </w:tr>
       <w:tr>
         <w:tc>
-          <w:tcPr/>
+          <w:tcPr>
+            <w:tcMar>
+              <w:top w:w="40" w:type="dxa"/>
+              <w:bottom w:w="40" w:type="dxa"/>
+              <w:left w:w="60" w:type="dxa"/>
+              <w:right w:w="60" w:type="dxa"/>
+            </w:tcMar>
+            <w:tcMar>
+              <w:top w:w="40" w:type="dxa"/>
+              <w:bottom w:w="40" w:type="dxa"/>
+              <w:left w:w="60" w:type="dxa"/>
+              <w:right w:w="60" w:type="dxa"/>
+            </w:tcMar>
+          </w:tcPr>
           <w:p>
             <w:pPr>
               <w:pStyle w:val="Compact"/>
+              <w:spacing w:before="0" w:after="40" w:line="264" w:lineRule="auto"/>
             </w:pPr>
             <w:r>
               <w:rPr>
+                <w:rFonts w:ascii="Calibri" w:hAnsi="Calibri"/>
                 <w:b/>
                 <w:bCs/>
+                <w:sz w:val="18"/>
               </w:rPr>
               <w:t xml:space="preserve">Earlier alternative</w:t>
             </w:r>
           </w:p>
         </w:tc>
         <w:tc>
-          <w:tcPr/>
+          <w:tcPr>
+            <w:tcMar>
+              <w:top w:w="40" w:type="dxa"/>
+              <w:bottom w:w="40" w:type="dxa"/>
+              <w:left w:w="60" w:type="dxa"/>
+              <w:right w:w="60" w:type="dxa"/>
+            </w:tcMar>
+            <w:tcMar>
+              <w:top w:w="40" w:type="dxa"/>
+              <w:bottom w:w="40" w:type="dxa"/>
+              <w:left w:w="60" w:type="dxa"/>
+              <w:right w:w="60" w:type="dxa"/>
+            </w:tcMar>
+          </w:tcPr>
           <w:p>
             <w:pPr>
               <w:pStyle w:val="Compact"/>
+              <w:spacing w:before="0" w:after="40" w:line="264" w:lineRule="auto"/>
             </w:pPr>
             <w:r>
+              <w:rPr>
+                <w:rFonts w:ascii="Calibri" w:hAnsi="Calibri"/>
+                <w:sz w:val="18"/>
+              </w:rPr>
               <w:t xml:space="preserve">Read replicas + caching + indexes usually come before shards</w:t>
             </w:r>
           </w:p>
@@ -1365,15 +2796,19 @@
       </w:tr>
     </w:tbl>
     <w:p>
+      <w:pPr>
+        <w:spacing w:after="160" w:line="276" w:lineRule="auto"/>
+        <w:jc w:val="left"/>
+      </w:pPr>
       <w:r>
         <w:pict>
           <v:rect style="width:0;height:1.5pt" o:hralign="center" o:hrstd="t" o:hr="t"/>
         </w:pict>
       </w:r>
     </w:p>
-    <w:bookmarkEnd w:id="17"/>
     <w:bookmarkEnd w:id="18"/>
-    <w:bookmarkStart w:id="26" w:name="extended-learning-topics-include-all"/>
+    <w:bookmarkEnd w:id="19"/>
+    <w:bookmarkStart w:id="27" w:name="extended-learning-topics-include-all"/>
     <w:p>
       <w:pPr>
         <w:pStyle w:val="Heading2"/>
@@ -1382,7 +2817,7 @@
         <w:t xml:space="preserve">Extended learning topics (include all)</w:t>
       </w:r>
     </w:p>
-    <w:bookmarkStart w:id="19" w:name="security-identity"/>
+    <w:bookmarkStart w:id="20" w:name="security-identity"/>
     <w:p>
       <w:pPr>
         <w:pStyle w:val="Heading3"/>
@@ -1395,8 +2830,16 @@
       <w:tblPr>
         <w:tblStyle w:val="Table"/>
         <w:tblW w:type="pct" w:w="5000"/>
-        <w:tblLayout w:type="fixed"/>
+        <w:tblLayout w:type="autofit"/>
         <w:tblLook w:firstRow="1" w:lastRow="0" w:firstColumn="0" w:lastColumn="0" w:noHBand="0" w:noVBand="0" w:val="0020"/>
+        <w:tblBorders>
+          <w:top w:val="single" w:sz="4" w:space="0" w:color="CBD5E0"/>
+          <w:left w:val="single" w:sz="4" w:space="0" w:color="CBD5E0"/>
+          <w:bottom w:val="single" w:sz="4" w:space="0" w:color="CBD5E0"/>
+          <w:right w:val="single" w:sz="4" w:space="0" w:color="CBD5E0"/>
+          <w:insideH w:val="single" w:sz="4" w:space="0" w:color="CBD5E0"/>
+          <w:insideV w:val="single" w:sz="4" w:space="0" w:color="CBD5E0"/>
+        </w:tblBorders>
       </w:tblPr>
       <w:tblGrid>
         <w:gridCol w:w="1980"/>
@@ -1409,45 +2852,129 @@
           <w:tblHeader w:val="on"/>
         </w:trPr>
         <w:tc>
-          <w:tcPr/>
+          <w:tcPr>
+            <w:tcMar>
+              <w:top w:w="40" w:type="dxa"/>
+              <w:bottom w:w="40" w:type="dxa"/>
+              <w:left w:w="60" w:type="dxa"/>
+              <w:right w:w="60" w:type="dxa"/>
+            </w:tcMar>
+            <w:shd w:fill="1A365D" w:val="clear"/>
+            <w:tcMar>
+              <w:top w:w="40" w:type="dxa"/>
+              <w:bottom w:w="40" w:type="dxa"/>
+              <w:left w:w="60" w:type="dxa"/>
+              <w:right w:w="60" w:type="dxa"/>
+            </w:tcMar>
+          </w:tcPr>
           <w:p>
             <w:pPr>
               <w:pStyle w:val="Compact"/>
+              <w:spacing w:before="0" w:after="40" w:line="264" w:lineRule="auto"/>
             </w:pPr>
             <w:r>
+              <w:rPr>
+                <w:rFonts w:ascii="Calibri" w:hAnsi="Calibri"/>
+                <w:b/>
+                <w:color w:val="FFFFFF"/>
+                <w:sz w:val="18"/>
+              </w:rPr>
               <w:t xml:space="preserve">Topic</w:t>
             </w:r>
           </w:p>
         </w:tc>
         <w:tc>
-          <w:tcPr/>
+          <w:tcPr>
+            <w:tcMar>
+              <w:top w:w="40" w:type="dxa"/>
+              <w:bottom w:w="40" w:type="dxa"/>
+              <w:left w:w="60" w:type="dxa"/>
+              <w:right w:w="60" w:type="dxa"/>
+            </w:tcMar>
+            <w:shd w:fill="1A365D" w:val="clear"/>
+            <w:tcMar>
+              <w:top w:w="40" w:type="dxa"/>
+              <w:bottom w:w="40" w:type="dxa"/>
+              <w:left w:w="60" w:type="dxa"/>
+              <w:right w:w="60" w:type="dxa"/>
+            </w:tcMar>
+          </w:tcPr>
           <w:p>
             <w:pPr>
               <w:pStyle w:val="Compact"/>
+              <w:spacing w:before="0" w:after="40" w:line="264" w:lineRule="auto"/>
             </w:pPr>
             <w:r>
+              <w:rPr>
+                <w:rFonts w:ascii="Calibri" w:hAnsi="Calibri"/>
+                <w:b/>
+                <w:color w:val="FFFFFF"/>
+                <w:sz w:val="18"/>
+              </w:rPr>
               <w:t xml:space="preserve">Use</w:t>
             </w:r>
           </w:p>
         </w:tc>
         <w:tc>
-          <w:tcPr/>
+          <w:tcPr>
+            <w:tcMar>
+              <w:top w:w="40" w:type="dxa"/>
+              <w:bottom w:w="40" w:type="dxa"/>
+              <w:left w:w="60" w:type="dxa"/>
+              <w:right w:w="60" w:type="dxa"/>
+            </w:tcMar>
+            <w:shd w:fill="1A365D" w:val="clear"/>
+            <w:tcMar>
+              <w:top w:w="40" w:type="dxa"/>
+              <w:bottom w:w="40" w:type="dxa"/>
+              <w:left w:w="60" w:type="dxa"/>
+              <w:right w:w="60" w:type="dxa"/>
+            </w:tcMar>
+          </w:tcPr>
           <w:p>
             <w:pPr>
               <w:pStyle w:val="Compact"/>
+              <w:spacing w:before="0" w:after="40" w:line="264" w:lineRule="auto"/>
             </w:pPr>
             <w:r>
+              <w:rPr>
+                <w:rFonts w:ascii="Calibri" w:hAnsi="Calibri"/>
+                <w:b/>
+                <w:color w:val="FFFFFF"/>
+                <w:sz w:val="18"/>
+              </w:rPr>
               <w:t xml:space="preserve">BankOne hook</w:t>
             </w:r>
           </w:p>
         </w:tc>
         <w:tc>
-          <w:tcPr/>
+          <w:tcPr>
+            <w:tcMar>
+              <w:top w:w="40" w:type="dxa"/>
+              <w:bottom w:w="40" w:type="dxa"/>
+              <w:left w:w="60" w:type="dxa"/>
+              <w:right w:w="60" w:type="dxa"/>
+            </w:tcMar>
+            <w:shd w:fill="1A365D" w:val="clear"/>
+            <w:tcMar>
+              <w:top w:w="40" w:type="dxa"/>
+              <w:bottom w:w="40" w:type="dxa"/>
+              <w:left w:w="60" w:type="dxa"/>
+              <w:right w:w="60" w:type="dxa"/>
+            </w:tcMar>
+          </w:tcPr>
           <w:p>
             <w:pPr>
               <w:pStyle w:val="Compact"/>
+              <w:spacing w:before="0" w:after="40" w:line="264" w:lineRule="auto"/>
             </w:pPr>
             <w:r>
+              <w:rPr>
+                <w:rFonts w:ascii="Calibri" w:hAnsi="Calibri"/>
+                <w:b/>
+                <w:color w:val="FFFFFF"/>
+                <w:sz w:val="18"/>
+              </w:rPr>
               <w:t xml:space="preserve">Status</w:t>
             </w:r>
           </w:p>
@@ -1455,45 +2982,117 @@
       </w:tr>
       <w:tr>
         <w:tc>
-          <w:tcPr/>
+          <w:tcPr>
+            <w:tcMar>
+              <w:top w:w="40" w:type="dxa"/>
+              <w:bottom w:w="40" w:type="dxa"/>
+              <w:left w:w="60" w:type="dxa"/>
+              <w:right w:w="60" w:type="dxa"/>
+            </w:tcMar>
+            <w:tcMar>
+              <w:top w:w="40" w:type="dxa"/>
+              <w:bottom w:w="40" w:type="dxa"/>
+              <w:left w:w="60" w:type="dxa"/>
+              <w:right w:w="60" w:type="dxa"/>
+            </w:tcMar>
+          </w:tcPr>
           <w:p>
             <w:pPr>
               <w:pStyle w:val="Compact"/>
+              <w:spacing w:before="0" w:after="40" w:line="264" w:lineRule="auto"/>
             </w:pPr>
             <w:r>
+              <w:rPr>
+                <w:rFonts w:ascii="Calibri" w:hAnsi="Calibri"/>
+                <w:sz w:val="18"/>
+              </w:rPr>
               <w:t xml:space="preserve">JWT refresh + rotation</w:t>
             </w:r>
           </w:p>
         </w:tc>
         <w:tc>
-          <w:tcPr/>
+          <w:tcPr>
+            <w:tcMar>
+              <w:top w:w="40" w:type="dxa"/>
+              <w:bottom w:w="40" w:type="dxa"/>
+              <w:left w:w="60" w:type="dxa"/>
+              <w:right w:w="60" w:type="dxa"/>
+            </w:tcMar>
+            <w:tcMar>
+              <w:top w:w="40" w:type="dxa"/>
+              <w:bottom w:w="40" w:type="dxa"/>
+              <w:left w:w="60" w:type="dxa"/>
+              <w:right w:w="60" w:type="dxa"/>
+            </w:tcMar>
+          </w:tcPr>
           <w:p>
             <w:pPr>
               <w:pStyle w:val="Compact"/>
+              <w:spacing w:before="0" w:after="40" w:line="264" w:lineRule="auto"/>
             </w:pPr>
             <w:r>
+              <w:rPr>
+                <w:rFonts w:ascii="Calibri" w:hAnsi="Calibri"/>
+                <w:sz w:val="18"/>
+              </w:rPr>
               <w:t xml:space="preserve">Short-lived access; revoke after lock/password change</w:t>
             </w:r>
           </w:p>
         </w:tc>
         <w:tc>
-          <w:tcPr/>
+          <w:tcPr>
+            <w:tcMar>
+              <w:top w:w="40" w:type="dxa"/>
+              <w:bottom w:w="40" w:type="dxa"/>
+              <w:left w:w="60" w:type="dxa"/>
+              <w:right w:w="60" w:type="dxa"/>
+            </w:tcMar>
+            <w:tcMar>
+              <w:top w:w="40" w:type="dxa"/>
+              <w:bottom w:w="40" w:type="dxa"/>
+              <w:left w:w="60" w:type="dxa"/>
+              <w:right w:w="60" w:type="dxa"/>
+            </w:tcMar>
+          </w:tcPr>
           <w:p>
             <w:pPr>
               <w:pStyle w:val="Compact"/>
+              <w:spacing w:before="0" w:after="40" w:line="264" w:lineRule="auto"/>
             </w:pPr>
             <w:r>
+              <w:rPr>
+                <w:rFonts w:ascii="Calibri" w:hAnsi="Calibri"/>
+                <w:sz w:val="18"/>
+              </w:rPr>
               <w:t xml:space="preserve">Auth + deferred hardening</w:t>
             </w:r>
           </w:p>
         </w:tc>
         <w:tc>
-          <w:tcPr/>
+          <w:tcPr>
+            <w:tcMar>
+              <w:top w:w="40" w:type="dxa"/>
+              <w:bottom w:w="40" w:type="dxa"/>
+              <w:left w:w="60" w:type="dxa"/>
+              <w:right w:w="60" w:type="dxa"/>
+            </w:tcMar>
+            <w:tcMar>
+              <w:top w:w="40" w:type="dxa"/>
+              <w:bottom w:w="40" w:type="dxa"/>
+              <w:left w:w="60" w:type="dxa"/>
+              <w:right w:w="60" w:type="dxa"/>
+            </w:tcMar>
+          </w:tcPr>
           <w:p>
             <w:pPr>
               <w:pStyle w:val="Compact"/>
+              <w:spacing w:before="0" w:after="40" w:line="264" w:lineRule="auto"/>
             </w:pPr>
             <w:r>
+              <w:rPr>
+                <w:rFonts w:ascii="Calibri" w:hAnsi="Calibri"/>
+                <w:sz w:val="18"/>
+              </w:rPr>
               <w:t xml:space="preserve">Planned</w:t>
             </w:r>
           </w:p>
@@ -1501,51 +3100,125 @@
       </w:tr>
       <w:tr>
         <w:tc>
-          <w:tcPr/>
+          <w:tcPr>
+            <w:tcMar>
+              <w:top w:w="40" w:type="dxa"/>
+              <w:bottom w:w="40" w:type="dxa"/>
+              <w:left w:w="60" w:type="dxa"/>
+              <w:right w:w="60" w:type="dxa"/>
+            </w:tcMar>
+            <w:tcMar>
+              <w:top w:w="40" w:type="dxa"/>
+              <w:bottom w:w="40" w:type="dxa"/>
+              <w:left w:w="60" w:type="dxa"/>
+              <w:right w:w="60" w:type="dxa"/>
+            </w:tcMar>
+          </w:tcPr>
           <w:p>
             <w:pPr>
               <w:pStyle w:val="Compact"/>
+              <w:spacing w:before="0" w:after="40" w:line="264" w:lineRule="auto"/>
             </w:pPr>
             <w:r>
+              <w:rPr>
+                <w:rFonts w:ascii="Calibri" w:hAnsi="Calibri"/>
+                <w:sz w:val="18"/>
+              </w:rPr>
               <w:t xml:space="preserve">Secrets management</w:t>
             </w:r>
           </w:p>
         </w:tc>
         <w:tc>
-          <w:tcPr/>
+          <w:tcPr>
+            <w:tcMar>
+              <w:top w:w="40" w:type="dxa"/>
+              <w:bottom w:w="40" w:type="dxa"/>
+              <w:left w:w="60" w:type="dxa"/>
+              <w:right w:w="60" w:type="dxa"/>
+            </w:tcMar>
+            <w:tcMar>
+              <w:top w:w="40" w:type="dxa"/>
+              <w:bottom w:w="40" w:type="dxa"/>
+              <w:left w:w="60" w:type="dxa"/>
+              <w:right w:w="60" w:type="dxa"/>
+            </w:tcMar>
+          </w:tcPr>
           <w:p>
             <w:pPr>
               <w:pStyle w:val="Compact"/>
+              <w:spacing w:before="0" w:after="40" w:line="264" w:lineRule="auto"/>
             </w:pPr>
             <w:r>
+              <w:rPr>
+                <w:rFonts w:ascii="Calibri" w:hAnsi="Calibri"/>
+                <w:sz w:val="18"/>
+              </w:rPr>
               <w:t xml:space="preserve">No secrets in git / properties for prod</w:t>
             </w:r>
           </w:p>
         </w:tc>
         <w:tc>
-          <w:tcPr/>
+          <w:tcPr>
+            <w:tcMar>
+              <w:top w:w="40" w:type="dxa"/>
+              <w:bottom w:w="40" w:type="dxa"/>
+              <w:left w:w="60" w:type="dxa"/>
+              <w:right w:w="60" w:type="dxa"/>
+            </w:tcMar>
+            <w:tcMar>
+              <w:top w:w="40" w:type="dxa"/>
+              <w:bottom w:w="40" w:type="dxa"/>
+              <w:left w:w="60" w:type="dxa"/>
+              <w:right w:w="60" w:type="dxa"/>
+            </w:tcMar>
+          </w:tcPr>
           <w:p>
             <w:pPr>
               <w:pStyle w:val="Compact"/>
+              <w:spacing w:before="0" w:after="40" w:line="264" w:lineRule="auto"/>
             </w:pPr>
             <w:r>
               <w:rPr>
                 <w:rStyle w:val="VerbatimChar"/>
+                <w:rFonts w:ascii="Calibri" w:hAnsi="Calibri"/>
+                <w:sz w:val="18"/>
               </w:rPr>
               <w:t xml:space="preserve">JWT_SECRET</w:t>
             </w:r>
             <w:r>
+              <w:rPr>
+                <w:rFonts w:ascii="Calibri" w:hAnsi="Calibri"/>
+                <w:sz w:val="18"/>
+              </w:rPr>
               <w:t xml:space="preserve">, DB password env</w:t>
             </w:r>
           </w:p>
         </w:tc>
         <w:tc>
-          <w:tcPr/>
+          <w:tcPr>
+            <w:tcMar>
+              <w:top w:w="40" w:type="dxa"/>
+              <w:bottom w:w="40" w:type="dxa"/>
+              <w:left w:w="60" w:type="dxa"/>
+              <w:right w:w="60" w:type="dxa"/>
+            </w:tcMar>
+            <w:tcMar>
+              <w:top w:w="40" w:type="dxa"/>
+              <w:bottom w:w="40" w:type="dxa"/>
+              <w:left w:w="60" w:type="dxa"/>
+              <w:right w:w="60" w:type="dxa"/>
+            </w:tcMar>
+          </w:tcPr>
           <w:p>
             <w:pPr>
               <w:pStyle w:val="Compact"/>
+              <w:spacing w:before="0" w:after="40" w:line="264" w:lineRule="auto"/>
             </w:pPr>
             <w:r>
+              <w:rPr>
+                <w:rFonts w:ascii="Calibri" w:hAnsi="Calibri"/>
+                <w:sz w:val="18"/>
+              </w:rPr>
               <w:t xml:space="preserve">Partial (env placeholders)</w:t>
             </w:r>
           </w:p>
@@ -1553,54 +3226,132 @@
       </w:tr>
       <w:tr>
         <w:tc>
-          <w:tcPr/>
+          <w:tcPr>
+            <w:tcMar>
+              <w:top w:w="40" w:type="dxa"/>
+              <w:bottom w:w="40" w:type="dxa"/>
+              <w:left w:w="60" w:type="dxa"/>
+              <w:right w:w="60" w:type="dxa"/>
+            </w:tcMar>
+            <w:tcMar>
+              <w:top w:w="40" w:type="dxa"/>
+              <w:bottom w:w="40" w:type="dxa"/>
+              <w:left w:w="60" w:type="dxa"/>
+              <w:right w:w="60" w:type="dxa"/>
+            </w:tcMar>
+          </w:tcPr>
           <w:p>
             <w:pPr>
               <w:pStyle w:val="Compact"/>
+              <w:spacing w:before="0" w:after="40" w:line="264" w:lineRule="auto"/>
             </w:pPr>
             <w:r>
+              <w:rPr>
+                <w:rFonts w:ascii="Calibri" w:hAnsi="Calibri"/>
+                <w:sz w:val="18"/>
+              </w:rPr>
               <w:t xml:space="preserve">Validation &amp; OWASP basics</w:t>
             </w:r>
           </w:p>
         </w:tc>
         <w:tc>
-          <w:tcPr/>
+          <w:tcPr>
+            <w:tcMar>
+              <w:top w:w="40" w:type="dxa"/>
+              <w:bottom w:w="40" w:type="dxa"/>
+              <w:left w:w="60" w:type="dxa"/>
+              <w:right w:w="60" w:type="dxa"/>
+            </w:tcMar>
+            <w:tcMar>
+              <w:top w:w="40" w:type="dxa"/>
+              <w:bottom w:w="40" w:type="dxa"/>
+              <w:left w:w="60" w:type="dxa"/>
+              <w:right w:w="60" w:type="dxa"/>
+            </w:tcMar>
+          </w:tcPr>
           <w:p>
             <w:pPr>
               <w:pStyle w:val="Compact"/>
+              <w:spacing w:before="0" w:after="40" w:line="264" w:lineRule="auto"/>
             </w:pPr>
             <w:r>
+              <w:rPr>
+                <w:rFonts w:ascii="Calibri" w:hAnsi="Calibri"/>
+                <w:sz w:val="18"/>
+              </w:rPr>
               <w:t xml:space="preserve">Reject bad input early</w:t>
             </w:r>
           </w:p>
         </w:tc>
         <w:tc>
-          <w:tcPr/>
+          <w:tcPr>
+            <w:tcMar>
+              <w:top w:w="40" w:type="dxa"/>
+              <w:bottom w:w="40" w:type="dxa"/>
+              <w:left w:w="60" w:type="dxa"/>
+              <w:right w:w="60" w:type="dxa"/>
+            </w:tcMar>
+            <w:tcMar>
+              <w:top w:w="40" w:type="dxa"/>
+              <w:bottom w:w="40" w:type="dxa"/>
+              <w:left w:w="60" w:type="dxa"/>
+              <w:right w:w="60" w:type="dxa"/>
+            </w:tcMar>
+          </w:tcPr>
           <w:p>
             <w:pPr>
               <w:pStyle w:val="Compact"/>
+              <w:spacing w:before="0" w:after="40" w:line="264" w:lineRule="auto"/>
             </w:pPr>
             <w:r>
               <w:rPr>
                 <w:rStyle w:val="VerbatimChar"/>
+                <w:rFonts w:ascii="Calibri" w:hAnsi="Calibri"/>
+                <w:sz w:val="18"/>
               </w:rPr>
               <w:t xml:space="preserve">@Valid</w:t>
             </w:r>
             <w:r>
+              <w:rPr>
+                <w:rFonts w:ascii="Calibri" w:hAnsi="Calibri"/>
+                <w:sz w:val="18"/>
+              </w:rPr>
               <w:t xml:space="preserve"> </w:t>
             </w:r>
             <w:r>
+              <w:rPr>
+                <w:rFonts w:ascii="Calibri" w:hAnsi="Calibri"/>
+                <w:sz w:val="18"/>
+              </w:rPr>
               <w:t xml:space="preserve">on create/login/open</w:t>
             </w:r>
           </w:p>
         </w:tc>
         <w:tc>
-          <w:tcPr/>
+          <w:tcPr>
+            <w:tcMar>
+              <w:top w:w="40" w:type="dxa"/>
+              <w:bottom w:w="40" w:type="dxa"/>
+              <w:left w:w="60" w:type="dxa"/>
+              <w:right w:w="60" w:type="dxa"/>
+            </w:tcMar>
+            <w:tcMar>
+              <w:top w:w="40" w:type="dxa"/>
+              <w:bottom w:w="40" w:type="dxa"/>
+              <w:left w:w="60" w:type="dxa"/>
+              <w:right w:w="60" w:type="dxa"/>
+            </w:tcMar>
+          </w:tcPr>
           <w:p>
             <w:pPr>
               <w:pStyle w:val="Compact"/>
+              <w:spacing w:before="0" w:after="40" w:line="264" w:lineRule="auto"/>
             </w:pPr>
             <w:r>
+              <w:rPr>
+                <w:rFonts w:ascii="Calibri" w:hAnsi="Calibri"/>
+                <w:sz w:val="18"/>
+              </w:rPr>
               <w:t xml:space="preserve">Partial</w:t>
             </w:r>
           </w:p>
@@ -1608,53 +3359,125 @@
       </w:tr>
       <w:tr>
         <w:tc>
-          <w:tcPr/>
+          <w:tcPr>
+            <w:tcMar>
+              <w:top w:w="40" w:type="dxa"/>
+              <w:bottom w:w="40" w:type="dxa"/>
+              <w:left w:w="60" w:type="dxa"/>
+              <w:right w:w="60" w:type="dxa"/>
+            </w:tcMar>
+            <w:tcMar>
+              <w:top w:w="40" w:type="dxa"/>
+              <w:bottom w:w="40" w:type="dxa"/>
+              <w:left w:w="60" w:type="dxa"/>
+              <w:right w:w="60" w:type="dxa"/>
+            </w:tcMar>
+          </w:tcPr>
           <w:p>
             <w:pPr>
               <w:pStyle w:val="Compact"/>
+              <w:spacing w:before="0" w:after="40" w:line="264" w:lineRule="auto"/>
             </w:pPr>
             <w:r>
+              <w:rPr>
+                <w:rFonts w:ascii="Calibri" w:hAnsi="Calibri"/>
+                <w:sz w:val="18"/>
+              </w:rPr>
               <w:t xml:space="preserve">CORS / cookie CSRF awareness</w:t>
             </w:r>
           </w:p>
         </w:tc>
         <w:tc>
-          <w:tcPr/>
+          <w:tcPr>
+            <w:tcMar>
+              <w:top w:w="40" w:type="dxa"/>
+              <w:bottom w:w="40" w:type="dxa"/>
+              <w:left w:w="60" w:type="dxa"/>
+              <w:right w:w="60" w:type="dxa"/>
+            </w:tcMar>
+            <w:tcMar>
+              <w:top w:w="40" w:type="dxa"/>
+              <w:bottom w:w="40" w:type="dxa"/>
+              <w:left w:w="60" w:type="dxa"/>
+              <w:right w:w="60" w:type="dxa"/>
+            </w:tcMar>
+          </w:tcPr>
           <w:p>
             <w:pPr>
               <w:pStyle w:val="Compact"/>
+              <w:spacing w:before="0" w:after="40" w:line="264" w:lineRule="auto"/>
             </w:pPr>
             <w:r>
+              <w:rPr>
+                <w:rFonts w:ascii="Calibri" w:hAnsi="Calibri"/>
+                <w:sz w:val="18"/>
+              </w:rPr>
               <w:t xml:space="preserve">Browser security model</w:t>
             </w:r>
           </w:p>
         </w:tc>
         <w:tc>
-          <w:tcPr/>
+          <w:tcPr>
+            <w:tcMar>
+              <w:top w:w="40" w:type="dxa"/>
+              <w:bottom w:w="40" w:type="dxa"/>
+              <w:left w:w="60" w:type="dxa"/>
+              <w:right w:w="60" w:type="dxa"/>
+            </w:tcMar>
+            <w:tcMar>
+              <w:top w:w="40" w:type="dxa"/>
+              <w:bottom w:w="40" w:type="dxa"/>
+              <w:left w:w="60" w:type="dxa"/>
+              <w:right w:w="60" w:type="dxa"/>
+            </w:tcMar>
+          </w:tcPr>
           <w:p>
             <w:pPr>
               <w:pStyle w:val="Compact"/>
+              <w:spacing w:before="0" w:after="40" w:line="264" w:lineRule="auto"/>
             </w:pPr>
             <w:r>
+              <w:rPr>
+                <w:rFonts w:ascii="Calibri" w:hAnsi="Calibri"/>
+                <w:sz w:val="18"/>
+              </w:rPr>
               <w:t xml:space="preserve">Already CORS; stay JWT Bearer</w:t>
             </w:r>
           </w:p>
         </w:tc>
         <w:tc>
-          <w:tcPr/>
+          <w:tcPr>
+            <w:tcMar>
+              <w:top w:w="40" w:type="dxa"/>
+              <w:bottom w:w="40" w:type="dxa"/>
+              <w:left w:w="60" w:type="dxa"/>
+              <w:right w:w="60" w:type="dxa"/>
+            </w:tcMar>
+            <w:tcMar>
+              <w:top w:w="40" w:type="dxa"/>
+              <w:bottom w:w="40" w:type="dxa"/>
+              <w:left w:w="60" w:type="dxa"/>
+              <w:right w:w="60" w:type="dxa"/>
+            </w:tcMar>
+          </w:tcPr>
           <w:p>
             <w:pPr>
               <w:pStyle w:val="Compact"/>
+              <w:spacing w:before="0" w:after="40" w:line="264" w:lineRule="auto"/>
             </w:pPr>
             <w:r>
+              <w:rPr>
+                <w:rFonts w:ascii="Calibri" w:hAnsi="Calibri"/>
+                <w:sz w:val="18"/>
+              </w:rPr>
               <w:t xml:space="preserve">Implemented (CORS)</w:t>
             </w:r>
           </w:p>
         </w:tc>
       </w:tr>
     </w:tbl>
-    <w:bookmarkEnd w:id="19"/>
-    <w:bookmarkStart w:id="20" w:name="reliability-data"/>
+    <w:bookmarkEnd w:id="20"/>
+    <w:bookmarkStart w:id="21" w:name="reliability-data"/>
     <w:p>
       <w:pPr>
         <w:pStyle w:val="Heading3"/>
@@ -1667,8 +3490,16 @@
       <w:tblPr>
         <w:tblStyle w:val="Table"/>
         <w:tblW w:type="pct" w:w="5000"/>
-        <w:tblLayout w:type="fixed"/>
+        <w:tblLayout w:type="autofit"/>
         <w:tblLook w:firstRow="1" w:lastRow="0" w:firstColumn="0" w:lastColumn="0" w:noHBand="0" w:noVBand="0" w:val="0020"/>
+        <w:tblBorders>
+          <w:top w:val="single" w:sz="4" w:space="0" w:color="CBD5E0"/>
+          <w:left w:val="single" w:sz="4" w:space="0" w:color="CBD5E0"/>
+          <w:bottom w:val="single" w:sz="4" w:space="0" w:color="CBD5E0"/>
+          <w:right w:val="single" w:sz="4" w:space="0" w:color="CBD5E0"/>
+          <w:insideH w:val="single" w:sz="4" w:space="0" w:color="CBD5E0"/>
+          <w:insideV w:val="single" w:sz="4" w:space="0" w:color="CBD5E0"/>
+        </w:tblBorders>
       </w:tblPr>
       <w:tblGrid>
         <w:gridCol w:w="1980"/>
@@ -1681,45 +3512,129 @@
           <w:tblHeader w:val="on"/>
         </w:trPr>
         <w:tc>
-          <w:tcPr/>
+          <w:tcPr>
+            <w:tcMar>
+              <w:top w:w="40" w:type="dxa"/>
+              <w:bottom w:w="40" w:type="dxa"/>
+              <w:left w:w="60" w:type="dxa"/>
+              <w:right w:w="60" w:type="dxa"/>
+            </w:tcMar>
+            <w:shd w:fill="1A365D" w:val="clear"/>
+            <w:tcMar>
+              <w:top w:w="40" w:type="dxa"/>
+              <w:bottom w:w="40" w:type="dxa"/>
+              <w:left w:w="60" w:type="dxa"/>
+              <w:right w:w="60" w:type="dxa"/>
+            </w:tcMar>
+          </w:tcPr>
           <w:p>
             <w:pPr>
               <w:pStyle w:val="Compact"/>
+              <w:spacing w:before="0" w:after="40" w:line="264" w:lineRule="auto"/>
             </w:pPr>
             <w:r>
+              <w:rPr>
+                <w:rFonts w:ascii="Calibri" w:hAnsi="Calibri"/>
+                <w:b/>
+                <w:color w:val="FFFFFF"/>
+                <w:sz w:val="18"/>
+              </w:rPr>
               <w:t xml:space="preserve">Topic</w:t>
             </w:r>
           </w:p>
         </w:tc>
         <w:tc>
-          <w:tcPr/>
+          <w:tcPr>
+            <w:tcMar>
+              <w:top w:w="40" w:type="dxa"/>
+              <w:bottom w:w="40" w:type="dxa"/>
+              <w:left w:w="60" w:type="dxa"/>
+              <w:right w:w="60" w:type="dxa"/>
+            </w:tcMar>
+            <w:shd w:fill="1A365D" w:val="clear"/>
+            <w:tcMar>
+              <w:top w:w="40" w:type="dxa"/>
+              <w:bottom w:w="40" w:type="dxa"/>
+              <w:left w:w="60" w:type="dxa"/>
+              <w:right w:w="60" w:type="dxa"/>
+            </w:tcMar>
+          </w:tcPr>
           <w:p>
             <w:pPr>
               <w:pStyle w:val="Compact"/>
+              <w:spacing w:before="0" w:after="40" w:line="264" w:lineRule="auto"/>
             </w:pPr>
             <w:r>
+              <w:rPr>
+                <w:rFonts w:ascii="Calibri" w:hAnsi="Calibri"/>
+                <w:b/>
+                <w:color w:val="FFFFFF"/>
+                <w:sz w:val="18"/>
+              </w:rPr>
               <w:t xml:space="preserve">Use</w:t>
             </w:r>
           </w:p>
         </w:tc>
         <w:tc>
-          <w:tcPr/>
+          <w:tcPr>
+            <w:tcMar>
+              <w:top w:w="40" w:type="dxa"/>
+              <w:bottom w:w="40" w:type="dxa"/>
+              <w:left w:w="60" w:type="dxa"/>
+              <w:right w:w="60" w:type="dxa"/>
+            </w:tcMar>
+            <w:shd w:fill="1A365D" w:val="clear"/>
+            <w:tcMar>
+              <w:top w:w="40" w:type="dxa"/>
+              <w:bottom w:w="40" w:type="dxa"/>
+              <w:left w:w="60" w:type="dxa"/>
+              <w:right w:w="60" w:type="dxa"/>
+            </w:tcMar>
+          </w:tcPr>
           <w:p>
             <w:pPr>
               <w:pStyle w:val="Compact"/>
+              <w:spacing w:before="0" w:after="40" w:line="264" w:lineRule="auto"/>
             </w:pPr>
             <w:r>
+              <w:rPr>
+                <w:rFonts w:ascii="Calibri" w:hAnsi="Calibri"/>
+                <w:b/>
+                <w:color w:val="FFFFFF"/>
+                <w:sz w:val="18"/>
+              </w:rPr>
               <w:t xml:space="preserve">BankOne hook</w:t>
             </w:r>
           </w:p>
         </w:tc>
         <w:tc>
-          <w:tcPr/>
+          <w:tcPr>
+            <w:tcMar>
+              <w:top w:w="40" w:type="dxa"/>
+              <w:bottom w:w="40" w:type="dxa"/>
+              <w:left w:w="60" w:type="dxa"/>
+              <w:right w:w="60" w:type="dxa"/>
+            </w:tcMar>
+            <w:shd w:fill="1A365D" w:val="clear"/>
+            <w:tcMar>
+              <w:top w:w="40" w:type="dxa"/>
+              <w:bottom w:w="40" w:type="dxa"/>
+              <w:left w:w="60" w:type="dxa"/>
+              <w:right w:w="60" w:type="dxa"/>
+            </w:tcMar>
+          </w:tcPr>
           <w:p>
             <w:pPr>
               <w:pStyle w:val="Compact"/>
+              <w:spacing w:before="0" w:after="40" w:line="264" w:lineRule="auto"/>
             </w:pPr>
             <w:r>
+              <w:rPr>
+                <w:rFonts w:ascii="Calibri" w:hAnsi="Calibri"/>
+                <w:b/>
+                <w:color w:val="FFFFFF"/>
+                <w:sz w:val="18"/>
+              </w:rPr>
               <w:t xml:space="preserve">Status</w:t>
             </w:r>
           </w:p>
@@ -1727,60 +3642,140 @@
       </w:tr>
       <w:tr>
         <w:tc>
-          <w:tcPr/>
+          <w:tcPr>
+            <w:tcMar>
+              <w:top w:w="40" w:type="dxa"/>
+              <w:bottom w:w="40" w:type="dxa"/>
+              <w:left w:w="60" w:type="dxa"/>
+              <w:right w:w="60" w:type="dxa"/>
+            </w:tcMar>
+            <w:tcMar>
+              <w:top w:w="40" w:type="dxa"/>
+              <w:bottom w:w="40" w:type="dxa"/>
+              <w:left w:w="60" w:type="dxa"/>
+              <w:right w:w="60" w:type="dxa"/>
+            </w:tcMar>
+          </w:tcPr>
           <w:p>
             <w:pPr>
               <w:pStyle w:val="Compact"/>
+              <w:spacing w:before="0" w:after="40" w:line="264" w:lineRule="auto"/>
             </w:pPr>
             <w:r>
+              <w:rPr>
+                <w:rFonts w:ascii="Calibri" w:hAnsi="Calibri"/>
+                <w:sz w:val="18"/>
+              </w:rPr>
               <w:t xml:space="preserve">Optimistic locking (</w:t>
             </w:r>
             <w:r>
               <w:rPr>
                 <w:rStyle w:val="VerbatimChar"/>
+                <w:rFonts w:ascii="Calibri" w:hAnsi="Calibri"/>
+                <w:sz w:val="18"/>
               </w:rPr>
               <w:t xml:space="preserve">@Version</w:t>
             </w:r>
             <w:r>
+              <w:rPr>
+                <w:rFonts w:ascii="Calibri" w:hAnsi="Calibri"/>
+                <w:sz w:val="18"/>
+              </w:rPr>
               <w:t xml:space="preserve">)</w:t>
             </w:r>
           </w:p>
         </w:tc>
         <w:tc>
-          <w:tcPr/>
+          <w:tcPr>
+            <w:tcMar>
+              <w:top w:w="40" w:type="dxa"/>
+              <w:bottom w:w="40" w:type="dxa"/>
+              <w:left w:w="60" w:type="dxa"/>
+              <w:right w:w="60" w:type="dxa"/>
+            </w:tcMar>
+            <w:tcMar>
+              <w:top w:w="40" w:type="dxa"/>
+              <w:bottom w:w="40" w:type="dxa"/>
+              <w:left w:w="60" w:type="dxa"/>
+              <w:right w:w="60" w:type="dxa"/>
+            </w:tcMar>
+          </w:tcPr>
           <w:p>
             <w:pPr>
               <w:pStyle w:val="Compact"/>
+              <w:spacing w:before="0" w:after="40" w:line="264" w:lineRule="auto"/>
             </w:pPr>
             <w:r>
+              <w:rPr>
+                <w:rFonts w:ascii="Calibri" w:hAnsi="Calibri"/>
+                <w:sz w:val="18"/>
+              </w:rPr>
               <w:t xml:space="preserve">Concurrent edits without silent overwrite</w:t>
             </w:r>
           </w:p>
         </w:tc>
         <w:tc>
-          <w:tcPr/>
+          <w:tcPr>
+            <w:tcMar>
+              <w:top w:w="40" w:type="dxa"/>
+              <w:bottom w:w="40" w:type="dxa"/>
+              <w:left w:w="60" w:type="dxa"/>
+              <w:right w:w="60" w:type="dxa"/>
+            </w:tcMar>
+            <w:tcMar>
+              <w:top w:w="40" w:type="dxa"/>
+              <w:bottom w:w="40" w:type="dxa"/>
+              <w:left w:w="60" w:type="dxa"/>
+              <w:right w:w="60" w:type="dxa"/>
+            </w:tcMar>
+          </w:tcPr>
           <w:p>
             <w:pPr>
               <w:pStyle w:val="Compact"/>
+              <w:spacing w:before="0" w:after="40" w:line="264" w:lineRule="auto"/>
             </w:pPr>
             <w:r>
               <w:rPr>
                 <w:rStyle w:val="VerbatimChar"/>
+                <w:rFonts w:ascii="Calibri" w:hAnsi="Calibri"/>
+                <w:sz w:val="18"/>
               </w:rPr>
               <w:t xml:space="preserve">AuditableEntity.version</w:t>
             </w:r>
             <w:r>
+              <w:rPr>
+                <w:rFonts w:ascii="Calibri" w:hAnsi="Calibri"/>
+                <w:sz w:val="18"/>
+              </w:rPr>
               <w:t xml:space="preserve">; accounts</w:t>
             </w:r>
           </w:p>
         </w:tc>
         <w:tc>
-          <w:tcPr/>
+          <w:tcPr>
+            <w:tcMar>
+              <w:top w:w="40" w:type="dxa"/>
+              <w:bottom w:w="40" w:type="dxa"/>
+              <w:left w:w="60" w:type="dxa"/>
+              <w:right w:w="60" w:type="dxa"/>
+            </w:tcMar>
+            <w:tcMar>
+              <w:top w:w="40" w:type="dxa"/>
+              <w:bottom w:w="40" w:type="dxa"/>
+              <w:left w:w="60" w:type="dxa"/>
+              <w:right w:w="60" w:type="dxa"/>
+            </w:tcMar>
+          </w:tcPr>
           <w:p>
             <w:pPr>
               <w:pStyle w:val="Compact"/>
+              <w:spacing w:before="0" w:after="40" w:line="264" w:lineRule="auto"/>
             </w:pPr>
             <w:r>
+              <w:rPr>
+                <w:rFonts w:ascii="Calibri" w:hAnsi="Calibri"/>
+                <w:sz w:val="18"/>
+              </w:rPr>
               <w:t xml:space="preserve">Partial (entity field)</w:t>
             </w:r>
           </w:p>
@@ -1788,54 +3783,132 @@
       </w:tr>
       <w:tr>
         <w:tc>
-          <w:tcPr/>
+          <w:tcPr>
+            <w:tcMar>
+              <w:top w:w="40" w:type="dxa"/>
+              <w:bottom w:w="40" w:type="dxa"/>
+              <w:left w:w="60" w:type="dxa"/>
+              <w:right w:w="60" w:type="dxa"/>
+            </w:tcMar>
+            <w:tcMar>
+              <w:top w:w="40" w:type="dxa"/>
+              <w:bottom w:w="40" w:type="dxa"/>
+              <w:left w:w="60" w:type="dxa"/>
+              <w:right w:w="60" w:type="dxa"/>
+            </w:tcMar>
+          </w:tcPr>
           <w:p>
             <w:pPr>
               <w:pStyle w:val="Compact"/>
+              <w:spacing w:before="0" w:after="40" w:line="264" w:lineRule="auto"/>
             </w:pPr>
             <w:r>
+              <w:rPr>
+                <w:rFonts w:ascii="Calibri" w:hAnsi="Calibri"/>
+                <w:sz w:val="18"/>
+              </w:rPr>
               <w:t xml:space="preserve">Pessimistic locks</w:t>
             </w:r>
           </w:p>
         </w:tc>
         <w:tc>
-          <w:tcPr/>
+          <w:tcPr>
+            <w:tcMar>
+              <w:top w:w="40" w:type="dxa"/>
+              <w:bottom w:w="40" w:type="dxa"/>
+              <w:left w:w="60" w:type="dxa"/>
+              <w:right w:w="60" w:type="dxa"/>
+            </w:tcMar>
+            <w:tcMar>
+              <w:top w:w="40" w:type="dxa"/>
+              <w:bottom w:w="40" w:type="dxa"/>
+              <w:left w:w="60" w:type="dxa"/>
+              <w:right w:w="60" w:type="dxa"/>
+            </w:tcMar>
+          </w:tcPr>
           <w:p>
             <w:pPr>
               <w:pStyle w:val="Compact"/>
+              <w:spacing w:before="0" w:after="40" w:line="264" w:lineRule="auto"/>
             </w:pPr>
             <w:r>
+              <w:rPr>
+                <w:rFonts w:ascii="Calibri" w:hAnsi="Calibri"/>
+                <w:sz w:val="18"/>
+              </w:rPr>
               <w:t xml:space="preserve">Serialize money moves</w:t>
             </w:r>
           </w:p>
         </w:tc>
         <w:tc>
-          <w:tcPr/>
+          <w:tcPr>
+            <w:tcMar>
+              <w:top w:w="40" w:type="dxa"/>
+              <w:bottom w:w="40" w:type="dxa"/>
+              <w:left w:w="60" w:type="dxa"/>
+              <w:right w:w="60" w:type="dxa"/>
+            </w:tcMar>
+            <w:tcMar>
+              <w:top w:w="40" w:type="dxa"/>
+              <w:bottom w:w="40" w:type="dxa"/>
+              <w:left w:w="60" w:type="dxa"/>
+              <w:right w:w="60" w:type="dxa"/>
+            </w:tcMar>
+          </w:tcPr>
           <w:p>
             <w:pPr>
               <w:pStyle w:val="Compact"/>
+              <w:spacing w:before="0" w:after="40" w:line="264" w:lineRule="auto"/>
             </w:pPr>
             <w:r>
               <w:rPr>
                 <w:rStyle w:val="VerbatimChar"/>
+                <w:rFonts w:ascii="Calibri" w:hAnsi="Calibri"/>
+                <w:sz w:val="18"/>
               </w:rPr>
               <w:t xml:space="preserve">findByIdForUpdate</w:t>
             </w:r>
             <w:r>
+              <w:rPr>
+                <w:rFonts w:ascii="Calibri" w:hAnsi="Calibri"/>
+                <w:sz w:val="18"/>
+              </w:rPr>
               <w:t xml:space="preserve"> </w:t>
             </w:r>
             <w:r>
+              <w:rPr>
+                <w:rFonts w:ascii="Calibri" w:hAnsi="Calibri"/>
+                <w:sz w:val="18"/>
+              </w:rPr>
               <w:t xml:space="preserve">on withdraw/transfer</w:t>
             </w:r>
           </w:p>
         </w:tc>
         <w:tc>
-          <w:tcPr/>
+          <w:tcPr>
+            <w:tcMar>
+              <w:top w:w="40" w:type="dxa"/>
+              <w:bottom w:w="40" w:type="dxa"/>
+              <w:left w:w="60" w:type="dxa"/>
+              <w:right w:w="60" w:type="dxa"/>
+            </w:tcMar>
+            <w:tcMar>
+              <w:top w:w="40" w:type="dxa"/>
+              <w:bottom w:w="40" w:type="dxa"/>
+              <w:left w:w="60" w:type="dxa"/>
+              <w:right w:w="60" w:type="dxa"/>
+            </w:tcMar>
+          </w:tcPr>
           <w:p>
             <w:pPr>
               <w:pStyle w:val="Compact"/>
+              <w:spacing w:before="0" w:after="40" w:line="264" w:lineRule="auto"/>
             </w:pPr>
             <w:r>
+              <w:rPr>
+                <w:rFonts w:ascii="Calibri" w:hAnsi="Calibri"/>
+                <w:sz w:val="18"/>
+              </w:rPr>
               <w:t xml:space="preserve">Implemented</w:t>
             </w:r>
           </w:p>
@@ -1843,45 +3916,117 @@
       </w:tr>
       <w:tr>
         <w:tc>
-          <w:tcPr/>
+          <w:tcPr>
+            <w:tcMar>
+              <w:top w:w="40" w:type="dxa"/>
+              <w:bottom w:w="40" w:type="dxa"/>
+              <w:left w:w="60" w:type="dxa"/>
+              <w:right w:w="60" w:type="dxa"/>
+            </w:tcMar>
+            <w:tcMar>
+              <w:top w:w="40" w:type="dxa"/>
+              <w:bottom w:w="40" w:type="dxa"/>
+              <w:left w:w="60" w:type="dxa"/>
+              <w:right w:w="60" w:type="dxa"/>
+            </w:tcMar>
+          </w:tcPr>
           <w:p>
             <w:pPr>
               <w:pStyle w:val="Compact"/>
+              <w:spacing w:before="0" w:after="40" w:line="264" w:lineRule="auto"/>
             </w:pPr>
             <w:r>
+              <w:rPr>
+                <w:rFonts w:ascii="Calibri" w:hAnsi="Calibri"/>
+                <w:sz w:val="18"/>
+              </w:rPr>
               <w:t xml:space="preserve">Saga / compensation</w:t>
             </w:r>
           </w:p>
         </w:tc>
         <w:tc>
-          <w:tcPr/>
+          <w:tcPr>
+            <w:tcMar>
+              <w:top w:w="40" w:type="dxa"/>
+              <w:bottom w:w="40" w:type="dxa"/>
+              <w:left w:w="60" w:type="dxa"/>
+              <w:right w:w="60" w:type="dxa"/>
+            </w:tcMar>
+            <w:tcMar>
+              <w:top w:w="40" w:type="dxa"/>
+              <w:bottom w:w="40" w:type="dxa"/>
+              <w:left w:w="60" w:type="dxa"/>
+              <w:right w:w="60" w:type="dxa"/>
+            </w:tcMar>
+          </w:tcPr>
           <w:p>
             <w:pPr>
               <w:pStyle w:val="Compact"/>
+              <w:spacing w:before="0" w:after="40" w:line="264" w:lineRule="auto"/>
             </w:pPr>
             <w:r>
+              <w:rPr>
+                <w:rFonts w:ascii="Calibri" w:hAnsi="Calibri"/>
+                <w:sz w:val="18"/>
+              </w:rPr>
               <w:t xml:space="preserve">Multi-step other-bank settlement</w:t>
             </w:r>
           </w:p>
         </w:tc>
         <w:tc>
-          <w:tcPr/>
+          <w:tcPr>
+            <w:tcMar>
+              <w:top w:w="40" w:type="dxa"/>
+              <w:bottom w:w="40" w:type="dxa"/>
+              <w:left w:w="60" w:type="dxa"/>
+              <w:right w:w="60" w:type="dxa"/>
+            </w:tcMar>
+            <w:tcMar>
+              <w:top w:w="40" w:type="dxa"/>
+              <w:bottom w:w="40" w:type="dxa"/>
+              <w:left w:w="60" w:type="dxa"/>
+              <w:right w:w="60" w:type="dxa"/>
+            </w:tcMar>
+          </w:tcPr>
           <w:p>
             <w:pPr>
               <w:pStyle w:val="Compact"/>
+              <w:spacing w:before="0" w:after="40" w:line="264" w:lineRule="auto"/>
             </w:pPr>
             <w:r>
+              <w:rPr>
+                <w:rFonts w:ascii="Calibri" w:hAnsi="Calibri"/>
+                <w:sz w:val="18"/>
+              </w:rPr>
               <w:t xml:space="preserve">Approve OTHER_BANK ≠ ledger yet</w:t>
             </w:r>
           </w:p>
         </w:tc>
         <w:tc>
-          <w:tcPr/>
+          <w:tcPr>
+            <w:tcMar>
+              <w:top w:w="40" w:type="dxa"/>
+              <w:bottom w:w="40" w:type="dxa"/>
+              <w:left w:w="60" w:type="dxa"/>
+              <w:right w:w="60" w:type="dxa"/>
+            </w:tcMar>
+            <w:tcMar>
+              <w:top w:w="40" w:type="dxa"/>
+              <w:bottom w:w="40" w:type="dxa"/>
+              <w:left w:w="60" w:type="dxa"/>
+              <w:right w:w="60" w:type="dxa"/>
+            </w:tcMar>
+          </w:tcPr>
           <w:p>
             <w:pPr>
               <w:pStyle w:val="Compact"/>
+              <w:spacing w:before="0" w:after="40" w:line="264" w:lineRule="auto"/>
             </w:pPr>
             <w:r>
+              <w:rPr>
+                <w:rFonts w:ascii="Calibri" w:hAnsi="Calibri"/>
+                <w:sz w:val="18"/>
+              </w:rPr>
               <w:t xml:space="preserve">Planned</w:t>
             </w:r>
           </w:p>
@@ -1889,63 +4034,147 @@
       </w:tr>
       <w:tr>
         <w:tc>
-          <w:tcPr/>
+          <w:tcPr>
+            <w:tcMar>
+              <w:top w:w="40" w:type="dxa"/>
+              <w:bottom w:w="40" w:type="dxa"/>
+              <w:left w:w="60" w:type="dxa"/>
+              <w:right w:w="60" w:type="dxa"/>
+            </w:tcMar>
+            <w:tcMar>
+              <w:top w:w="40" w:type="dxa"/>
+              <w:bottom w:w="40" w:type="dxa"/>
+              <w:left w:w="60" w:type="dxa"/>
+              <w:right w:w="60" w:type="dxa"/>
+            </w:tcMar>
+          </w:tcPr>
           <w:p>
             <w:pPr>
               <w:pStyle w:val="Compact"/>
+              <w:spacing w:before="0" w:after="40" w:line="264" w:lineRule="auto"/>
             </w:pPr>
             <w:r>
+              <w:rPr>
+                <w:rFonts w:ascii="Calibri" w:hAnsi="Calibri"/>
+                <w:sz w:val="18"/>
+              </w:rPr>
               <w:t xml:space="preserve">Flyway / Liquibase</w:t>
             </w:r>
           </w:p>
         </w:tc>
         <w:tc>
-          <w:tcPr/>
+          <w:tcPr>
+            <w:tcMar>
+              <w:top w:w="40" w:type="dxa"/>
+              <w:bottom w:w="40" w:type="dxa"/>
+              <w:left w:w="60" w:type="dxa"/>
+              <w:right w:w="60" w:type="dxa"/>
+            </w:tcMar>
+            <w:tcMar>
+              <w:top w:w="40" w:type="dxa"/>
+              <w:bottom w:w="40" w:type="dxa"/>
+              <w:left w:w="60" w:type="dxa"/>
+              <w:right w:w="60" w:type="dxa"/>
+            </w:tcMar>
+          </w:tcPr>
           <w:p>
             <w:pPr>
               <w:pStyle w:val="Compact"/>
+              <w:spacing w:before="0" w:after="40" w:line="264" w:lineRule="auto"/>
             </w:pPr>
             <w:r>
+              <w:rPr>
+                <w:rFonts w:ascii="Calibri" w:hAnsi="Calibri"/>
+                <w:sz w:val="18"/>
+              </w:rPr>
               <w:t xml:space="preserve">Versioned schema instead of only</w:t>
             </w:r>
             <w:r>
+              <w:rPr>
+                <w:rFonts w:ascii="Calibri" w:hAnsi="Calibri"/>
+                <w:sz w:val="18"/>
+              </w:rPr>
               <w:t xml:space="preserve"> </w:t>
             </w:r>
             <w:r>
               <w:rPr>
                 <w:rStyle w:val="VerbatimChar"/>
+                <w:rFonts w:ascii="Calibri" w:hAnsi="Calibri"/>
+                <w:sz w:val="18"/>
               </w:rPr>
               <w:t xml:space="preserve">ddl-auto</w:t>
             </w:r>
           </w:p>
         </w:tc>
         <w:tc>
-          <w:tcPr/>
+          <w:tcPr>
+            <w:tcMar>
+              <w:top w:w="40" w:type="dxa"/>
+              <w:bottom w:w="40" w:type="dxa"/>
+              <w:left w:w="60" w:type="dxa"/>
+              <w:right w:w="60" w:type="dxa"/>
+            </w:tcMar>
+            <w:tcMar>
+              <w:top w:w="40" w:type="dxa"/>
+              <w:bottom w:w="40" w:type="dxa"/>
+              <w:left w:w="60" w:type="dxa"/>
+              <w:right w:w="60" w:type="dxa"/>
+            </w:tcMar>
+          </w:tcPr>
           <w:p>
             <w:pPr>
               <w:pStyle w:val="Compact"/>
+              <w:spacing w:before="0" w:after="40" w:line="264" w:lineRule="auto"/>
             </w:pPr>
             <w:r>
+              <w:rPr>
+                <w:rFonts w:ascii="Calibri" w:hAnsi="Calibri"/>
+                <w:sz w:val="18"/>
+              </w:rPr>
               <w:t xml:space="preserve">New tables (</w:t>
             </w:r>
             <w:r>
               <w:rPr>
                 <w:rStyle w:val="VerbatimChar"/>
+                <w:rFonts w:ascii="Calibri" w:hAnsi="Calibri"/>
+                <w:sz w:val="18"/>
               </w:rPr>
               <w:t xml:space="preserve">audit_event</w:t>
             </w:r>
             <w:r>
+              <w:rPr>
+                <w:rFonts w:ascii="Calibri" w:hAnsi="Calibri"/>
+                <w:sz w:val="18"/>
+              </w:rPr>
               <w:t xml:space="preserve">, …)</w:t>
             </w:r>
           </w:p>
         </w:tc>
         <w:tc>
-          <w:tcPr/>
+          <w:tcPr>
+            <w:tcMar>
+              <w:top w:w="40" w:type="dxa"/>
+              <w:bottom w:w="40" w:type="dxa"/>
+              <w:left w:w="60" w:type="dxa"/>
+              <w:right w:w="60" w:type="dxa"/>
+            </w:tcMar>
+            <w:tcMar>
+              <w:top w:w="40" w:type="dxa"/>
+              <w:bottom w:w="40" w:type="dxa"/>
+              <w:left w:w="60" w:type="dxa"/>
+              <w:right w:w="60" w:type="dxa"/>
+            </w:tcMar>
+          </w:tcPr>
           <w:p>
             <w:pPr>
               <w:pStyle w:val="Compact"/>
+              <w:spacing w:before="0" w:after="40" w:line="264" w:lineRule="auto"/>
             </w:pPr>
             <w:r>
+              <w:rPr>
+                <w:rFonts w:ascii="Calibri" w:hAnsi="Calibri"/>
+                <w:sz w:val="18"/>
+              </w:rPr>
               <w:t xml:space="preserve">Planned</w:t>
             </w:r>
           </w:p>
@@ -1953,53 +4182,184 @@
       </w:tr>
       <w:tr>
         <w:tc>
-          <w:tcPr/>
+          <w:tcPr>
+            <w:tcMar>
+              <w:top w:w="40" w:type="dxa"/>
+              <w:bottom w:w="40" w:type="dxa"/>
+              <w:left w:w="60" w:type="dxa"/>
+              <w:right w:w="60" w:type="dxa"/>
+            </w:tcMar>
+            <w:tcMar>
+              <w:top w:w="40" w:type="dxa"/>
+              <w:bottom w:w="40" w:type="dxa"/>
+              <w:left w:w="60" w:type="dxa"/>
+              <w:right w:w="60" w:type="dxa"/>
+            </w:tcMar>
+          </w:tcPr>
           <w:p>
             <w:pPr>
               <w:pStyle w:val="Compact"/>
+              <w:spacing w:before="0" w:after="40" w:line="264" w:lineRule="auto"/>
             </w:pPr>
             <w:r>
-              <w:t xml:space="preserve">Read replicas (concept)</w:t>
+              <w:rPr>
+                <w:rFonts w:ascii="Calibri" w:hAnsi="Calibri"/>
+                <w:sz w:val="18"/>
+              </w:rPr>
+              <w:t xml:space="preserve">Read replicas (local lab)</w:t>
             </w:r>
           </w:p>
         </w:tc>
         <w:tc>
-          <w:tcPr/>
+          <w:tcPr>
+            <w:tcMar>
+              <w:top w:w="40" w:type="dxa"/>
+              <w:bottom w:w="40" w:type="dxa"/>
+              <w:left w:w="60" w:type="dxa"/>
+              <w:right w:w="60" w:type="dxa"/>
+            </w:tcMar>
+            <w:tcMar>
+              <w:top w:w="40" w:type="dxa"/>
+              <w:bottom w:w="40" w:type="dxa"/>
+              <w:left w:w="60" w:type="dxa"/>
+              <w:right w:w="60" w:type="dxa"/>
+            </w:tcMar>
+          </w:tcPr>
           <w:p>
             <w:pPr>
               <w:pStyle w:val="Compact"/>
+              <w:spacing w:before="0" w:after="40" w:line="264" w:lineRule="auto"/>
             </w:pPr>
             <w:r>
-              <w:t xml:space="preserve">Scale reporting reads</w:t>
+              <w:rPr>
+                <w:rFonts w:ascii="Calibri" w:hAnsi="Calibri"/>
+                <w:sz w:val="18"/>
+              </w:rPr>
+              <w:t xml:space="preserve">Scale reporting reads; sync lag demo</w:t>
             </w:r>
           </w:p>
         </w:tc>
         <w:tc>
-          <w:tcPr/>
+          <w:tcPr>
+            <w:tcMar>
+              <w:top w:w="40" w:type="dxa"/>
+              <w:bottom w:w="40" w:type="dxa"/>
+              <w:left w:w="60" w:type="dxa"/>
+              <w:right w:w="60" w:type="dxa"/>
+            </w:tcMar>
+            <w:tcMar>
+              <w:top w:w="40" w:type="dxa"/>
+              <w:bottom w:w="40" w:type="dxa"/>
+              <w:left w:w="60" w:type="dxa"/>
+              <w:right w:w="60" w:type="dxa"/>
+            </w:tcMar>
+          </w:tcPr>
           <w:p>
             <w:pPr>
               <w:pStyle w:val="Compact"/>
+              <w:spacing w:before="0" w:after="40" w:line="264" w:lineRule="auto"/>
             </w:pPr>
             <w:r>
-              <w:t xml:space="preserve">Reports / audit list</w:t>
+              <w:rPr>
+                <w:rStyle w:val="VerbatimChar"/>
+                <w:rFonts w:ascii="Calibri" w:hAnsi="Calibri"/>
+                <w:sz w:val="18"/>
+              </w:rPr>
+              <w:t xml:space="preserve">bankone</w:t>
+            </w:r>
+            <w:r>
+              <w:rPr>
+                <w:rFonts w:ascii="Calibri" w:hAnsi="Calibri"/>
+                <w:sz w:val="18"/>
+              </w:rPr>
+              <w:t xml:space="preserve"> </w:t>
+            </w:r>
+            <w:r>
+              <w:rPr>
+                <w:rFonts w:ascii="Calibri" w:hAnsi="Calibri"/>
+                <w:sz w:val="18"/>
+              </w:rPr>
+              <w:t xml:space="preserve">/</w:t>
+            </w:r>
+            <w:r>
+              <w:rPr>
+                <w:rFonts w:ascii="Calibri" w:hAnsi="Calibri"/>
+                <w:sz w:val="18"/>
+              </w:rPr>
+              <w:t xml:space="preserve"> </w:t>
+            </w:r>
+            <w:r>
+              <w:rPr>
+                <w:rStyle w:val="VerbatimChar"/>
+                <w:rFonts w:ascii="Calibri" w:hAnsi="Calibri"/>
+                <w:sz w:val="18"/>
+              </w:rPr>
+              <w:t xml:space="preserve">bankone_read</w:t>
+            </w:r>
+            <w:r>
+              <w:rPr>
+                <w:rFonts w:ascii="Calibri" w:hAnsi="Calibri"/>
+                <w:sz w:val="18"/>
+              </w:rPr>
+              <w:t xml:space="preserve">,</w:t>
+            </w:r>
+            <w:r>
+              <w:rPr>
+                <w:rFonts w:ascii="Calibri" w:hAnsi="Calibri"/>
+                <w:sz w:val="18"/>
+              </w:rPr>
+              <w:t xml:space="preserve"> </w:t>
+            </w:r>
+            <w:r>
+              <w:rPr>
+                <w:rStyle w:val="VerbatimChar"/>
+                <w:rFonts w:ascii="Calibri" w:hAnsi="Calibri"/>
+                <w:sz w:val="18"/>
+              </w:rPr>
+              <w:t xml:space="preserve">ReplicaSyncService</w:t>
+            </w:r>
+            <w:r>
+              <w:rPr>
+                <w:rFonts w:ascii="Calibri" w:hAnsi="Calibri"/>
+                <w:sz w:val="18"/>
+              </w:rPr>
+              <w:t xml:space="preserve">, Management Sync</w:t>
             </w:r>
           </w:p>
         </w:tc>
         <w:tc>
-          <w:tcPr/>
+          <w:tcPr>
+            <w:tcMar>
+              <w:top w:w="40" w:type="dxa"/>
+              <w:bottom w:w="40" w:type="dxa"/>
+              <w:left w:w="60" w:type="dxa"/>
+              <w:right w:w="60" w:type="dxa"/>
+            </w:tcMar>
+            <w:tcMar>
+              <w:top w:w="40" w:type="dxa"/>
+              <w:bottom w:w="40" w:type="dxa"/>
+              <w:left w:w="60" w:type="dxa"/>
+              <w:right w:w="60" w:type="dxa"/>
+            </w:tcMar>
+          </w:tcPr>
           <w:p>
             <w:pPr>
               <w:pStyle w:val="Compact"/>
+              <w:spacing w:before="0" w:after="40" w:line="264" w:lineRule="auto"/>
             </w:pPr>
             <w:r>
-              <w:t xml:space="preserve">Planned</w:t>
+              <w:rPr>
+                <w:rFonts w:ascii="Calibri" w:hAnsi="Calibri"/>
+                <w:sz w:val="18"/>
+              </w:rPr>
+              <w:t xml:space="preserve">Implemented (local)</w:t>
             </w:r>
           </w:p>
         </w:tc>
       </w:tr>
     </w:tbl>
-    <w:bookmarkEnd w:id="20"/>
-    <w:bookmarkStart w:id="21" w:name="observability"/>
+    <w:bookmarkEnd w:id="21"/>
+    <w:bookmarkStart w:id="22" w:name="observability"/>
     <w:p>
       <w:pPr>
         <w:pStyle w:val="Heading3"/>
@@ -2012,8 +4372,16 @@
       <w:tblPr>
         <w:tblStyle w:val="Table"/>
         <w:tblW w:type="pct" w:w="5000"/>
-        <w:tblLayout w:type="fixed"/>
+        <w:tblLayout w:type="autofit"/>
         <w:tblLook w:firstRow="1" w:lastRow="0" w:firstColumn="0" w:lastColumn="0" w:noHBand="0" w:noVBand="0" w:val="0020"/>
+        <w:tblBorders>
+          <w:top w:val="single" w:sz="4" w:space="0" w:color="CBD5E0"/>
+          <w:left w:val="single" w:sz="4" w:space="0" w:color="CBD5E0"/>
+          <w:bottom w:val="single" w:sz="4" w:space="0" w:color="CBD5E0"/>
+          <w:right w:val="single" w:sz="4" w:space="0" w:color="CBD5E0"/>
+          <w:insideH w:val="single" w:sz="4" w:space="0" w:color="CBD5E0"/>
+          <w:insideV w:val="single" w:sz="4" w:space="0" w:color="CBD5E0"/>
+        </w:tblBorders>
       </w:tblPr>
       <w:tblGrid>
         <w:gridCol w:w="1980"/>
@@ -2026,45 +4394,129 @@
           <w:tblHeader w:val="on"/>
         </w:trPr>
         <w:tc>
-          <w:tcPr/>
+          <w:tcPr>
+            <w:tcMar>
+              <w:top w:w="40" w:type="dxa"/>
+              <w:bottom w:w="40" w:type="dxa"/>
+              <w:left w:w="60" w:type="dxa"/>
+              <w:right w:w="60" w:type="dxa"/>
+            </w:tcMar>
+            <w:shd w:fill="1A365D" w:val="clear"/>
+            <w:tcMar>
+              <w:top w:w="40" w:type="dxa"/>
+              <w:bottom w:w="40" w:type="dxa"/>
+              <w:left w:w="60" w:type="dxa"/>
+              <w:right w:w="60" w:type="dxa"/>
+            </w:tcMar>
+          </w:tcPr>
           <w:p>
             <w:pPr>
               <w:pStyle w:val="Compact"/>
+              <w:spacing w:before="0" w:after="40" w:line="264" w:lineRule="auto"/>
             </w:pPr>
             <w:r>
+              <w:rPr>
+                <w:rFonts w:ascii="Calibri" w:hAnsi="Calibri"/>
+                <w:b/>
+                <w:color w:val="FFFFFF"/>
+                <w:sz w:val="18"/>
+              </w:rPr>
               <w:t xml:space="preserve">Topic</w:t>
             </w:r>
           </w:p>
         </w:tc>
         <w:tc>
-          <w:tcPr/>
+          <w:tcPr>
+            <w:tcMar>
+              <w:top w:w="40" w:type="dxa"/>
+              <w:bottom w:w="40" w:type="dxa"/>
+              <w:left w:w="60" w:type="dxa"/>
+              <w:right w:w="60" w:type="dxa"/>
+            </w:tcMar>
+            <w:shd w:fill="1A365D" w:val="clear"/>
+            <w:tcMar>
+              <w:top w:w="40" w:type="dxa"/>
+              <w:bottom w:w="40" w:type="dxa"/>
+              <w:left w:w="60" w:type="dxa"/>
+              <w:right w:w="60" w:type="dxa"/>
+            </w:tcMar>
+          </w:tcPr>
           <w:p>
             <w:pPr>
               <w:pStyle w:val="Compact"/>
+              <w:spacing w:before="0" w:after="40" w:line="264" w:lineRule="auto"/>
             </w:pPr>
             <w:r>
+              <w:rPr>
+                <w:rFonts w:ascii="Calibri" w:hAnsi="Calibri"/>
+                <w:b/>
+                <w:color w:val="FFFFFF"/>
+                <w:sz w:val="18"/>
+              </w:rPr>
               <w:t xml:space="preserve">Use</w:t>
             </w:r>
           </w:p>
         </w:tc>
         <w:tc>
-          <w:tcPr/>
+          <w:tcPr>
+            <w:tcMar>
+              <w:top w:w="40" w:type="dxa"/>
+              <w:bottom w:w="40" w:type="dxa"/>
+              <w:left w:w="60" w:type="dxa"/>
+              <w:right w:w="60" w:type="dxa"/>
+            </w:tcMar>
+            <w:shd w:fill="1A365D" w:val="clear"/>
+            <w:tcMar>
+              <w:top w:w="40" w:type="dxa"/>
+              <w:bottom w:w="40" w:type="dxa"/>
+              <w:left w:w="60" w:type="dxa"/>
+              <w:right w:w="60" w:type="dxa"/>
+            </w:tcMar>
+          </w:tcPr>
           <w:p>
             <w:pPr>
               <w:pStyle w:val="Compact"/>
+              <w:spacing w:before="0" w:after="40" w:line="264" w:lineRule="auto"/>
             </w:pPr>
             <w:r>
+              <w:rPr>
+                <w:rFonts w:ascii="Calibri" w:hAnsi="Calibri"/>
+                <w:b/>
+                <w:color w:val="FFFFFF"/>
+                <w:sz w:val="18"/>
+              </w:rPr>
               <w:t xml:space="preserve">BankOne hook</w:t>
             </w:r>
           </w:p>
         </w:tc>
         <w:tc>
-          <w:tcPr/>
+          <w:tcPr>
+            <w:tcMar>
+              <w:top w:w="40" w:type="dxa"/>
+              <w:bottom w:w="40" w:type="dxa"/>
+              <w:left w:w="60" w:type="dxa"/>
+              <w:right w:w="60" w:type="dxa"/>
+            </w:tcMar>
+            <w:shd w:fill="1A365D" w:val="clear"/>
+            <w:tcMar>
+              <w:top w:w="40" w:type="dxa"/>
+              <w:bottom w:w="40" w:type="dxa"/>
+              <w:left w:w="60" w:type="dxa"/>
+              <w:right w:w="60" w:type="dxa"/>
+            </w:tcMar>
+          </w:tcPr>
           <w:p>
             <w:pPr>
               <w:pStyle w:val="Compact"/>
+              <w:spacing w:before="0" w:after="40" w:line="264" w:lineRule="auto"/>
             </w:pPr>
             <w:r>
+              <w:rPr>
+                <w:rFonts w:ascii="Calibri" w:hAnsi="Calibri"/>
+                <w:b/>
+                <w:color w:val="FFFFFF"/>
+                <w:sz w:val="18"/>
+              </w:rPr>
               <w:t xml:space="preserve">Status</w:t>
             </w:r>
           </w:p>
@@ -2072,45 +4524,117 @@
       </w:tr>
       <w:tr>
         <w:tc>
-          <w:tcPr/>
+          <w:tcPr>
+            <w:tcMar>
+              <w:top w:w="40" w:type="dxa"/>
+              <w:bottom w:w="40" w:type="dxa"/>
+              <w:left w:w="60" w:type="dxa"/>
+              <w:right w:w="60" w:type="dxa"/>
+            </w:tcMar>
+            <w:tcMar>
+              <w:top w:w="40" w:type="dxa"/>
+              <w:bottom w:w="40" w:type="dxa"/>
+              <w:left w:w="60" w:type="dxa"/>
+              <w:right w:w="60" w:type="dxa"/>
+            </w:tcMar>
+          </w:tcPr>
           <w:p>
             <w:pPr>
               <w:pStyle w:val="Compact"/>
+              <w:spacing w:before="0" w:after="40" w:line="264" w:lineRule="auto"/>
             </w:pPr>
             <w:r>
+              <w:rPr>
+                <w:rFonts w:ascii="Calibri" w:hAnsi="Calibri"/>
+                <w:sz w:val="18"/>
+              </w:rPr>
               <w:t xml:space="preserve">Correlation ID</w:t>
             </w:r>
           </w:p>
         </w:tc>
         <w:tc>
-          <w:tcPr/>
+          <w:tcPr>
+            <w:tcMar>
+              <w:top w:w="40" w:type="dxa"/>
+              <w:bottom w:w="40" w:type="dxa"/>
+              <w:left w:w="60" w:type="dxa"/>
+              <w:right w:w="60" w:type="dxa"/>
+            </w:tcMar>
+            <w:tcMar>
+              <w:top w:w="40" w:type="dxa"/>
+              <w:bottom w:w="40" w:type="dxa"/>
+              <w:left w:w="60" w:type="dxa"/>
+              <w:right w:w="60" w:type="dxa"/>
+            </w:tcMar>
+          </w:tcPr>
           <w:p>
             <w:pPr>
               <w:pStyle w:val="Compact"/>
+              <w:spacing w:before="0" w:after="40" w:line="264" w:lineRule="auto"/>
             </w:pPr>
             <w:r>
+              <w:rPr>
+                <w:rFonts w:ascii="Calibri" w:hAnsi="Calibri"/>
+                <w:sz w:val="18"/>
+              </w:rPr>
               <w:t xml:space="preserve">Trace one request across logs</w:t>
             </w:r>
           </w:p>
         </w:tc>
         <w:tc>
-          <w:tcPr/>
+          <w:tcPr>
+            <w:tcMar>
+              <w:top w:w="40" w:type="dxa"/>
+              <w:bottom w:w="40" w:type="dxa"/>
+              <w:left w:w="60" w:type="dxa"/>
+              <w:right w:w="60" w:type="dxa"/>
+            </w:tcMar>
+            <w:tcMar>
+              <w:top w:w="40" w:type="dxa"/>
+              <w:bottom w:w="40" w:type="dxa"/>
+              <w:left w:w="60" w:type="dxa"/>
+              <w:right w:w="60" w:type="dxa"/>
+            </w:tcMar>
+          </w:tcPr>
           <w:p>
             <w:pPr>
               <w:pStyle w:val="Compact"/>
+              <w:spacing w:before="0" w:after="40" w:line="264" w:lineRule="auto"/>
             </w:pPr>
             <w:r>
+              <w:rPr>
+                <w:rFonts w:ascii="Calibri" w:hAnsi="Calibri"/>
+                <w:sz w:val="18"/>
+              </w:rPr>
               <w:t xml:space="preserve">Filter → MDC → Kafka headers</w:t>
             </w:r>
           </w:p>
         </w:tc>
         <w:tc>
-          <w:tcPr/>
+          <w:tcPr>
+            <w:tcMar>
+              <w:top w:w="40" w:type="dxa"/>
+              <w:bottom w:w="40" w:type="dxa"/>
+              <w:left w:w="60" w:type="dxa"/>
+              <w:right w:w="60" w:type="dxa"/>
+            </w:tcMar>
+            <w:tcMar>
+              <w:top w:w="40" w:type="dxa"/>
+              <w:bottom w:w="40" w:type="dxa"/>
+              <w:left w:w="60" w:type="dxa"/>
+              <w:right w:w="60" w:type="dxa"/>
+            </w:tcMar>
+          </w:tcPr>
           <w:p>
             <w:pPr>
               <w:pStyle w:val="Compact"/>
+              <w:spacing w:before="0" w:after="40" w:line="264" w:lineRule="auto"/>
             </w:pPr>
             <w:r>
+              <w:rPr>
+                <w:rFonts w:ascii="Calibri" w:hAnsi="Calibri"/>
+                <w:sz w:val="18"/>
+              </w:rPr>
               <w:t xml:space="preserve">Planned</w:t>
             </w:r>
           </w:p>
@@ -2118,45 +4642,117 @@
       </w:tr>
       <w:tr>
         <w:tc>
-          <w:tcPr/>
+          <w:tcPr>
+            <w:tcMar>
+              <w:top w:w="40" w:type="dxa"/>
+              <w:bottom w:w="40" w:type="dxa"/>
+              <w:left w:w="60" w:type="dxa"/>
+              <w:right w:w="60" w:type="dxa"/>
+            </w:tcMar>
+            <w:tcMar>
+              <w:top w:w="40" w:type="dxa"/>
+              <w:bottom w:w="40" w:type="dxa"/>
+              <w:left w:w="60" w:type="dxa"/>
+              <w:right w:w="60" w:type="dxa"/>
+            </w:tcMar>
+          </w:tcPr>
           <w:p>
             <w:pPr>
               <w:pStyle w:val="Compact"/>
+              <w:spacing w:before="0" w:after="40" w:line="264" w:lineRule="auto"/>
             </w:pPr>
             <w:r>
+              <w:rPr>
+                <w:rFonts w:ascii="Calibri" w:hAnsi="Calibri"/>
+                <w:sz w:val="18"/>
+              </w:rPr>
               <w:t xml:space="preserve">Metrics (Micrometer)</w:t>
             </w:r>
           </w:p>
         </w:tc>
         <w:tc>
-          <w:tcPr/>
+          <w:tcPr>
+            <w:tcMar>
+              <w:top w:w="40" w:type="dxa"/>
+              <w:bottom w:w="40" w:type="dxa"/>
+              <w:left w:w="60" w:type="dxa"/>
+              <w:right w:w="60" w:type="dxa"/>
+            </w:tcMar>
+            <w:tcMar>
+              <w:top w:w="40" w:type="dxa"/>
+              <w:bottom w:w="40" w:type="dxa"/>
+              <w:left w:w="60" w:type="dxa"/>
+              <w:right w:w="60" w:type="dxa"/>
+            </w:tcMar>
+          </w:tcPr>
           <w:p>
             <w:pPr>
               <w:pStyle w:val="Compact"/>
+              <w:spacing w:before="0" w:after="40" w:line="264" w:lineRule="auto"/>
             </w:pPr>
             <w:r>
+              <w:rPr>
+                <w:rFonts w:ascii="Calibri" w:hAnsi="Calibri"/>
+                <w:sz w:val="18"/>
+              </w:rPr>
               <w:t xml:space="preserve">Count 429s, transfer latency, login fails</w:t>
             </w:r>
           </w:p>
         </w:tc>
         <w:tc>
-          <w:tcPr/>
+          <w:tcPr>
+            <w:tcMar>
+              <w:top w:w="40" w:type="dxa"/>
+              <w:bottom w:w="40" w:type="dxa"/>
+              <w:left w:w="60" w:type="dxa"/>
+              <w:right w:w="60" w:type="dxa"/>
+            </w:tcMar>
+            <w:tcMar>
+              <w:top w:w="40" w:type="dxa"/>
+              <w:bottom w:w="40" w:type="dxa"/>
+              <w:left w:w="60" w:type="dxa"/>
+              <w:right w:w="60" w:type="dxa"/>
+            </w:tcMar>
+          </w:tcPr>
           <w:p>
             <w:pPr>
               <w:pStyle w:val="Compact"/>
+              <w:spacing w:before="0" w:after="40" w:line="264" w:lineRule="auto"/>
             </w:pPr>
             <w:r>
+              <w:rPr>
+                <w:rFonts w:ascii="Calibri" w:hAnsi="Calibri"/>
+                <w:sz w:val="18"/>
+              </w:rPr>
               <w:t xml:space="preserve">Actuator already on classpath</w:t>
             </w:r>
           </w:p>
         </w:tc>
         <w:tc>
-          <w:tcPr/>
+          <w:tcPr>
+            <w:tcMar>
+              <w:top w:w="40" w:type="dxa"/>
+              <w:bottom w:w="40" w:type="dxa"/>
+              <w:left w:w="60" w:type="dxa"/>
+              <w:right w:w="60" w:type="dxa"/>
+            </w:tcMar>
+            <w:tcMar>
+              <w:top w:w="40" w:type="dxa"/>
+              <w:bottom w:w="40" w:type="dxa"/>
+              <w:left w:w="60" w:type="dxa"/>
+              <w:right w:w="60" w:type="dxa"/>
+            </w:tcMar>
+          </w:tcPr>
           <w:p>
             <w:pPr>
               <w:pStyle w:val="Compact"/>
+              <w:spacing w:before="0" w:after="40" w:line="264" w:lineRule="auto"/>
             </w:pPr>
             <w:r>
+              <w:rPr>
+                <w:rFonts w:ascii="Calibri" w:hAnsi="Calibri"/>
+                <w:sz w:val="18"/>
+              </w:rPr>
               <w:t xml:space="preserve">Partial (Actuator dep)</w:t>
             </w:r>
           </w:p>
@@ -2164,45 +4760,117 @@
       </w:tr>
       <w:tr>
         <w:tc>
-          <w:tcPr/>
+          <w:tcPr>
+            <w:tcMar>
+              <w:top w:w="40" w:type="dxa"/>
+              <w:bottom w:w="40" w:type="dxa"/>
+              <w:left w:w="60" w:type="dxa"/>
+              <w:right w:w="60" w:type="dxa"/>
+            </w:tcMar>
+            <w:tcMar>
+              <w:top w:w="40" w:type="dxa"/>
+              <w:bottom w:w="40" w:type="dxa"/>
+              <w:left w:w="60" w:type="dxa"/>
+              <w:right w:w="60" w:type="dxa"/>
+            </w:tcMar>
+          </w:tcPr>
           <w:p>
             <w:pPr>
               <w:pStyle w:val="Compact"/>
+              <w:spacing w:before="0" w:after="40" w:line="264" w:lineRule="auto"/>
             </w:pPr>
             <w:r>
+              <w:rPr>
+                <w:rFonts w:ascii="Calibri" w:hAnsi="Calibri"/>
+                <w:sz w:val="18"/>
+              </w:rPr>
               <w:t xml:space="preserve">OpenTelemetry tracing</w:t>
             </w:r>
           </w:p>
         </w:tc>
         <w:tc>
-          <w:tcPr/>
+          <w:tcPr>
+            <w:tcMar>
+              <w:top w:w="40" w:type="dxa"/>
+              <w:bottom w:w="40" w:type="dxa"/>
+              <w:left w:w="60" w:type="dxa"/>
+              <w:right w:w="60" w:type="dxa"/>
+            </w:tcMar>
+            <w:tcMar>
+              <w:top w:w="40" w:type="dxa"/>
+              <w:bottom w:w="40" w:type="dxa"/>
+              <w:left w:w="60" w:type="dxa"/>
+              <w:right w:w="60" w:type="dxa"/>
+            </w:tcMar>
+          </w:tcPr>
           <w:p>
             <w:pPr>
               <w:pStyle w:val="Compact"/>
+              <w:spacing w:before="0" w:after="40" w:line="264" w:lineRule="auto"/>
             </w:pPr>
             <w:r>
+              <w:rPr>
+                <w:rFonts w:ascii="Calibri" w:hAnsi="Calibri"/>
+                <w:sz w:val="18"/>
+              </w:rPr>
               <w:t xml:space="preserve">Follow API → DB → Kafka → mail</w:t>
             </w:r>
           </w:p>
         </w:tc>
         <w:tc>
-          <w:tcPr/>
+          <w:tcPr>
+            <w:tcMar>
+              <w:top w:w="40" w:type="dxa"/>
+              <w:bottom w:w="40" w:type="dxa"/>
+              <w:left w:w="60" w:type="dxa"/>
+              <w:right w:w="60" w:type="dxa"/>
+            </w:tcMar>
+            <w:tcMar>
+              <w:top w:w="40" w:type="dxa"/>
+              <w:bottom w:w="40" w:type="dxa"/>
+              <w:left w:w="60" w:type="dxa"/>
+              <w:right w:w="60" w:type="dxa"/>
+            </w:tcMar>
+          </w:tcPr>
           <w:p>
             <w:pPr>
               <w:pStyle w:val="Compact"/>
+              <w:spacing w:before="0" w:after="40" w:line="264" w:lineRule="auto"/>
             </w:pPr>
             <w:r>
+              <w:rPr>
+                <w:rFonts w:ascii="Calibri" w:hAnsi="Calibri"/>
+                <w:sz w:val="18"/>
+              </w:rPr>
               <w:t xml:space="preserve">Notification path</w:t>
             </w:r>
           </w:p>
         </w:tc>
         <w:tc>
-          <w:tcPr/>
+          <w:tcPr>
+            <w:tcMar>
+              <w:top w:w="40" w:type="dxa"/>
+              <w:bottom w:w="40" w:type="dxa"/>
+              <w:left w:w="60" w:type="dxa"/>
+              <w:right w:w="60" w:type="dxa"/>
+            </w:tcMar>
+            <w:tcMar>
+              <w:top w:w="40" w:type="dxa"/>
+              <w:bottom w:w="40" w:type="dxa"/>
+              <w:left w:w="60" w:type="dxa"/>
+              <w:right w:w="60" w:type="dxa"/>
+            </w:tcMar>
+          </w:tcPr>
           <w:p>
             <w:pPr>
               <w:pStyle w:val="Compact"/>
+              <w:spacing w:before="0" w:after="40" w:line="264" w:lineRule="auto"/>
             </w:pPr>
             <w:r>
+              <w:rPr>
+                <w:rFonts w:ascii="Calibri" w:hAnsi="Calibri"/>
+                <w:sz w:val="18"/>
+              </w:rPr>
               <w:t xml:space="preserve">Planned</w:t>
             </w:r>
           </w:p>
@@ -2210,53 +4878,125 @@
       </w:tr>
       <w:tr>
         <w:tc>
-          <w:tcPr/>
+          <w:tcPr>
+            <w:tcMar>
+              <w:top w:w="40" w:type="dxa"/>
+              <w:bottom w:w="40" w:type="dxa"/>
+              <w:left w:w="60" w:type="dxa"/>
+              <w:right w:w="60" w:type="dxa"/>
+            </w:tcMar>
+            <w:tcMar>
+              <w:top w:w="40" w:type="dxa"/>
+              <w:bottom w:w="40" w:type="dxa"/>
+              <w:left w:w="60" w:type="dxa"/>
+              <w:right w:w="60" w:type="dxa"/>
+            </w:tcMar>
+          </w:tcPr>
           <w:p>
             <w:pPr>
               <w:pStyle w:val="Compact"/>
+              <w:spacing w:before="0" w:after="40" w:line="264" w:lineRule="auto"/>
             </w:pPr>
             <w:r>
+              <w:rPr>
+                <w:rFonts w:ascii="Calibri" w:hAnsi="Calibri"/>
+                <w:sz w:val="18"/>
+              </w:rPr>
               <w:t xml:space="preserve">Health checks</w:t>
             </w:r>
           </w:p>
         </w:tc>
         <w:tc>
-          <w:tcPr/>
+          <w:tcPr>
+            <w:tcMar>
+              <w:top w:w="40" w:type="dxa"/>
+              <w:bottom w:w="40" w:type="dxa"/>
+              <w:left w:w="60" w:type="dxa"/>
+              <w:right w:w="60" w:type="dxa"/>
+            </w:tcMar>
+            <w:tcMar>
+              <w:top w:w="40" w:type="dxa"/>
+              <w:bottom w:w="40" w:type="dxa"/>
+              <w:left w:w="60" w:type="dxa"/>
+              <w:right w:w="60" w:type="dxa"/>
+            </w:tcMar>
+          </w:tcPr>
           <w:p>
             <w:pPr>
               <w:pStyle w:val="Compact"/>
+              <w:spacing w:before="0" w:after="40" w:line="264" w:lineRule="auto"/>
             </w:pPr>
             <w:r>
+              <w:rPr>
+                <w:rFonts w:ascii="Calibri" w:hAnsi="Calibri"/>
+                <w:sz w:val="18"/>
+              </w:rPr>
               <w:t xml:space="preserve">Probe DB/Kafka for ops</w:t>
             </w:r>
           </w:p>
         </w:tc>
         <w:tc>
-          <w:tcPr/>
+          <w:tcPr>
+            <w:tcMar>
+              <w:top w:w="40" w:type="dxa"/>
+              <w:bottom w:w="40" w:type="dxa"/>
+              <w:left w:w="60" w:type="dxa"/>
+              <w:right w:w="60" w:type="dxa"/>
+            </w:tcMar>
+            <w:tcMar>
+              <w:top w:w="40" w:type="dxa"/>
+              <w:bottom w:w="40" w:type="dxa"/>
+              <w:left w:w="60" w:type="dxa"/>
+              <w:right w:w="60" w:type="dxa"/>
+            </w:tcMar>
+          </w:tcPr>
           <w:p>
             <w:pPr>
               <w:pStyle w:val="Compact"/>
+              <w:spacing w:before="0" w:after="40" w:line="264" w:lineRule="auto"/>
             </w:pPr>
             <w:r>
+              <w:rPr>
+                <w:rFonts w:ascii="Calibri" w:hAnsi="Calibri"/>
+                <w:sz w:val="18"/>
+              </w:rPr>
               <w:t xml:space="preserve">Actuator health</w:t>
             </w:r>
           </w:p>
         </w:tc>
         <w:tc>
-          <w:tcPr/>
+          <w:tcPr>
+            <w:tcMar>
+              <w:top w:w="40" w:type="dxa"/>
+              <w:bottom w:w="40" w:type="dxa"/>
+              <w:left w:w="60" w:type="dxa"/>
+              <w:right w:w="60" w:type="dxa"/>
+            </w:tcMar>
+            <w:tcMar>
+              <w:top w:w="40" w:type="dxa"/>
+              <w:bottom w:w="40" w:type="dxa"/>
+              <w:left w:w="60" w:type="dxa"/>
+              <w:right w:w="60" w:type="dxa"/>
+            </w:tcMar>
+          </w:tcPr>
           <w:p>
             <w:pPr>
               <w:pStyle w:val="Compact"/>
+              <w:spacing w:before="0" w:after="40" w:line="264" w:lineRule="auto"/>
             </w:pPr>
             <w:r>
+              <w:rPr>
+                <w:rFonts w:ascii="Calibri" w:hAnsi="Calibri"/>
+                <w:sz w:val="18"/>
+              </w:rPr>
               <w:t xml:space="preserve">Partial</w:t>
             </w:r>
           </w:p>
         </w:tc>
       </w:tr>
     </w:tbl>
-    <w:bookmarkEnd w:id="21"/>
-    <w:bookmarkStart w:id="22" w:name="messaging-kafka-path"/>
+    <w:bookmarkEnd w:id="22"/>
+    <w:bookmarkStart w:id="23" w:name="messaging-kafka-path"/>
     <w:p>
       <w:pPr>
         <w:pStyle w:val="Heading3"/>
@@ -2269,8 +5009,16 @@
       <w:tblPr>
         <w:tblStyle w:val="Table"/>
         <w:tblW w:type="pct" w:w="5000"/>
-        <w:tblLayout w:type="fixed"/>
+        <w:tblLayout w:type="autofit"/>
         <w:tblLook w:firstRow="1" w:lastRow="0" w:firstColumn="0" w:lastColumn="0" w:noHBand="0" w:noVBand="0" w:val="0020"/>
+        <w:tblBorders>
+          <w:top w:val="single" w:sz="4" w:space="0" w:color="CBD5E0"/>
+          <w:left w:val="single" w:sz="4" w:space="0" w:color="CBD5E0"/>
+          <w:bottom w:val="single" w:sz="4" w:space="0" w:color="CBD5E0"/>
+          <w:right w:val="single" w:sz="4" w:space="0" w:color="CBD5E0"/>
+          <w:insideH w:val="single" w:sz="4" w:space="0" w:color="CBD5E0"/>
+          <w:insideV w:val="single" w:sz="4" w:space="0" w:color="CBD5E0"/>
+        </w:tblBorders>
       </w:tblPr>
       <w:tblGrid>
         <w:gridCol w:w="1980"/>
@@ -2283,45 +5031,129 @@
           <w:tblHeader w:val="on"/>
         </w:trPr>
         <w:tc>
-          <w:tcPr/>
+          <w:tcPr>
+            <w:tcMar>
+              <w:top w:w="40" w:type="dxa"/>
+              <w:bottom w:w="40" w:type="dxa"/>
+              <w:left w:w="60" w:type="dxa"/>
+              <w:right w:w="60" w:type="dxa"/>
+            </w:tcMar>
+            <w:shd w:fill="1A365D" w:val="clear"/>
+            <w:tcMar>
+              <w:top w:w="40" w:type="dxa"/>
+              <w:bottom w:w="40" w:type="dxa"/>
+              <w:left w:w="60" w:type="dxa"/>
+              <w:right w:w="60" w:type="dxa"/>
+            </w:tcMar>
+          </w:tcPr>
           <w:p>
             <w:pPr>
               <w:pStyle w:val="Compact"/>
+              <w:spacing w:before="0" w:after="40" w:line="264" w:lineRule="auto"/>
             </w:pPr>
             <w:r>
+              <w:rPr>
+                <w:rFonts w:ascii="Calibri" w:hAnsi="Calibri"/>
+                <w:b/>
+                <w:color w:val="FFFFFF"/>
+                <w:sz w:val="18"/>
+              </w:rPr>
               <w:t xml:space="preserve">Topic</w:t>
             </w:r>
           </w:p>
         </w:tc>
         <w:tc>
-          <w:tcPr/>
+          <w:tcPr>
+            <w:tcMar>
+              <w:top w:w="40" w:type="dxa"/>
+              <w:bottom w:w="40" w:type="dxa"/>
+              <w:left w:w="60" w:type="dxa"/>
+              <w:right w:w="60" w:type="dxa"/>
+            </w:tcMar>
+            <w:shd w:fill="1A365D" w:val="clear"/>
+            <w:tcMar>
+              <w:top w:w="40" w:type="dxa"/>
+              <w:bottom w:w="40" w:type="dxa"/>
+              <w:left w:w="60" w:type="dxa"/>
+              <w:right w:w="60" w:type="dxa"/>
+            </w:tcMar>
+          </w:tcPr>
           <w:p>
             <w:pPr>
               <w:pStyle w:val="Compact"/>
+              <w:spacing w:before="0" w:after="40" w:line="264" w:lineRule="auto"/>
             </w:pPr>
             <w:r>
+              <w:rPr>
+                <w:rFonts w:ascii="Calibri" w:hAnsi="Calibri"/>
+                <w:b/>
+                <w:color w:val="FFFFFF"/>
+                <w:sz w:val="18"/>
+              </w:rPr>
               <w:t xml:space="preserve">Use</w:t>
             </w:r>
           </w:p>
         </w:tc>
         <w:tc>
-          <w:tcPr/>
+          <w:tcPr>
+            <w:tcMar>
+              <w:top w:w="40" w:type="dxa"/>
+              <w:bottom w:w="40" w:type="dxa"/>
+              <w:left w:w="60" w:type="dxa"/>
+              <w:right w:w="60" w:type="dxa"/>
+            </w:tcMar>
+            <w:shd w:fill="1A365D" w:val="clear"/>
+            <w:tcMar>
+              <w:top w:w="40" w:type="dxa"/>
+              <w:bottom w:w="40" w:type="dxa"/>
+              <w:left w:w="60" w:type="dxa"/>
+              <w:right w:w="60" w:type="dxa"/>
+            </w:tcMar>
+          </w:tcPr>
           <w:p>
             <w:pPr>
               <w:pStyle w:val="Compact"/>
+              <w:spacing w:before="0" w:after="40" w:line="264" w:lineRule="auto"/>
             </w:pPr>
             <w:r>
+              <w:rPr>
+                <w:rFonts w:ascii="Calibri" w:hAnsi="Calibri"/>
+                <w:b/>
+                <w:color w:val="FFFFFF"/>
+                <w:sz w:val="18"/>
+              </w:rPr>
               <w:t xml:space="preserve">BankOne hook</w:t>
             </w:r>
           </w:p>
         </w:tc>
         <w:tc>
-          <w:tcPr/>
+          <w:tcPr>
+            <w:tcMar>
+              <w:top w:w="40" w:type="dxa"/>
+              <w:bottom w:w="40" w:type="dxa"/>
+              <w:left w:w="60" w:type="dxa"/>
+              <w:right w:w="60" w:type="dxa"/>
+            </w:tcMar>
+            <w:shd w:fill="1A365D" w:val="clear"/>
+            <w:tcMar>
+              <w:top w:w="40" w:type="dxa"/>
+              <w:bottom w:w="40" w:type="dxa"/>
+              <w:left w:w="60" w:type="dxa"/>
+              <w:right w:w="60" w:type="dxa"/>
+            </w:tcMar>
+          </w:tcPr>
           <w:p>
             <w:pPr>
               <w:pStyle w:val="Compact"/>
+              <w:spacing w:before="0" w:after="40" w:line="264" w:lineRule="auto"/>
             </w:pPr>
             <w:r>
+              <w:rPr>
+                <w:rFonts w:ascii="Calibri" w:hAnsi="Calibri"/>
+                <w:b/>
+                <w:color w:val="FFFFFF"/>
+                <w:sz w:val="18"/>
+              </w:rPr>
               <w:t xml:space="preserve">Status</w:t>
             </w:r>
           </w:p>
@@ -2329,45 +5161,117 @@
       </w:tr>
       <w:tr>
         <w:tc>
-          <w:tcPr/>
+          <w:tcPr>
+            <w:tcMar>
+              <w:top w:w="40" w:type="dxa"/>
+              <w:bottom w:w="40" w:type="dxa"/>
+              <w:left w:w="60" w:type="dxa"/>
+              <w:right w:w="60" w:type="dxa"/>
+            </w:tcMar>
+            <w:tcMar>
+              <w:top w:w="40" w:type="dxa"/>
+              <w:bottom w:w="40" w:type="dxa"/>
+              <w:left w:w="60" w:type="dxa"/>
+              <w:right w:w="60" w:type="dxa"/>
+            </w:tcMar>
+          </w:tcPr>
           <w:p>
             <w:pPr>
               <w:pStyle w:val="Compact"/>
+              <w:spacing w:before="0" w:after="40" w:line="264" w:lineRule="auto"/>
             </w:pPr>
             <w:r>
+              <w:rPr>
+                <w:rFonts w:ascii="Calibri" w:hAnsi="Calibri"/>
+                <w:sz w:val="18"/>
+              </w:rPr>
               <w:t xml:space="preserve">Dead-letter queue</w:t>
             </w:r>
           </w:p>
         </w:tc>
         <w:tc>
-          <w:tcPr/>
+          <w:tcPr>
+            <w:tcMar>
+              <w:top w:w="40" w:type="dxa"/>
+              <w:bottom w:w="40" w:type="dxa"/>
+              <w:left w:w="60" w:type="dxa"/>
+              <w:right w:w="60" w:type="dxa"/>
+            </w:tcMar>
+            <w:tcMar>
+              <w:top w:w="40" w:type="dxa"/>
+              <w:bottom w:w="40" w:type="dxa"/>
+              <w:left w:w="60" w:type="dxa"/>
+              <w:right w:w="60" w:type="dxa"/>
+            </w:tcMar>
+          </w:tcPr>
           <w:p>
             <w:pPr>
               <w:pStyle w:val="Compact"/>
+              <w:spacing w:before="0" w:after="40" w:line="264" w:lineRule="auto"/>
             </w:pPr>
             <w:r>
+              <w:rPr>
+                <w:rFonts w:ascii="Calibri" w:hAnsi="Calibri"/>
+                <w:sz w:val="18"/>
+              </w:rPr>
               <w:t xml:space="preserve">Poison messages stop blocking consumers</w:t>
             </w:r>
           </w:p>
         </w:tc>
         <w:tc>
-          <w:tcPr/>
+          <w:tcPr>
+            <w:tcMar>
+              <w:top w:w="40" w:type="dxa"/>
+              <w:bottom w:w="40" w:type="dxa"/>
+              <w:left w:w="60" w:type="dxa"/>
+              <w:right w:w="60" w:type="dxa"/>
+            </w:tcMar>
+            <w:tcMar>
+              <w:top w:w="40" w:type="dxa"/>
+              <w:bottom w:w="40" w:type="dxa"/>
+              <w:left w:w="60" w:type="dxa"/>
+              <w:right w:w="60" w:type="dxa"/>
+            </w:tcMar>
+          </w:tcPr>
           <w:p>
             <w:pPr>
               <w:pStyle w:val="Compact"/>
+              <w:spacing w:before="0" w:after="40" w:line="264" w:lineRule="auto"/>
             </w:pPr>
             <w:r>
+              <w:rPr>
+                <w:rFonts w:ascii="Calibri" w:hAnsi="Calibri"/>
+                <w:sz w:val="18"/>
+              </w:rPr>
               <w:t xml:space="preserve">Notification consumer</w:t>
             </w:r>
           </w:p>
         </w:tc>
         <w:tc>
-          <w:tcPr/>
+          <w:tcPr>
+            <w:tcMar>
+              <w:top w:w="40" w:type="dxa"/>
+              <w:bottom w:w="40" w:type="dxa"/>
+              <w:left w:w="60" w:type="dxa"/>
+              <w:right w:w="60" w:type="dxa"/>
+            </w:tcMar>
+            <w:tcMar>
+              <w:top w:w="40" w:type="dxa"/>
+              <w:bottom w:w="40" w:type="dxa"/>
+              <w:left w:w="60" w:type="dxa"/>
+              <w:right w:w="60" w:type="dxa"/>
+            </w:tcMar>
+          </w:tcPr>
           <w:p>
             <w:pPr>
               <w:pStyle w:val="Compact"/>
+              <w:spacing w:before="0" w:after="40" w:line="264" w:lineRule="auto"/>
             </w:pPr>
             <w:r>
+              <w:rPr>
+                <w:rFonts w:ascii="Calibri" w:hAnsi="Calibri"/>
+                <w:sz w:val="18"/>
+              </w:rPr>
               <w:t xml:space="preserve">Planned</w:t>
             </w:r>
           </w:p>
@@ -2375,45 +5279,117 @@
       </w:tr>
       <w:tr>
         <w:tc>
-          <w:tcPr/>
+          <w:tcPr>
+            <w:tcMar>
+              <w:top w:w="40" w:type="dxa"/>
+              <w:bottom w:w="40" w:type="dxa"/>
+              <w:left w:w="60" w:type="dxa"/>
+              <w:right w:w="60" w:type="dxa"/>
+            </w:tcMar>
+            <w:tcMar>
+              <w:top w:w="40" w:type="dxa"/>
+              <w:bottom w:w="40" w:type="dxa"/>
+              <w:left w:w="60" w:type="dxa"/>
+              <w:right w:w="60" w:type="dxa"/>
+            </w:tcMar>
+          </w:tcPr>
           <w:p>
             <w:pPr>
               <w:pStyle w:val="Compact"/>
+              <w:spacing w:before="0" w:after="40" w:line="264" w:lineRule="auto"/>
             </w:pPr>
             <w:r>
+              <w:rPr>
+                <w:rFonts w:ascii="Calibri" w:hAnsi="Calibri"/>
+                <w:sz w:val="18"/>
+              </w:rPr>
               <w:t xml:space="preserve">Consumer idempotency</w:t>
             </w:r>
           </w:p>
         </w:tc>
         <w:tc>
-          <w:tcPr/>
+          <w:tcPr>
+            <w:tcMar>
+              <w:top w:w="40" w:type="dxa"/>
+              <w:bottom w:w="40" w:type="dxa"/>
+              <w:left w:w="60" w:type="dxa"/>
+              <w:right w:w="60" w:type="dxa"/>
+            </w:tcMar>
+            <w:tcMar>
+              <w:top w:w="40" w:type="dxa"/>
+              <w:bottom w:w="40" w:type="dxa"/>
+              <w:left w:w="60" w:type="dxa"/>
+              <w:right w:w="60" w:type="dxa"/>
+            </w:tcMar>
+          </w:tcPr>
           <w:p>
             <w:pPr>
               <w:pStyle w:val="Compact"/>
+              <w:spacing w:before="0" w:after="40" w:line="264" w:lineRule="auto"/>
             </w:pPr>
             <w:r>
+              <w:rPr>
+                <w:rFonts w:ascii="Calibri" w:hAnsi="Calibri"/>
+                <w:sz w:val="18"/>
+              </w:rPr>
               <w:t xml:space="preserve">At-least-once must not spam duplicate emails</w:t>
             </w:r>
           </w:p>
         </w:tc>
         <w:tc>
-          <w:tcPr/>
+          <w:tcPr>
+            <w:tcMar>
+              <w:top w:w="40" w:type="dxa"/>
+              <w:bottom w:w="40" w:type="dxa"/>
+              <w:left w:w="60" w:type="dxa"/>
+              <w:right w:w="60" w:type="dxa"/>
+            </w:tcMar>
+            <w:tcMar>
+              <w:top w:w="40" w:type="dxa"/>
+              <w:bottom w:w="40" w:type="dxa"/>
+              <w:left w:w="60" w:type="dxa"/>
+              <w:right w:w="60" w:type="dxa"/>
+            </w:tcMar>
+          </w:tcPr>
           <w:p>
             <w:pPr>
               <w:pStyle w:val="Compact"/>
+              <w:spacing w:before="0" w:after="40" w:line="264" w:lineRule="auto"/>
             </w:pPr>
             <w:r>
+              <w:rPr>
+                <w:rFonts w:ascii="Calibri" w:hAnsi="Calibri"/>
+                <w:sz w:val="18"/>
+              </w:rPr>
               <w:t xml:space="preserve">Notification listener</w:t>
             </w:r>
           </w:p>
         </w:tc>
         <w:tc>
-          <w:tcPr/>
+          <w:tcPr>
+            <w:tcMar>
+              <w:top w:w="40" w:type="dxa"/>
+              <w:bottom w:w="40" w:type="dxa"/>
+              <w:left w:w="60" w:type="dxa"/>
+              <w:right w:w="60" w:type="dxa"/>
+            </w:tcMar>
+            <w:tcMar>
+              <w:top w:w="40" w:type="dxa"/>
+              <w:bottom w:w="40" w:type="dxa"/>
+              <w:left w:w="60" w:type="dxa"/>
+              <w:right w:w="60" w:type="dxa"/>
+            </w:tcMar>
+          </w:tcPr>
           <w:p>
             <w:pPr>
               <w:pStyle w:val="Compact"/>
+              <w:spacing w:before="0" w:after="40" w:line="264" w:lineRule="auto"/>
             </w:pPr>
             <w:r>
+              <w:rPr>
+                <w:rFonts w:ascii="Calibri" w:hAnsi="Calibri"/>
+                <w:sz w:val="18"/>
+              </w:rPr>
               <w:t xml:space="preserve">Planned</w:t>
             </w:r>
           </w:p>
@@ -2421,56 +5397,126 @@
       </w:tr>
       <w:tr>
         <w:tc>
-          <w:tcPr/>
+          <w:tcPr>
+            <w:tcMar>
+              <w:top w:w="40" w:type="dxa"/>
+              <w:bottom w:w="40" w:type="dxa"/>
+              <w:left w:w="60" w:type="dxa"/>
+              <w:right w:w="60" w:type="dxa"/>
+            </w:tcMar>
+            <w:tcMar>
+              <w:top w:w="40" w:type="dxa"/>
+              <w:bottom w:w="40" w:type="dxa"/>
+              <w:left w:w="60" w:type="dxa"/>
+              <w:right w:w="60" w:type="dxa"/>
+            </w:tcMar>
+          </w:tcPr>
           <w:p>
             <w:pPr>
               <w:pStyle w:val="Compact"/>
+              <w:spacing w:before="0" w:after="40" w:line="264" w:lineRule="auto"/>
             </w:pPr>
             <w:r>
+              <w:rPr>
+                <w:rFonts w:ascii="Calibri" w:hAnsi="Calibri"/>
+                <w:sz w:val="18"/>
+              </w:rPr>
               <w:t xml:space="preserve">Scheduled jobs</w:t>
             </w:r>
           </w:p>
         </w:tc>
         <w:tc>
-          <w:tcPr/>
+          <w:tcPr>
+            <w:tcMar>
+              <w:top w:w="40" w:type="dxa"/>
+              <w:bottom w:w="40" w:type="dxa"/>
+              <w:left w:w="60" w:type="dxa"/>
+              <w:right w:w="60" w:type="dxa"/>
+            </w:tcMar>
+            <w:tcMar>
+              <w:top w:w="40" w:type="dxa"/>
+              <w:bottom w:w="40" w:type="dxa"/>
+              <w:left w:w="60" w:type="dxa"/>
+              <w:right w:w="60" w:type="dxa"/>
+            </w:tcMar>
+          </w:tcPr>
           <w:p>
             <w:pPr>
               <w:pStyle w:val="Compact"/>
+              <w:spacing w:before="0" w:after="40" w:line="264" w:lineRule="auto"/>
             </w:pPr>
             <w:r>
+              <w:rPr>
+                <w:rFonts w:ascii="Calibri" w:hAnsi="Calibri"/>
+                <w:sz w:val="18"/>
+              </w:rPr>
               <w:t xml:space="preserve">Interest, purge old audit, outbox poller</w:t>
             </w:r>
           </w:p>
         </w:tc>
         <w:tc>
-          <w:tcPr/>
+          <w:tcPr>
+            <w:tcMar>
+              <w:top w:w="40" w:type="dxa"/>
+              <w:bottom w:w="40" w:type="dxa"/>
+              <w:left w:w="60" w:type="dxa"/>
+              <w:right w:w="60" w:type="dxa"/>
+            </w:tcMar>
+            <w:tcMar>
+              <w:top w:w="40" w:type="dxa"/>
+              <w:bottom w:w="40" w:type="dxa"/>
+              <w:left w:w="60" w:type="dxa"/>
+              <w:right w:w="60" w:type="dxa"/>
+            </w:tcMar>
+          </w:tcPr>
           <w:p>
             <w:pPr>
               <w:pStyle w:val="Compact"/>
+              <w:spacing w:before="0" w:after="40" w:line="264" w:lineRule="auto"/>
             </w:pPr>
             <w:r>
               <w:rPr>
                 <w:rStyle w:val="VerbatimChar"/>
+                <w:rFonts w:ascii="Calibri" w:hAnsi="Calibri"/>
+                <w:sz w:val="18"/>
               </w:rPr>
               <w:t xml:space="preserve">@Scheduled</w:t>
             </w:r>
           </w:p>
         </w:tc>
         <w:tc>
-          <w:tcPr/>
+          <w:tcPr>
+            <w:tcMar>
+              <w:top w:w="40" w:type="dxa"/>
+              <w:bottom w:w="40" w:type="dxa"/>
+              <w:left w:w="60" w:type="dxa"/>
+              <w:right w:w="60" w:type="dxa"/>
+            </w:tcMar>
+            <w:tcMar>
+              <w:top w:w="40" w:type="dxa"/>
+              <w:bottom w:w="40" w:type="dxa"/>
+              <w:left w:w="60" w:type="dxa"/>
+              <w:right w:w="60" w:type="dxa"/>
+            </w:tcMar>
+          </w:tcPr>
           <w:p>
             <w:pPr>
               <w:pStyle w:val="Compact"/>
+              <w:spacing w:before="0" w:after="40" w:line="264" w:lineRule="auto"/>
             </w:pPr>
             <w:r>
+              <w:rPr>
+                <w:rFonts w:ascii="Calibri" w:hAnsi="Calibri"/>
+                <w:sz w:val="18"/>
+              </w:rPr>
               <w:t xml:space="preserve">Planned</w:t>
             </w:r>
           </w:p>
         </w:tc>
       </w:tr>
     </w:tbl>
-    <w:bookmarkEnd w:id="22"/>
-    <w:bookmarkStart w:id="23" w:name="api-frontend-contract"/>
+    <w:bookmarkEnd w:id="23"/>
+    <w:bookmarkStart w:id="24" w:name="api-frontend-contract"/>
     <w:p>
       <w:pPr>
         <w:pStyle w:val="Heading3"/>
@@ -2483,8 +5529,16 @@
       <w:tblPr>
         <w:tblStyle w:val="Table"/>
         <w:tblW w:type="pct" w:w="5000"/>
-        <w:tblLayout w:type="fixed"/>
+        <w:tblLayout w:type="autofit"/>
         <w:tblLook w:firstRow="1" w:lastRow="0" w:firstColumn="0" w:lastColumn="0" w:noHBand="0" w:noVBand="0" w:val="0020"/>
+        <w:tblBorders>
+          <w:top w:val="single" w:sz="4" w:space="0" w:color="CBD5E0"/>
+          <w:left w:val="single" w:sz="4" w:space="0" w:color="CBD5E0"/>
+          <w:bottom w:val="single" w:sz="4" w:space="0" w:color="CBD5E0"/>
+          <w:right w:val="single" w:sz="4" w:space="0" w:color="CBD5E0"/>
+          <w:insideH w:val="single" w:sz="4" w:space="0" w:color="CBD5E0"/>
+          <w:insideV w:val="single" w:sz="4" w:space="0" w:color="CBD5E0"/>
+        </w:tblBorders>
       </w:tblPr>
       <w:tblGrid>
         <w:gridCol w:w="1980"/>
@@ -2497,45 +5551,129 @@
           <w:tblHeader w:val="on"/>
         </w:trPr>
         <w:tc>
-          <w:tcPr/>
+          <w:tcPr>
+            <w:tcMar>
+              <w:top w:w="40" w:type="dxa"/>
+              <w:bottom w:w="40" w:type="dxa"/>
+              <w:left w:w="60" w:type="dxa"/>
+              <w:right w:w="60" w:type="dxa"/>
+            </w:tcMar>
+            <w:shd w:fill="1A365D" w:val="clear"/>
+            <w:tcMar>
+              <w:top w:w="40" w:type="dxa"/>
+              <w:bottom w:w="40" w:type="dxa"/>
+              <w:left w:w="60" w:type="dxa"/>
+              <w:right w:w="60" w:type="dxa"/>
+            </w:tcMar>
+          </w:tcPr>
           <w:p>
             <w:pPr>
               <w:pStyle w:val="Compact"/>
+              <w:spacing w:before="0" w:after="40" w:line="264" w:lineRule="auto"/>
             </w:pPr>
             <w:r>
+              <w:rPr>
+                <w:rFonts w:ascii="Calibri" w:hAnsi="Calibri"/>
+                <w:b/>
+                <w:color w:val="FFFFFF"/>
+                <w:sz w:val="18"/>
+              </w:rPr>
               <w:t xml:space="preserve">Topic</w:t>
             </w:r>
           </w:p>
         </w:tc>
         <w:tc>
-          <w:tcPr/>
+          <w:tcPr>
+            <w:tcMar>
+              <w:top w:w="40" w:type="dxa"/>
+              <w:bottom w:w="40" w:type="dxa"/>
+              <w:left w:w="60" w:type="dxa"/>
+              <w:right w:w="60" w:type="dxa"/>
+            </w:tcMar>
+            <w:shd w:fill="1A365D" w:val="clear"/>
+            <w:tcMar>
+              <w:top w:w="40" w:type="dxa"/>
+              <w:bottom w:w="40" w:type="dxa"/>
+              <w:left w:w="60" w:type="dxa"/>
+              <w:right w:w="60" w:type="dxa"/>
+            </w:tcMar>
+          </w:tcPr>
           <w:p>
             <w:pPr>
               <w:pStyle w:val="Compact"/>
+              <w:spacing w:before="0" w:after="40" w:line="264" w:lineRule="auto"/>
             </w:pPr>
             <w:r>
+              <w:rPr>
+                <w:rFonts w:ascii="Calibri" w:hAnsi="Calibri"/>
+                <w:b/>
+                <w:color w:val="FFFFFF"/>
+                <w:sz w:val="18"/>
+              </w:rPr>
               <w:t xml:space="preserve">Use</w:t>
             </w:r>
           </w:p>
         </w:tc>
         <w:tc>
-          <w:tcPr/>
+          <w:tcPr>
+            <w:tcMar>
+              <w:top w:w="40" w:type="dxa"/>
+              <w:bottom w:w="40" w:type="dxa"/>
+              <w:left w:w="60" w:type="dxa"/>
+              <w:right w:w="60" w:type="dxa"/>
+            </w:tcMar>
+            <w:shd w:fill="1A365D" w:val="clear"/>
+            <w:tcMar>
+              <w:top w:w="40" w:type="dxa"/>
+              <w:bottom w:w="40" w:type="dxa"/>
+              <w:left w:w="60" w:type="dxa"/>
+              <w:right w:w="60" w:type="dxa"/>
+            </w:tcMar>
+          </w:tcPr>
           <w:p>
             <w:pPr>
               <w:pStyle w:val="Compact"/>
+              <w:spacing w:before="0" w:after="40" w:line="264" w:lineRule="auto"/>
             </w:pPr>
             <w:r>
+              <w:rPr>
+                <w:rFonts w:ascii="Calibri" w:hAnsi="Calibri"/>
+                <w:b/>
+                <w:color w:val="FFFFFF"/>
+                <w:sz w:val="18"/>
+              </w:rPr>
               <w:t xml:space="preserve">BankOne hook</w:t>
             </w:r>
           </w:p>
         </w:tc>
         <w:tc>
-          <w:tcPr/>
+          <w:tcPr>
+            <w:tcMar>
+              <w:top w:w="40" w:type="dxa"/>
+              <w:bottom w:w="40" w:type="dxa"/>
+              <w:left w:w="60" w:type="dxa"/>
+              <w:right w:w="60" w:type="dxa"/>
+            </w:tcMar>
+            <w:shd w:fill="1A365D" w:val="clear"/>
+            <w:tcMar>
+              <w:top w:w="40" w:type="dxa"/>
+              <w:bottom w:w="40" w:type="dxa"/>
+              <w:left w:w="60" w:type="dxa"/>
+              <w:right w:w="60" w:type="dxa"/>
+            </w:tcMar>
+          </w:tcPr>
           <w:p>
             <w:pPr>
               <w:pStyle w:val="Compact"/>
+              <w:spacing w:before="0" w:after="40" w:line="264" w:lineRule="auto"/>
             </w:pPr>
             <w:r>
+              <w:rPr>
+                <w:rFonts w:ascii="Calibri" w:hAnsi="Calibri"/>
+                <w:b/>
+                <w:color w:val="FFFFFF"/>
+                <w:sz w:val="18"/>
+              </w:rPr>
               <w:t xml:space="preserve">Status</w:t>
             </w:r>
           </w:p>
@@ -2543,45 +5681,117 @@
       </w:tr>
       <w:tr>
         <w:tc>
-          <w:tcPr/>
+          <w:tcPr>
+            <w:tcMar>
+              <w:top w:w="40" w:type="dxa"/>
+              <w:bottom w:w="40" w:type="dxa"/>
+              <w:left w:w="60" w:type="dxa"/>
+              <w:right w:w="60" w:type="dxa"/>
+            </w:tcMar>
+            <w:tcMar>
+              <w:top w:w="40" w:type="dxa"/>
+              <w:bottom w:w="40" w:type="dxa"/>
+              <w:left w:w="60" w:type="dxa"/>
+              <w:right w:w="60" w:type="dxa"/>
+            </w:tcMar>
+          </w:tcPr>
           <w:p>
             <w:pPr>
               <w:pStyle w:val="Compact"/>
+              <w:spacing w:before="0" w:after="40" w:line="264" w:lineRule="auto"/>
             </w:pPr>
             <w:r>
+              <w:rPr>
+                <w:rFonts w:ascii="Calibri" w:hAnsi="Calibri"/>
+                <w:sz w:val="18"/>
+              </w:rPr>
               <w:t xml:space="preserve">OpenAPI (springdoc)</w:t>
             </w:r>
           </w:p>
         </w:tc>
         <w:tc>
-          <w:tcPr/>
+          <w:tcPr>
+            <w:tcMar>
+              <w:top w:w="40" w:type="dxa"/>
+              <w:bottom w:w="40" w:type="dxa"/>
+              <w:left w:w="60" w:type="dxa"/>
+              <w:right w:w="60" w:type="dxa"/>
+            </w:tcMar>
+            <w:tcMar>
+              <w:top w:w="40" w:type="dxa"/>
+              <w:bottom w:w="40" w:type="dxa"/>
+              <w:left w:w="60" w:type="dxa"/>
+              <w:right w:w="60" w:type="dxa"/>
+            </w:tcMar>
+          </w:tcPr>
           <w:p>
             <w:pPr>
               <w:pStyle w:val="Compact"/>
+              <w:spacing w:before="0" w:after="40" w:line="264" w:lineRule="auto"/>
             </w:pPr>
             <w:r>
+              <w:rPr>
+                <w:rFonts w:ascii="Calibri" w:hAnsi="Calibri"/>
+                <w:sz w:val="18"/>
+              </w:rPr>
               <w:t xml:space="preserve">Live API docs + client gen</w:t>
             </w:r>
           </w:p>
         </w:tc>
         <w:tc>
-          <w:tcPr/>
+          <w:tcPr>
+            <w:tcMar>
+              <w:top w:w="40" w:type="dxa"/>
+              <w:bottom w:w="40" w:type="dxa"/>
+              <w:left w:w="60" w:type="dxa"/>
+              <w:right w:w="60" w:type="dxa"/>
+            </w:tcMar>
+            <w:tcMar>
+              <w:top w:w="40" w:type="dxa"/>
+              <w:bottom w:w="40" w:type="dxa"/>
+              <w:left w:w="60" w:type="dxa"/>
+              <w:right w:w="60" w:type="dxa"/>
+            </w:tcMar>
+          </w:tcPr>
           <w:p>
             <w:pPr>
               <w:pStyle w:val="Compact"/>
+              <w:spacing w:before="0" w:after="40" w:line="264" w:lineRule="auto"/>
             </w:pPr>
             <w:r>
+              <w:rPr>
+                <w:rFonts w:ascii="Calibri" w:hAnsi="Calibri"/>
+                <w:sz w:val="18"/>
+              </w:rPr>
               <w:t xml:space="preserve">Controllers</w:t>
             </w:r>
           </w:p>
         </w:tc>
         <w:tc>
-          <w:tcPr/>
+          <w:tcPr>
+            <w:tcMar>
+              <w:top w:w="40" w:type="dxa"/>
+              <w:bottom w:w="40" w:type="dxa"/>
+              <w:left w:w="60" w:type="dxa"/>
+              <w:right w:w="60" w:type="dxa"/>
+            </w:tcMar>
+            <w:tcMar>
+              <w:top w:w="40" w:type="dxa"/>
+              <w:bottom w:w="40" w:type="dxa"/>
+              <w:left w:w="60" w:type="dxa"/>
+              <w:right w:w="60" w:type="dxa"/>
+            </w:tcMar>
+          </w:tcPr>
           <w:p>
             <w:pPr>
               <w:pStyle w:val="Compact"/>
+              <w:spacing w:before="0" w:after="40" w:line="264" w:lineRule="auto"/>
             </w:pPr>
             <w:r>
+              <w:rPr>
+                <w:rFonts w:ascii="Calibri" w:hAnsi="Calibri"/>
+                <w:sz w:val="18"/>
+              </w:rPr>
               <w:t xml:space="preserve">Planned</w:t>
             </w:r>
           </w:p>
@@ -2589,45 +5799,117 @@
       </w:tr>
       <w:tr>
         <w:tc>
-          <w:tcPr/>
+          <w:tcPr>
+            <w:tcMar>
+              <w:top w:w="40" w:type="dxa"/>
+              <w:bottom w:w="40" w:type="dxa"/>
+              <w:left w:w="60" w:type="dxa"/>
+              <w:right w:w="60" w:type="dxa"/>
+            </w:tcMar>
+            <w:tcMar>
+              <w:top w:w="40" w:type="dxa"/>
+              <w:bottom w:w="40" w:type="dxa"/>
+              <w:left w:w="60" w:type="dxa"/>
+              <w:right w:w="60" w:type="dxa"/>
+            </w:tcMar>
+          </w:tcPr>
           <w:p>
             <w:pPr>
               <w:pStyle w:val="Compact"/>
+              <w:spacing w:before="0" w:after="40" w:line="264" w:lineRule="auto"/>
             </w:pPr>
             <w:r>
+              <w:rPr>
+                <w:rFonts w:ascii="Calibri" w:hAnsi="Calibri"/>
+                <w:sz w:val="18"/>
+              </w:rPr>
               <w:t xml:space="preserve">Cursor pagination</w:t>
             </w:r>
           </w:p>
         </w:tc>
         <w:tc>
-          <w:tcPr/>
+          <w:tcPr>
+            <w:tcMar>
+              <w:top w:w="40" w:type="dxa"/>
+              <w:bottom w:w="40" w:type="dxa"/>
+              <w:left w:w="60" w:type="dxa"/>
+              <w:right w:w="60" w:type="dxa"/>
+            </w:tcMar>
+            <w:tcMar>
+              <w:top w:w="40" w:type="dxa"/>
+              <w:bottom w:w="40" w:type="dxa"/>
+              <w:left w:w="60" w:type="dxa"/>
+              <w:right w:w="60" w:type="dxa"/>
+            </w:tcMar>
+          </w:tcPr>
           <w:p>
             <w:pPr>
               <w:pStyle w:val="Compact"/>
+              <w:spacing w:before="0" w:after="40" w:line="264" w:lineRule="auto"/>
             </w:pPr>
             <w:r>
+              <w:rPr>
+                <w:rFonts w:ascii="Calibri" w:hAnsi="Calibri"/>
+                <w:sz w:val="18"/>
+              </w:rPr>
               <w:t xml:space="preserve">Stable paging on huge tables</w:t>
             </w:r>
           </w:p>
         </w:tc>
         <w:tc>
-          <w:tcPr/>
+          <w:tcPr>
+            <w:tcMar>
+              <w:top w:w="40" w:type="dxa"/>
+              <w:bottom w:w="40" w:type="dxa"/>
+              <w:left w:w="60" w:type="dxa"/>
+              <w:right w:w="60" w:type="dxa"/>
+            </w:tcMar>
+            <w:tcMar>
+              <w:top w:w="40" w:type="dxa"/>
+              <w:bottom w:w="40" w:type="dxa"/>
+              <w:left w:w="60" w:type="dxa"/>
+              <w:right w:w="60" w:type="dxa"/>
+            </w:tcMar>
+          </w:tcPr>
           <w:p>
             <w:pPr>
               <w:pStyle w:val="Compact"/>
+              <w:spacing w:before="0" w:after="40" w:line="264" w:lineRule="auto"/>
             </w:pPr>
             <w:r>
+              <w:rPr>
+                <w:rFonts w:ascii="Calibri" w:hAnsi="Calibri"/>
+                <w:sz w:val="18"/>
+              </w:rPr>
               <w:t xml:space="preserve">Transactions / audit events</w:t>
             </w:r>
           </w:p>
         </w:tc>
         <w:tc>
-          <w:tcPr/>
+          <w:tcPr>
+            <w:tcMar>
+              <w:top w:w="40" w:type="dxa"/>
+              <w:bottom w:w="40" w:type="dxa"/>
+              <w:left w:w="60" w:type="dxa"/>
+              <w:right w:w="60" w:type="dxa"/>
+            </w:tcMar>
+            <w:tcMar>
+              <w:top w:w="40" w:type="dxa"/>
+              <w:bottom w:w="40" w:type="dxa"/>
+              <w:left w:w="60" w:type="dxa"/>
+              <w:right w:w="60" w:type="dxa"/>
+            </w:tcMar>
+          </w:tcPr>
           <w:p>
             <w:pPr>
               <w:pStyle w:val="Compact"/>
+              <w:spacing w:before="0" w:after="40" w:line="264" w:lineRule="auto"/>
             </w:pPr>
             <w:r>
+              <w:rPr>
+                <w:rFonts w:ascii="Calibri" w:hAnsi="Calibri"/>
+                <w:sz w:val="18"/>
+              </w:rPr>
               <w:t xml:space="preserve">Planned</w:t>
             </w:r>
           </w:p>
@@ -2635,53 +5917,125 @@
       </w:tr>
       <w:tr>
         <w:tc>
-          <w:tcPr/>
+          <w:tcPr>
+            <w:tcMar>
+              <w:top w:w="40" w:type="dxa"/>
+              <w:bottom w:w="40" w:type="dxa"/>
+              <w:left w:w="60" w:type="dxa"/>
+              <w:right w:w="60" w:type="dxa"/>
+            </w:tcMar>
+            <w:tcMar>
+              <w:top w:w="40" w:type="dxa"/>
+              <w:bottom w:w="40" w:type="dxa"/>
+              <w:left w:w="60" w:type="dxa"/>
+              <w:right w:w="60" w:type="dxa"/>
+            </w:tcMar>
+          </w:tcPr>
           <w:p>
             <w:pPr>
               <w:pStyle w:val="Compact"/>
+              <w:spacing w:before="0" w:after="40" w:line="264" w:lineRule="auto"/>
             </w:pPr>
             <w:r>
+              <w:rPr>
+                <w:rFonts w:ascii="Calibri" w:hAnsi="Calibri"/>
+                <w:sz w:val="18"/>
+              </w:rPr>
               <w:t xml:space="preserve">ETags / conditional GET</w:t>
             </w:r>
           </w:p>
         </w:tc>
         <w:tc>
-          <w:tcPr/>
+          <w:tcPr>
+            <w:tcMar>
+              <w:top w:w="40" w:type="dxa"/>
+              <w:bottom w:w="40" w:type="dxa"/>
+              <w:left w:w="60" w:type="dxa"/>
+              <w:right w:w="60" w:type="dxa"/>
+            </w:tcMar>
+            <w:tcMar>
+              <w:top w:w="40" w:type="dxa"/>
+              <w:bottom w:w="40" w:type="dxa"/>
+              <w:left w:w="60" w:type="dxa"/>
+              <w:right w:w="60" w:type="dxa"/>
+            </w:tcMar>
+          </w:tcPr>
           <w:p>
             <w:pPr>
               <w:pStyle w:val="Compact"/>
+              <w:spacing w:before="0" w:after="40" w:line="264" w:lineRule="auto"/>
             </w:pPr>
             <w:r>
+              <w:rPr>
+                <w:rFonts w:ascii="Calibri" w:hAnsi="Calibri"/>
+                <w:sz w:val="18"/>
+              </w:rPr>
               <w:t xml:space="preserve">Cheap revalidation</w:t>
             </w:r>
           </w:p>
         </w:tc>
         <w:tc>
-          <w:tcPr/>
+          <w:tcPr>
+            <w:tcMar>
+              <w:top w:w="40" w:type="dxa"/>
+              <w:bottom w:w="40" w:type="dxa"/>
+              <w:left w:w="60" w:type="dxa"/>
+              <w:right w:w="60" w:type="dxa"/>
+            </w:tcMar>
+            <w:tcMar>
+              <w:top w:w="40" w:type="dxa"/>
+              <w:bottom w:w="40" w:type="dxa"/>
+              <w:left w:w="60" w:type="dxa"/>
+              <w:right w:w="60" w:type="dxa"/>
+            </w:tcMar>
+          </w:tcPr>
           <w:p>
             <w:pPr>
               <w:pStyle w:val="Compact"/>
+              <w:spacing w:before="0" w:after="40" w:line="264" w:lineRule="auto"/>
             </w:pPr>
             <w:r>
+              <w:rPr>
+                <w:rFonts w:ascii="Calibri" w:hAnsi="Calibri"/>
+                <w:sz w:val="18"/>
+              </w:rPr>
               <w:t xml:space="preserve">Customer/account detail</w:t>
             </w:r>
           </w:p>
         </w:tc>
         <w:tc>
-          <w:tcPr/>
+          <w:tcPr>
+            <w:tcMar>
+              <w:top w:w="40" w:type="dxa"/>
+              <w:bottom w:w="40" w:type="dxa"/>
+              <w:left w:w="60" w:type="dxa"/>
+              <w:right w:w="60" w:type="dxa"/>
+            </w:tcMar>
+            <w:tcMar>
+              <w:top w:w="40" w:type="dxa"/>
+              <w:bottom w:w="40" w:type="dxa"/>
+              <w:left w:w="60" w:type="dxa"/>
+              <w:right w:w="60" w:type="dxa"/>
+            </w:tcMar>
+          </w:tcPr>
           <w:p>
             <w:pPr>
               <w:pStyle w:val="Compact"/>
+              <w:spacing w:before="0" w:after="40" w:line="264" w:lineRule="auto"/>
             </w:pPr>
             <w:r>
+              <w:rPr>
+                <w:rFonts w:ascii="Calibri" w:hAnsi="Calibri"/>
+                <w:sz w:val="18"/>
+              </w:rPr>
               <w:t xml:space="preserve">Planned</w:t>
             </w:r>
           </w:p>
         </w:tc>
       </w:tr>
     </w:tbl>
-    <w:bookmarkEnd w:id="23"/>
-    <w:bookmarkStart w:id="24" w:name="architecture-patterns"/>
+    <w:bookmarkEnd w:id="24"/>
+    <w:bookmarkStart w:id="25" w:name="architecture-patterns"/>
     <w:p>
       <w:pPr>
         <w:pStyle w:val="Heading3"/>
@@ -2694,8 +6048,16 @@
       <w:tblPr>
         <w:tblStyle w:val="Table"/>
         <w:tblW w:type="pct" w:w="5000"/>
-        <w:tblLayout w:type="fixed"/>
+        <w:tblLayout w:type="autofit"/>
         <w:tblLook w:firstRow="1" w:lastRow="0" w:firstColumn="0" w:lastColumn="0" w:noHBand="0" w:noVBand="0" w:val="0020"/>
+        <w:tblBorders>
+          <w:top w:val="single" w:sz="4" w:space="0" w:color="CBD5E0"/>
+          <w:left w:val="single" w:sz="4" w:space="0" w:color="CBD5E0"/>
+          <w:bottom w:val="single" w:sz="4" w:space="0" w:color="CBD5E0"/>
+          <w:right w:val="single" w:sz="4" w:space="0" w:color="CBD5E0"/>
+          <w:insideH w:val="single" w:sz="4" w:space="0" w:color="CBD5E0"/>
+          <w:insideV w:val="single" w:sz="4" w:space="0" w:color="CBD5E0"/>
+        </w:tblBorders>
       </w:tblPr>
       <w:tblGrid>
         <w:gridCol w:w="1980"/>
@@ -2708,45 +6070,129 @@
           <w:tblHeader w:val="on"/>
         </w:trPr>
         <w:tc>
-          <w:tcPr/>
+          <w:tcPr>
+            <w:tcMar>
+              <w:top w:w="40" w:type="dxa"/>
+              <w:bottom w:w="40" w:type="dxa"/>
+              <w:left w:w="60" w:type="dxa"/>
+              <w:right w:w="60" w:type="dxa"/>
+            </w:tcMar>
+            <w:shd w:fill="1A365D" w:val="clear"/>
+            <w:tcMar>
+              <w:top w:w="40" w:type="dxa"/>
+              <w:bottom w:w="40" w:type="dxa"/>
+              <w:left w:w="60" w:type="dxa"/>
+              <w:right w:w="60" w:type="dxa"/>
+            </w:tcMar>
+          </w:tcPr>
           <w:p>
             <w:pPr>
               <w:pStyle w:val="Compact"/>
+              <w:spacing w:before="0" w:after="40" w:line="264" w:lineRule="auto"/>
             </w:pPr>
             <w:r>
+              <w:rPr>
+                <w:rFonts w:ascii="Calibri" w:hAnsi="Calibri"/>
+                <w:b/>
+                <w:color w:val="FFFFFF"/>
+                <w:sz w:val="18"/>
+              </w:rPr>
               <w:t xml:space="preserve">Topic</w:t>
             </w:r>
           </w:p>
         </w:tc>
         <w:tc>
-          <w:tcPr/>
+          <w:tcPr>
+            <w:tcMar>
+              <w:top w:w="40" w:type="dxa"/>
+              <w:bottom w:w="40" w:type="dxa"/>
+              <w:left w:w="60" w:type="dxa"/>
+              <w:right w:w="60" w:type="dxa"/>
+            </w:tcMar>
+            <w:shd w:fill="1A365D" w:val="clear"/>
+            <w:tcMar>
+              <w:top w:w="40" w:type="dxa"/>
+              <w:bottom w:w="40" w:type="dxa"/>
+              <w:left w:w="60" w:type="dxa"/>
+              <w:right w:w="60" w:type="dxa"/>
+            </w:tcMar>
+          </w:tcPr>
           <w:p>
             <w:pPr>
               <w:pStyle w:val="Compact"/>
+              <w:spacing w:before="0" w:after="40" w:line="264" w:lineRule="auto"/>
             </w:pPr>
             <w:r>
+              <w:rPr>
+                <w:rFonts w:ascii="Calibri" w:hAnsi="Calibri"/>
+                <w:b/>
+                <w:color w:val="FFFFFF"/>
+                <w:sz w:val="18"/>
+              </w:rPr>
               <w:t xml:space="preserve">Use</w:t>
             </w:r>
           </w:p>
         </w:tc>
         <w:tc>
-          <w:tcPr/>
+          <w:tcPr>
+            <w:tcMar>
+              <w:top w:w="40" w:type="dxa"/>
+              <w:bottom w:w="40" w:type="dxa"/>
+              <w:left w:w="60" w:type="dxa"/>
+              <w:right w:w="60" w:type="dxa"/>
+            </w:tcMar>
+            <w:shd w:fill="1A365D" w:val="clear"/>
+            <w:tcMar>
+              <w:top w:w="40" w:type="dxa"/>
+              <w:bottom w:w="40" w:type="dxa"/>
+              <w:left w:w="60" w:type="dxa"/>
+              <w:right w:w="60" w:type="dxa"/>
+            </w:tcMar>
+          </w:tcPr>
           <w:p>
             <w:pPr>
               <w:pStyle w:val="Compact"/>
+              <w:spacing w:before="0" w:after="40" w:line="264" w:lineRule="auto"/>
             </w:pPr>
             <w:r>
+              <w:rPr>
+                <w:rFonts w:ascii="Calibri" w:hAnsi="Calibri"/>
+                <w:b/>
+                <w:color w:val="FFFFFF"/>
+                <w:sz w:val="18"/>
+              </w:rPr>
               <w:t xml:space="preserve">BankOne hook</w:t>
             </w:r>
           </w:p>
         </w:tc>
         <w:tc>
-          <w:tcPr/>
+          <w:tcPr>
+            <w:tcMar>
+              <w:top w:w="40" w:type="dxa"/>
+              <w:bottom w:w="40" w:type="dxa"/>
+              <w:left w:w="60" w:type="dxa"/>
+              <w:right w:w="60" w:type="dxa"/>
+            </w:tcMar>
+            <w:shd w:fill="1A365D" w:val="clear"/>
+            <w:tcMar>
+              <w:top w:w="40" w:type="dxa"/>
+              <w:bottom w:w="40" w:type="dxa"/>
+              <w:left w:w="60" w:type="dxa"/>
+              <w:right w:w="60" w:type="dxa"/>
+            </w:tcMar>
+          </w:tcPr>
           <w:p>
             <w:pPr>
               <w:pStyle w:val="Compact"/>
+              <w:spacing w:before="0" w:after="40" w:line="264" w:lineRule="auto"/>
             </w:pPr>
             <w:r>
+              <w:rPr>
+                <w:rFonts w:ascii="Calibri" w:hAnsi="Calibri"/>
+                <w:b/>
+                <w:color w:val="FFFFFF"/>
+                <w:sz w:val="18"/>
+              </w:rPr>
               <w:t xml:space="preserve">Status</w:t>
             </w:r>
           </w:p>
@@ -2754,48 +6200,118 @@
       </w:tr>
       <w:tr>
         <w:tc>
-          <w:tcPr/>
+          <w:tcPr>
+            <w:tcMar>
+              <w:top w:w="40" w:type="dxa"/>
+              <w:bottom w:w="40" w:type="dxa"/>
+              <w:left w:w="60" w:type="dxa"/>
+              <w:right w:w="60" w:type="dxa"/>
+            </w:tcMar>
+            <w:tcMar>
+              <w:top w:w="40" w:type="dxa"/>
+              <w:bottom w:w="40" w:type="dxa"/>
+              <w:left w:w="60" w:type="dxa"/>
+              <w:right w:w="60" w:type="dxa"/>
+            </w:tcMar>
+          </w:tcPr>
           <w:p>
             <w:pPr>
               <w:pStyle w:val="Compact"/>
+              <w:spacing w:before="0" w:after="40" w:line="264" w:lineRule="auto"/>
             </w:pPr>
             <w:r>
+              <w:rPr>
+                <w:rFonts w:ascii="Calibri" w:hAnsi="Calibri"/>
+                <w:sz w:val="18"/>
+              </w:rPr>
               <w:t xml:space="preserve">Light CQRS</w:t>
             </w:r>
           </w:p>
         </w:tc>
         <w:tc>
-          <w:tcPr/>
+          <w:tcPr>
+            <w:tcMar>
+              <w:top w:w="40" w:type="dxa"/>
+              <w:bottom w:w="40" w:type="dxa"/>
+              <w:left w:w="60" w:type="dxa"/>
+              <w:right w:w="60" w:type="dxa"/>
+            </w:tcMar>
+            <w:tcMar>
+              <w:top w:w="40" w:type="dxa"/>
+              <w:bottom w:w="40" w:type="dxa"/>
+              <w:left w:w="60" w:type="dxa"/>
+              <w:right w:w="60" w:type="dxa"/>
+            </w:tcMar>
+          </w:tcPr>
           <w:p>
             <w:pPr>
               <w:pStyle w:val="Compact"/>
+              <w:spacing w:before="0" w:after="40" w:line="264" w:lineRule="auto"/>
             </w:pPr>
             <w:r>
+              <w:rPr>
+                <w:rFonts w:ascii="Calibri" w:hAnsi="Calibri"/>
+                <w:sz w:val="18"/>
+              </w:rPr>
               <w:t xml:space="preserve">Separate write path vs report aggregates</w:t>
             </w:r>
           </w:p>
         </w:tc>
         <w:tc>
-          <w:tcPr/>
+          <w:tcPr>
+            <w:tcMar>
+              <w:top w:w="40" w:type="dxa"/>
+              <w:bottom w:w="40" w:type="dxa"/>
+              <w:left w:w="60" w:type="dxa"/>
+              <w:right w:w="60" w:type="dxa"/>
+            </w:tcMar>
+            <w:tcMar>
+              <w:top w:w="40" w:type="dxa"/>
+              <w:bottom w:w="40" w:type="dxa"/>
+              <w:left w:w="60" w:type="dxa"/>
+              <w:right w:w="60" w:type="dxa"/>
+            </w:tcMar>
+          </w:tcPr>
           <w:p>
             <w:pPr>
               <w:pStyle w:val="Compact"/>
+              <w:spacing w:before="0" w:after="40" w:line="264" w:lineRule="auto"/>
             </w:pPr>
             <w:r>
               <w:rPr>
                 <w:rStyle w:val="VerbatimChar"/>
+                <w:rFonts w:ascii="Calibri" w:hAnsi="Calibri"/>
+                <w:sz w:val="18"/>
               </w:rPr>
               <w:t xml:space="preserve">com.bankone.report</w:t>
             </w:r>
           </w:p>
         </w:tc>
         <w:tc>
-          <w:tcPr/>
+          <w:tcPr>
+            <w:tcMar>
+              <w:top w:w="40" w:type="dxa"/>
+              <w:bottom w:w="40" w:type="dxa"/>
+              <w:left w:w="60" w:type="dxa"/>
+              <w:right w:w="60" w:type="dxa"/>
+            </w:tcMar>
+            <w:tcMar>
+              <w:top w:w="40" w:type="dxa"/>
+              <w:bottom w:w="40" w:type="dxa"/>
+              <w:left w:w="60" w:type="dxa"/>
+              <w:right w:w="60" w:type="dxa"/>
+            </w:tcMar>
+          </w:tcPr>
           <w:p>
             <w:pPr>
               <w:pStyle w:val="Compact"/>
+              <w:spacing w:before="0" w:after="40" w:line="264" w:lineRule="auto"/>
             </w:pPr>
             <w:r>
+              <w:rPr>
+                <w:rFonts w:ascii="Calibri" w:hAnsi="Calibri"/>
+                <w:sz w:val="18"/>
+              </w:rPr>
               <w:t xml:space="preserve">Partial (reports read path)</w:t>
             </w:r>
           </w:p>
@@ -2803,45 +6319,117 @@
       </w:tr>
       <w:tr>
         <w:tc>
-          <w:tcPr/>
+          <w:tcPr>
+            <w:tcMar>
+              <w:top w:w="40" w:type="dxa"/>
+              <w:bottom w:w="40" w:type="dxa"/>
+              <w:left w:w="60" w:type="dxa"/>
+              <w:right w:w="60" w:type="dxa"/>
+            </w:tcMar>
+            <w:tcMar>
+              <w:top w:w="40" w:type="dxa"/>
+              <w:bottom w:w="40" w:type="dxa"/>
+              <w:left w:w="60" w:type="dxa"/>
+              <w:right w:w="60" w:type="dxa"/>
+            </w:tcMar>
+          </w:tcPr>
           <w:p>
             <w:pPr>
               <w:pStyle w:val="Compact"/>
+              <w:spacing w:before="0" w:after="40" w:line="264" w:lineRule="auto"/>
             </w:pPr>
             <w:r>
+              <w:rPr>
+                <w:rFonts w:ascii="Calibri" w:hAnsi="Calibri"/>
+                <w:sz w:val="18"/>
+              </w:rPr>
               <w:t xml:space="preserve">Ports &amp; adapters</w:t>
             </w:r>
           </w:p>
         </w:tc>
         <w:tc>
-          <w:tcPr/>
+          <w:tcPr>
+            <w:tcMar>
+              <w:top w:w="40" w:type="dxa"/>
+              <w:bottom w:w="40" w:type="dxa"/>
+              <w:left w:w="60" w:type="dxa"/>
+              <w:right w:w="60" w:type="dxa"/>
+            </w:tcMar>
+            <w:tcMar>
+              <w:top w:w="40" w:type="dxa"/>
+              <w:bottom w:w="40" w:type="dxa"/>
+              <w:left w:w="60" w:type="dxa"/>
+              <w:right w:w="60" w:type="dxa"/>
+            </w:tcMar>
+          </w:tcPr>
           <w:p>
             <w:pPr>
               <w:pStyle w:val="Compact"/>
+              <w:spacing w:before="0" w:after="40" w:line="264" w:lineRule="auto"/>
             </w:pPr>
             <w:r>
+              <w:rPr>
+                <w:rFonts w:ascii="Calibri" w:hAnsi="Calibri"/>
+                <w:sz w:val="18"/>
+              </w:rPr>
               <w:t xml:space="preserve">Test domain without HTTP/JPA</w:t>
             </w:r>
           </w:p>
         </w:tc>
         <w:tc>
-          <w:tcPr/>
+          <w:tcPr>
+            <w:tcMar>
+              <w:top w:w="40" w:type="dxa"/>
+              <w:bottom w:w="40" w:type="dxa"/>
+              <w:left w:w="60" w:type="dxa"/>
+              <w:right w:w="60" w:type="dxa"/>
+            </w:tcMar>
+            <w:tcMar>
+              <w:top w:w="40" w:type="dxa"/>
+              <w:bottom w:w="40" w:type="dxa"/>
+              <w:left w:w="60" w:type="dxa"/>
+              <w:right w:w="60" w:type="dxa"/>
+            </w:tcMar>
+          </w:tcPr>
           <w:p>
             <w:pPr>
               <w:pStyle w:val="Compact"/>
+              <w:spacing w:before="0" w:after="40" w:line="264" w:lineRule="auto"/>
             </w:pPr>
             <w:r>
+              <w:rPr>
+                <w:rFonts w:ascii="Calibri" w:hAnsi="Calibri"/>
+                <w:sz w:val="18"/>
+              </w:rPr>
               <w:t xml:space="preserve">Transfer / account services</w:t>
             </w:r>
           </w:p>
         </w:tc>
         <w:tc>
-          <w:tcPr/>
+          <w:tcPr>
+            <w:tcMar>
+              <w:top w:w="40" w:type="dxa"/>
+              <w:bottom w:w="40" w:type="dxa"/>
+              <w:left w:w="60" w:type="dxa"/>
+              <w:right w:w="60" w:type="dxa"/>
+            </w:tcMar>
+            <w:tcMar>
+              <w:top w:w="40" w:type="dxa"/>
+              <w:bottom w:w="40" w:type="dxa"/>
+              <w:left w:w="60" w:type="dxa"/>
+              <w:right w:w="60" w:type="dxa"/>
+            </w:tcMar>
+          </w:tcPr>
           <w:p>
             <w:pPr>
               <w:pStyle w:val="Compact"/>
+              <w:spacing w:before="0" w:after="40" w:line="264" w:lineRule="auto"/>
             </w:pPr>
             <w:r>
+              <w:rPr>
+                <w:rFonts w:ascii="Calibri" w:hAnsi="Calibri"/>
+                <w:sz w:val="18"/>
+              </w:rPr>
               <w:t xml:space="preserve">Planned</w:t>
             </w:r>
           </w:p>
@@ -2849,62 +6437,140 @@
       </w:tr>
       <w:tr>
         <w:tc>
-          <w:tcPr/>
+          <w:tcPr>
+            <w:tcMar>
+              <w:top w:w="40" w:type="dxa"/>
+              <w:bottom w:w="40" w:type="dxa"/>
+              <w:left w:w="60" w:type="dxa"/>
+              <w:right w:w="60" w:type="dxa"/>
+            </w:tcMar>
+            <w:tcMar>
+              <w:top w:w="40" w:type="dxa"/>
+              <w:bottom w:w="40" w:type="dxa"/>
+              <w:left w:w="60" w:type="dxa"/>
+              <w:right w:w="60" w:type="dxa"/>
+            </w:tcMar>
+          </w:tcPr>
           <w:p>
             <w:pPr>
               <w:pStyle w:val="Compact"/>
+              <w:spacing w:before="0" w:after="40" w:line="264" w:lineRule="auto"/>
             </w:pPr>
             <w:r>
+              <w:rPr>
+                <w:rFonts w:ascii="Calibri" w:hAnsi="Calibri"/>
+                <w:sz w:val="18"/>
+              </w:rPr>
               <w:t xml:space="preserve">Multi-tenancy concept</w:t>
             </w:r>
           </w:p>
         </w:tc>
         <w:tc>
-          <w:tcPr/>
+          <w:tcPr>
+            <w:tcMar>
+              <w:top w:w="40" w:type="dxa"/>
+              <w:bottom w:w="40" w:type="dxa"/>
+              <w:left w:w="60" w:type="dxa"/>
+              <w:right w:w="60" w:type="dxa"/>
+            </w:tcMar>
+            <w:tcMar>
+              <w:top w:w="40" w:type="dxa"/>
+              <w:bottom w:w="40" w:type="dxa"/>
+              <w:left w:w="60" w:type="dxa"/>
+              <w:right w:w="60" w:type="dxa"/>
+            </w:tcMar>
+          </w:tcPr>
           <w:p>
             <w:pPr>
               <w:pStyle w:val="Compact"/>
+              <w:spacing w:before="0" w:after="40" w:line="264" w:lineRule="auto"/>
             </w:pPr>
             <w:r>
+              <w:rPr>
+                <w:rFonts w:ascii="Calibri" w:hAnsi="Calibri"/>
+                <w:sz w:val="18"/>
+              </w:rPr>
               <w:t xml:space="preserve">Branch/bank isolation</w:t>
             </w:r>
           </w:p>
         </w:tc>
         <w:tc>
-          <w:tcPr/>
+          <w:tcPr>
+            <w:tcMar>
+              <w:top w:w="40" w:type="dxa"/>
+              <w:bottom w:w="40" w:type="dxa"/>
+              <w:left w:w="60" w:type="dxa"/>
+              <w:right w:w="60" w:type="dxa"/>
+            </w:tcMar>
+            <w:tcMar>
+              <w:top w:w="40" w:type="dxa"/>
+              <w:bottom w:w="40" w:type="dxa"/>
+              <w:left w:w="60" w:type="dxa"/>
+              <w:right w:w="60" w:type="dxa"/>
+            </w:tcMar>
+          </w:tcPr>
           <w:p>
             <w:pPr>
               <w:pStyle w:val="Compact"/>
+              <w:spacing w:before="0" w:after="40" w:line="264" w:lineRule="auto"/>
             </w:pPr>
             <w:r>
               <w:rPr>
                 <w:rStyle w:val="VerbatimChar"/>
+                <w:rFonts w:ascii="Calibri" w:hAnsi="Calibri"/>
+                <w:sz w:val="18"/>
               </w:rPr>
               <w:t xml:space="preserve">branchCode</w:t>
             </w:r>
             <w:r>
+              <w:rPr>
+                <w:rFonts w:ascii="Calibri" w:hAnsi="Calibri"/>
+                <w:sz w:val="18"/>
+              </w:rPr>
               <w:t xml:space="preserve"> </w:t>
             </w:r>
             <w:r>
+              <w:rPr>
+                <w:rFonts w:ascii="Calibri" w:hAnsi="Calibri"/>
+                <w:sz w:val="18"/>
+              </w:rPr>
               <w:t xml:space="preserve">→ tenant</w:t>
             </w:r>
           </w:p>
         </w:tc>
         <w:tc>
-          <w:tcPr/>
+          <w:tcPr>
+            <w:tcMar>
+              <w:top w:w="40" w:type="dxa"/>
+              <w:bottom w:w="40" w:type="dxa"/>
+              <w:left w:w="60" w:type="dxa"/>
+              <w:right w:w="60" w:type="dxa"/>
+            </w:tcMar>
+            <w:tcMar>
+              <w:top w:w="40" w:type="dxa"/>
+              <w:bottom w:w="40" w:type="dxa"/>
+              <w:left w:w="60" w:type="dxa"/>
+              <w:right w:w="60" w:type="dxa"/>
+            </w:tcMar>
+          </w:tcPr>
           <w:p>
             <w:pPr>
               <w:pStyle w:val="Compact"/>
+              <w:spacing w:before="0" w:after="40" w:line="264" w:lineRule="auto"/>
             </w:pPr>
             <w:r>
+              <w:rPr>
+                <w:rFonts w:ascii="Calibri" w:hAnsi="Calibri"/>
+                <w:sz w:val="18"/>
+              </w:rPr>
               <w:t xml:space="preserve">Planned</w:t>
             </w:r>
           </w:p>
         </w:tc>
       </w:tr>
     </w:tbl>
-    <w:bookmarkEnd w:id="24"/>
-    <w:bookmarkStart w:id="25" w:name="ops-deploy"/>
+    <w:bookmarkEnd w:id="25"/>
+    <w:bookmarkStart w:id="26" w:name="ops-deploy"/>
     <w:p>
       <w:pPr>
         <w:pStyle w:val="Heading3"/>
@@ -2917,8 +6583,16 @@
       <w:tblPr>
         <w:tblStyle w:val="Table"/>
         <w:tblW w:type="pct" w:w="5000"/>
-        <w:tblLayout w:type="fixed"/>
+        <w:tblLayout w:type="autofit"/>
         <w:tblLook w:firstRow="1" w:lastRow="0" w:firstColumn="0" w:lastColumn="0" w:noHBand="0" w:noVBand="0" w:val="0020"/>
+        <w:tblBorders>
+          <w:top w:val="single" w:sz="4" w:space="0" w:color="CBD5E0"/>
+          <w:left w:val="single" w:sz="4" w:space="0" w:color="CBD5E0"/>
+          <w:bottom w:val="single" w:sz="4" w:space="0" w:color="CBD5E0"/>
+          <w:right w:val="single" w:sz="4" w:space="0" w:color="CBD5E0"/>
+          <w:insideH w:val="single" w:sz="4" w:space="0" w:color="CBD5E0"/>
+          <w:insideV w:val="single" w:sz="4" w:space="0" w:color="CBD5E0"/>
+        </w:tblBorders>
       </w:tblPr>
       <w:tblGrid>
         <w:gridCol w:w="1980"/>
@@ -2931,45 +6605,129 @@
           <w:tblHeader w:val="on"/>
         </w:trPr>
         <w:tc>
-          <w:tcPr/>
+          <w:tcPr>
+            <w:tcMar>
+              <w:top w:w="40" w:type="dxa"/>
+              <w:bottom w:w="40" w:type="dxa"/>
+              <w:left w:w="60" w:type="dxa"/>
+              <w:right w:w="60" w:type="dxa"/>
+            </w:tcMar>
+            <w:shd w:fill="1A365D" w:val="clear"/>
+            <w:tcMar>
+              <w:top w:w="40" w:type="dxa"/>
+              <w:bottom w:w="40" w:type="dxa"/>
+              <w:left w:w="60" w:type="dxa"/>
+              <w:right w:w="60" w:type="dxa"/>
+            </w:tcMar>
+          </w:tcPr>
           <w:p>
             <w:pPr>
               <w:pStyle w:val="Compact"/>
+              <w:spacing w:before="0" w:after="40" w:line="264" w:lineRule="auto"/>
             </w:pPr>
             <w:r>
+              <w:rPr>
+                <w:rFonts w:ascii="Calibri" w:hAnsi="Calibri"/>
+                <w:b/>
+                <w:color w:val="FFFFFF"/>
+                <w:sz w:val="18"/>
+              </w:rPr>
               <w:t xml:space="preserve">Topic</w:t>
             </w:r>
           </w:p>
         </w:tc>
         <w:tc>
-          <w:tcPr/>
+          <w:tcPr>
+            <w:tcMar>
+              <w:top w:w="40" w:type="dxa"/>
+              <w:bottom w:w="40" w:type="dxa"/>
+              <w:left w:w="60" w:type="dxa"/>
+              <w:right w:w="60" w:type="dxa"/>
+            </w:tcMar>
+            <w:shd w:fill="1A365D" w:val="clear"/>
+            <w:tcMar>
+              <w:top w:w="40" w:type="dxa"/>
+              <w:bottom w:w="40" w:type="dxa"/>
+              <w:left w:w="60" w:type="dxa"/>
+              <w:right w:w="60" w:type="dxa"/>
+            </w:tcMar>
+          </w:tcPr>
           <w:p>
             <w:pPr>
               <w:pStyle w:val="Compact"/>
+              <w:spacing w:before="0" w:after="40" w:line="264" w:lineRule="auto"/>
             </w:pPr>
             <w:r>
+              <w:rPr>
+                <w:rFonts w:ascii="Calibri" w:hAnsi="Calibri"/>
+                <w:b/>
+                <w:color w:val="FFFFFF"/>
+                <w:sz w:val="18"/>
+              </w:rPr>
               <w:t xml:space="preserve">Use</w:t>
             </w:r>
           </w:p>
         </w:tc>
         <w:tc>
-          <w:tcPr/>
+          <w:tcPr>
+            <w:tcMar>
+              <w:top w:w="40" w:type="dxa"/>
+              <w:bottom w:w="40" w:type="dxa"/>
+              <w:left w:w="60" w:type="dxa"/>
+              <w:right w:w="60" w:type="dxa"/>
+            </w:tcMar>
+            <w:shd w:fill="1A365D" w:val="clear"/>
+            <w:tcMar>
+              <w:top w:w="40" w:type="dxa"/>
+              <w:bottom w:w="40" w:type="dxa"/>
+              <w:left w:w="60" w:type="dxa"/>
+              <w:right w:w="60" w:type="dxa"/>
+            </w:tcMar>
+          </w:tcPr>
           <w:p>
             <w:pPr>
               <w:pStyle w:val="Compact"/>
+              <w:spacing w:before="0" w:after="40" w:line="264" w:lineRule="auto"/>
             </w:pPr>
             <w:r>
+              <w:rPr>
+                <w:rFonts w:ascii="Calibri" w:hAnsi="Calibri"/>
+                <w:b/>
+                <w:color w:val="FFFFFF"/>
+                <w:sz w:val="18"/>
+              </w:rPr>
               <w:t xml:space="preserve">BankOne hook</w:t>
             </w:r>
           </w:p>
         </w:tc>
         <w:tc>
-          <w:tcPr/>
+          <w:tcPr>
+            <w:tcMar>
+              <w:top w:w="40" w:type="dxa"/>
+              <w:bottom w:w="40" w:type="dxa"/>
+              <w:left w:w="60" w:type="dxa"/>
+              <w:right w:w="60" w:type="dxa"/>
+            </w:tcMar>
+            <w:shd w:fill="1A365D" w:val="clear"/>
+            <w:tcMar>
+              <w:top w:w="40" w:type="dxa"/>
+              <w:bottom w:w="40" w:type="dxa"/>
+              <w:left w:w="60" w:type="dxa"/>
+              <w:right w:w="60" w:type="dxa"/>
+            </w:tcMar>
+          </w:tcPr>
           <w:p>
             <w:pPr>
               <w:pStyle w:val="Compact"/>
+              <w:spacing w:before="0" w:after="40" w:line="264" w:lineRule="auto"/>
             </w:pPr>
             <w:r>
+              <w:rPr>
+                <w:rFonts w:ascii="Calibri" w:hAnsi="Calibri"/>
+                <w:b/>
+                <w:color w:val="FFFFFF"/>
+                <w:sz w:val="18"/>
+              </w:rPr>
               <w:t xml:space="preserve">Status</w:t>
             </w:r>
           </w:p>
@@ -2977,45 +6735,117 @@
       </w:tr>
       <w:tr>
         <w:tc>
-          <w:tcPr/>
+          <w:tcPr>
+            <w:tcMar>
+              <w:top w:w="40" w:type="dxa"/>
+              <w:bottom w:w="40" w:type="dxa"/>
+              <w:left w:w="60" w:type="dxa"/>
+              <w:right w:w="60" w:type="dxa"/>
+            </w:tcMar>
+            <w:tcMar>
+              <w:top w:w="40" w:type="dxa"/>
+              <w:bottom w:w="40" w:type="dxa"/>
+              <w:left w:w="60" w:type="dxa"/>
+              <w:right w:w="60" w:type="dxa"/>
+            </w:tcMar>
+          </w:tcPr>
           <w:p>
             <w:pPr>
               <w:pStyle w:val="Compact"/>
+              <w:spacing w:before="0" w:after="40" w:line="264" w:lineRule="auto"/>
             </w:pPr>
             <w:r>
+              <w:rPr>
+                <w:rFonts w:ascii="Calibri" w:hAnsi="Calibri"/>
+                <w:sz w:val="18"/>
+              </w:rPr>
               <w:t xml:space="preserve">Full Docker Compose</w:t>
             </w:r>
           </w:p>
         </w:tc>
         <w:tc>
-          <w:tcPr/>
+          <w:tcPr>
+            <w:tcMar>
+              <w:top w:w="40" w:type="dxa"/>
+              <w:bottom w:w="40" w:type="dxa"/>
+              <w:left w:w="60" w:type="dxa"/>
+              <w:right w:w="60" w:type="dxa"/>
+            </w:tcMar>
+            <w:tcMar>
+              <w:top w:w="40" w:type="dxa"/>
+              <w:bottom w:w="40" w:type="dxa"/>
+              <w:left w:w="60" w:type="dxa"/>
+              <w:right w:w="60" w:type="dxa"/>
+            </w:tcMar>
+          </w:tcPr>
           <w:p>
             <w:pPr>
               <w:pStyle w:val="Compact"/>
+              <w:spacing w:before="0" w:after="40" w:line="264" w:lineRule="auto"/>
             </w:pPr>
             <w:r>
+              <w:rPr>
+                <w:rFonts w:ascii="Calibri" w:hAnsi="Calibri"/>
+                <w:sz w:val="18"/>
+              </w:rPr>
               <w:t xml:space="preserve">App + Postgres + Redis + Kafka + Mailpit</w:t>
             </w:r>
           </w:p>
         </w:tc>
         <w:tc>
-          <w:tcPr/>
+          <w:tcPr>
+            <w:tcMar>
+              <w:top w:w="40" w:type="dxa"/>
+              <w:bottom w:w="40" w:type="dxa"/>
+              <w:left w:w="60" w:type="dxa"/>
+              <w:right w:w="60" w:type="dxa"/>
+            </w:tcMar>
+            <w:tcMar>
+              <w:top w:w="40" w:type="dxa"/>
+              <w:bottom w:w="40" w:type="dxa"/>
+              <w:left w:w="60" w:type="dxa"/>
+              <w:right w:w="60" w:type="dxa"/>
+            </w:tcMar>
+          </w:tcPr>
           <w:p>
             <w:pPr>
               <w:pStyle w:val="Compact"/>
+              <w:spacing w:before="0" w:after="40" w:line="264" w:lineRule="auto"/>
             </w:pPr>
             <w:r>
+              <w:rPr>
+                <w:rFonts w:ascii="Calibri" w:hAnsi="Calibri"/>
+                <w:sz w:val="18"/>
+              </w:rPr>
               <w:t xml:space="preserve">Local prod-like</w:t>
             </w:r>
           </w:p>
         </w:tc>
         <w:tc>
-          <w:tcPr/>
+          <w:tcPr>
+            <w:tcMar>
+              <w:top w:w="40" w:type="dxa"/>
+              <w:bottom w:w="40" w:type="dxa"/>
+              <w:left w:w="60" w:type="dxa"/>
+              <w:right w:w="60" w:type="dxa"/>
+            </w:tcMar>
+            <w:tcMar>
+              <w:top w:w="40" w:type="dxa"/>
+              <w:bottom w:w="40" w:type="dxa"/>
+              <w:left w:w="60" w:type="dxa"/>
+              <w:right w:w="60" w:type="dxa"/>
+            </w:tcMar>
+          </w:tcPr>
           <w:p>
             <w:pPr>
               <w:pStyle w:val="Compact"/>
+              <w:spacing w:before="0" w:after="40" w:line="264" w:lineRule="auto"/>
             </w:pPr>
             <w:r>
+              <w:rPr>
+                <w:rFonts w:ascii="Calibri" w:hAnsi="Calibri"/>
+                <w:sz w:val="18"/>
+              </w:rPr>
               <w:t xml:space="preserve">Partial (Kafka/Mailpit)</w:t>
             </w:r>
           </w:p>
@@ -3023,45 +6853,117 @@
       </w:tr>
       <w:tr>
         <w:tc>
-          <w:tcPr/>
+          <w:tcPr>
+            <w:tcMar>
+              <w:top w:w="40" w:type="dxa"/>
+              <w:bottom w:w="40" w:type="dxa"/>
+              <w:left w:w="60" w:type="dxa"/>
+              <w:right w:w="60" w:type="dxa"/>
+            </w:tcMar>
+            <w:tcMar>
+              <w:top w:w="40" w:type="dxa"/>
+              <w:bottom w:w="40" w:type="dxa"/>
+              <w:left w:w="60" w:type="dxa"/>
+              <w:right w:w="60" w:type="dxa"/>
+            </w:tcMar>
+          </w:tcPr>
           <w:p>
             <w:pPr>
               <w:pStyle w:val="Compact"/>
+              <w:spacing w:before="0" w:after="40" w:line="264" w:lineRule="auto"/>
             </w:pPr>
             <w:r>
+              <w:rPr>
+                <w:rFonts w:ascii="Calibri" w:hAnsi="Calibri"/>
+                <w:sz w:val="18"/>
+              </w:rPr>
               <w:t xml:space="preserve">CI pipeline</w:t>
             </w:r>
           </w:p>
         </w:tc>
         <w:tc>
-          <w:tcPr/>
+          <w:tcPr>
+            <w:tcMar>
+              <w:top w:w="40" w:type="dxa"/>
+              <w:bottom w:w="40" w:type="dxa"/>
+              <w:left w:w="60" w:type="dxa"/>
+              <w:right w:w="60" w:type="dxa"/>
+            </w:tcMar>
+            <w:tcMar>
+              <w:top w:w="40" w:type="dxa"/>
+              <w:bottom w:w="40" w:type="dxa"/>
+              <w:left w:w="60" w:type="dxa"/>
+              <w:right w:w="60" w:type="dxa"/>
+            </w:tcMar>
+          </w:tcPr>
           <w:p>
             <w:pPr>
               <w:pStyle w:val="Compact"/>
+              <w:spacing w:before="0" w:after="40" w:line="264" w:lineRule="auto"/>
             </w:pPr>
             <w:r>
+              <w:rPr>
+                <w:rFonts w:ascii="Calibri" w:hAnsi="Calibri"/>
+                <w:sz w:val="18"/>
+              </w:rPr>
               <w:t xml:space="preserve">Build/test WAR on every push</w:t>
             </w:r>
           </w:p>
         </w:tc>
         <w:tc>
-          <w:tcPr/>
+          <w:tcPr>
+            <w:tcMar>
+              <w:top w:w="40" w:type="dxa"/>
+              <w:bottom w:w="40" w:type="dxa"/>
+              <w:left w:w="60" w:type="dxa"/>
+              <w:right w:w="60" w:type="dxa"/>
+            </w:tcMar>
+            <w:tcMar>
+              <w:top w:w="40" w:type="dxa"/>
+              <w:bottom w:w="40" w:type="dxa"/>
+              <w:left w:w="60" w:type="dxa"/>
+              <w:right w:w="60" w:type="dxa"/>
+            </w:tcMar>
+          </w:tcPr>
           <w:p>
             <w:pPr>
               <w:pStyle w:val="Compact"/>
+              <w:spacing w:before="0" w:after="40" w:line="264" w:lineRule="auto"/>
             </w:pPr>
             <w:r>
+              <w:rPr>
+                <w:rFonts w:ascii="Calibri" w:hAnsi="Calibri"/>
+                <w:sz w:val="18"/>
+              </w:rPr>
               <w:t xml:space="preserve">GitHub Actions</w:t>
             </w:r>
           </w:p>
         </w:tc>
         <w:tc>
-          <w:tcPr/>
+          <w:tcPr>
+            <w:tcMar>
+              <w:top w:w="40" w:type="dxa"/>
+              <w:bottom w:w="40" w:type="dxa"/>
+              <w:left w:w="60" w:type="dxa"/>
+              <w:right w:w="60" w:type="dxa"/>
+            </w:tcMar>
+            <w:tcMar>
+              <w:top w:w="40" w:type="dxa"/>
+              <w:bottom w:w="40" w:type="dxa"/>
+              <w:left w:w="60" w:type="dxa"/>
+              <w:right w:w="60" w:type="dxa"/>
+            </w:tcMar>
+          </w:tcPr>
           <w:p>
             <w:pPr>
               <w:pStyle w:val="Compact"/>
+              <w:spacing w:before="0" w:after="40" w:line="264" w:lineRule="auto"/>
             </w:pPr>
             <w:r>
+              <w:rPr>
+                <w:rFonts w:ascii="Calibri" w:hAnsi="Calibri"/>
+                <w:sz w:val="18"/>
+              </w:rPr>
               <w:t xml:space="preserve">Planned</w:t>
             </w:r>
           </w:p>
@@ -3069,45 +6971,117 @@
       </w:tr>
       <w:tr>
         <w:tc>
-          <w:tcPr/>
+          <w:tcPr>
+            <w:tcMar>
+              <w:top w:w="40" w:type="dxa"/>
+              <w:bottom w:w="40" w:type="dxa"/>
+              <w:left w:w="60" w:type="dxa"/>
+              <w:right w:w="60" w:type="dxa"/>
+            </w:tcMar>
+            <w:tcMar>
+              <w:top w:w="40" w:type="dxa"/>
+              <w:bottom w:w="40" w:type="dxa"/>
+              <w:left w:w="60" w:type="dxa"/>
+              <w:right w:w="60" w:type="dxa"/>
+            </w:tcMar>
+          </w:tcPr>
           <w:p>
             <w:pPr>
               <w:pStyle w:val="Compact"/>
+              <w:spacing w:before="0" w:after="40" w:line="264" w:lineRule="auto"/>
             </w:pPr>
             <w:r>
+              <w:rPr>
+                <w:rFonts w:ascii="Calibri" w:hAnsi="Calibri"/>
+                <w:sz w:val="18"/>
+              </w:rPr>
               <w:t xml:space="preserve">Blue/green idea</w:t>
             </w:r>
           </w:p>
         </w:tc>
         <w:tc>
-          <w:tcPr/>
+          <w:tcPr>
+            <w:tcMar>
+              <w:top w:w="40" w:type="dxa"/>
+              <w:bottom w:w="40" w:type="dxa"/>
+              <w:left w:w="60" w:type="dxa"/>
+              <w:right w:w="60" w:type="dxa"/>
+            </w:tcMar>
+            <w:tcMar>
+              <w:top w:w="40" w:type="dxa"/>
+              <w:bottom w:w="40" w:type="dxa"/>
+              <w:left w:w="60" w:type="dxa"/>
+              <w:right w:w="60" w:type="dxa"/>
+            </w:tcMar>
+          </w:tcPr>
           <w:p>
             <w:pPr>
               <w:pStyle w:val="Compact"/>
+              <w:spacing w:before="0" w:after="40" w:line="264" w:lineRule="auto"/>
             </w:pPr>
             <w:r>
+              <w:rPr>
+                <w:rFonts w:ascii="Calibri" w:hAnsi="Calibri"/>
+                <w:sz w:val="18"/>
+              </w:rPr>
               <w:t xml:space="preserve">Zero-downtime mental model</w:t>
             </w:r>
           </w:p>
         </w:tc>
         <w:tc>
-          <w:tcPr/>
+          <w:tcPr>
+            <w:tcMar>
+              <w:top w:w="40" w:type="dxa"/>
+              <w:bottom w:w="40" w:type="dxa"/>
+              <w:left w:w="60" w:type="dxa"/>
+              <w:right w:w="60" w:type="dxa"/>
+            </w:tcMar>
+            <w:tcMar>
+              <w:top w:w="40" w:type="dxa"/>
+              <w:bottom w:w="40" w:type="dxa"/>
+              <w:left w:w="60" w:type="dxa"/>
+              <w:right w:w="60" w:type="dxa"/>
+            </w:tcMar>
+          </w:tcPr>
           <w:p>
             <w:pPr>
               <w:pStyle w:val="Compact"/>
+              <w:spacing w:before="0" w:after="40" w:line="264" w:lineRule="auto"/>
             </w:pPr>
             <w:r>
+              <w:rPr>
+                <w:rFonts w:ascii="Calibri" w:hAnsi="Calibri"/>
+                <w:sz w:val="18"/>
+              </w:rPr>
               <w:t xml:space="preserve">Liberty / Render</w:t>
             </w:r>
           </w:p>
         </w:tc>
         <w:tc>
-          <w:tcPr/>
+          <w:tcPr>
+            <w:tcMar>
+              <w:top w:w="40" w:type="dxa"/>
+              <w:bottom w:w="40" w:type="dxa"/>
+              <w:left w:w="60" w:type="dxa"/>
+              <w:right w:w="60" w:type="dxa"/>
+            </w:tcMar>
+            <w:tcMar>
+              <w:top w:w="40" w:type="dxa"/>
+              <w:bottom w:w="40" w:type="dxa"/>
+              <w:left w:w="60" w:type="dxa"/>
+              <w:right w:w="60" w:type="dxa"/>
+            </w:tcMar>
+          </w:tcPr>
           <w:p>
             <w:pPr>
               <w:pStyle w:val="Compact"/>
+              <w:spacing w:before="0" w:after="40" w:line="264" w:lineRule="auto"/>
             </w:pPr>
             <w:r>
+              <w:rPr>
+                <w:rFonts w:ascii="Calibri" w:hAnsi="Calibri"/>
+                <w:sz w:val="18"/>
+              </w:rPr>
               <w:t xml:space="preserve">Planned</w:t>
             </w:r>
           </w:p>
@@ -3115,15 +7089,19 @@
       </w:tr>
     </w:tbl>
     <w:p>
+      <w:pPr>
+        <w:spacing w:after="160" w:line="276" w:lineRule="auto"/>
+        <w:jc w:val="left"/>
+      </w:pPr>
       <w:r>
         <w:pict>
           <v:rect style="width:0;height:1.5pt" o:hralign="center" o:hrstd="t" o:hr="t"/>
         </w:pict>
       </w:r>
     </w:p>
-    <w:bookmarkEnd w:id="25"/>
     <w:bookmarkEnd w:id="26"/>
-    <w:bookmarkStart w:id="27" w:name="Xff4c52b1adf904779051c05f9467573bfffbd7c"/>
+    <w:bookmarkEnd w:id="27"/>
+    <w:bookmarkStart w:id="28" w:name="Xff4c52b1adf904779051c05f9467573bfffbd7c"/>
     <w:p>
       <w:pPr>
         <w:pStyle w:val="Heading2"/>
@@ -3135,6 +7113,8 @@
     <w:p>
       <w:pPr>
         <w:pStyle w:val="FirstParagraph"/>
+        <w:spacing w:after="160" w:line="276" w:lineRule="auto"/>
+        <w:jc w:val="left"/>
       </w:pPr>
       <w:r>
         <w:t xml:space="preserve">Use these as</w:t>
@@ -3159,9 +7139,17 @@
     <w:tbl>
       <w:tblPr>
         <w:tblStyle w:val="Table"/>
-        <w:tblW w:type="pct" w:w="4865"/>
-        <w:tblLayout w:type="fixed"/>
+        <w:tblW w:type="pct" w:w="5000"/>
+        <w:tblLayout w:type="autofit"/>
         <w:tblLook w:firstRow="1" w:lastRow="0" w:firstColumn="0" w:lastColumn="0" w:noHBand="0" w:noVBand="0" w:val="0020"/>
+        <w:tblBorders>
+          <w:top w:val="single" w:sz="4" w:space="0" w:color="CBD5E0"/>
+          <w:left w:val="single" w:sz="4" w:space="0" w:color="CBD5E0"/>
+          <w:bottom w:val="single" w:sz="4" w:space="0" w:color="CBD5E0"/>
+          <w:right w:val="single" w:sz="4" w:space="0" w:color="CBD5E0"/>
+          <w:insideH w:val="single" w:sz="4" w:space="0" w:color="CBD5E0"/>
+          <w:insideV w:val="single" w:sz="4" w:space="0" w:color="CBD5E0"/>
+        </w:tblBorders>
       </w:tblPr>
       <w:tblGrid>
         <w:gridCol w:w="3745"/>
@@ -3172,25 +7160,67 @@
           <w:tblHeader w:val="on"/>
         </w:trPr>
         <w:tc>
-          <w:tcPr/>
+          <w:tcPr>
+            <w:tcMar>
+              <w:top w:w="40" w:type="dxa"/>
+              <w:bottom w:w="40" w:type="dxa"/>
+              <w:left w:w="60" w:type="dxa"/>
+              <w:right w:w="60" w:type="dxa"/>
+            </w:tcMar>
+            <w:shd w:fill="1A365D" w:val="clear"/>
+            <w:tcMar>
+              <w:top w:w="40" w:type="dxa"/>
+              <w:bottom w:w="40" w:type="dxa"/>
+              <w:left w:w="60" w:type="dxa"/>
+              <w:right w:w="60" w:type="dxa"/>
+            </w:tcMar>
+          </w:tcPr>
           <w:p>
             <w:pPr>
               <w:pStyle w:val="Compact"/>
+              <w:spacing w:before="0" w:after="40" w:line="264" w:lineRule="auto"/>
               <w:jc w:val="left"/>
             </w:pPr>
             <w:r>
+              <w:rPr>
+                <w:rFonts w:ascii="Calibri" w:hAnsi="Calibri"/>
+                <w:b/>
+                <w:color w:val="FFFFFF"/>
+                <w:sz w:val="18"/>
+              </w:rPr>
               <w:t xml:space="preserve">Foundation</w:t>
             </w:r>
           </w:p>
         </w:tc>
         <w:tc>
-          <w:tcPr/>
+          <w:tcPr>
+            <w:tcMar>
+              <w:top w:w="40" w:type="dxa"/>
+              <w:bottom w:w="40" w:type="dxa"/>
+              <w:left w:w="60" w:type="dxa"/>
+              <w:right w:w="60" w:type="dxa"/>
+            </w:tcMar>
+            <w:shd w:fill="1A365D" w:val="clear"/>
+            <w:tcMar>
+              <w:top w:w="40" w:type="dxa"/>
+              <w:bottom w:w="40" w:type="dxa"/>
+              <w:left w:w="60" w:type="dxa"/>
+              <w:right w:w="60" w:type="dxa"/>
+            </w:tcMar>
+          </w:tcPr>
           <w:p>
             <w:pPr>
               <w:pStyle w:val="Compact"/>
+              <w:spacing w:before="0" w:after="40" w:line="264" w:lineRule="auto"/>
               <w:jc w:val="left"/>
             </w:pPr>
             <w:r>
+              <w:rPr>
+                <w:rFonts w:ascii="Calibri" w:hAnsi="Calibri"/>
+                <w:b/>
+                <w:color w:val="FFFFFF"/>
+                <w:sz w:val="18"/>
+              </w:rPr>
               <w:t xml:space="preserve">Where</w:t>
             </w:r>
           </w:p>
@@ -3198,51 +7228,105 @@
       </w:tr>
       <w:tr>
         <w:tc>
-          <w:tcPr/>
+          <w:tcPr>
+            <w:tcMar>
+              <w:top w:w="40" w:type="dxa"/>
+              <w:bottom w:w="40" w:type="dxa"/>
+              <w:left w:w="60" w:type="dxa"/>
+              <w:right w:w="60" w:type="dxa"/>
+            </w:tcMar>
+            <w:tcMar>
+              <w:top w:w="40" w:type="dxa"/>
+              <w:bottom w:w="40" w:type="dxa"/>
+              <w:left w:w="60" w:type="dxa"/>
+              <w:right w:w="60" w:type="dxa"/>
+            </w:tcMar>
+          </w:tcPr>
           <w:p>
             <w:pPr>
               <w:pStyle w:val="Compact"/>
+              <w:spacing w:before="0" w:after="40" w:line="264" w:lineRule="auto"/>
               <w:jc w:val="left"/>
             </w:pPr>
             <w:r>
+              <w:rPr>
+                <w:rFonts w:ascii="Calibri" w:hAnsi="Calibri"/>
+                <w:sz w:val="18"/>
+              </w:rPr>
               <w:t xml:space="preserve">JWT + role/access security</w:t>
             </w:r>
           </w:p>
         </w:tc>
         <w:tc>
-          <w:tcPr/>
+          <w:tcPr>
+            <w:tcMar>
+              <w:top w:w="40" w:type="dxa"/>
+              <w:bottom w:w="40" w:type="dxa"/>
+              <w:left w:w="60" w:type="dxa"/>
+              <w:right w:w="60" w:type="dxa"/>
+            </w:tcMar>
+            <w:tcMar>
+              <w:top w:w="40" w:type="dxa"/>
+              <w:bottom w:w="40" w:type="dxa"/>
+              <w:left w:w="60" w:type="dxa"/>
+              <w:right w:w="60" w:type="dxa"/>
+            </w:tcMar>
+          </w:tcPr>
           <w:p>
             <w:pPr>
               <w:pStyle w:val="Compact"/>
+              <w:spacing w:before="0" w:after="40" w:line="264" w:lineRule="auto"/>
               <w:jc w:val="left"/>
             </w:pPr>
             <w:r>
               <w:rPr>
                 <w:rStyle w:val="VerbatimChar"/>
+                <w:rFonts w:ascii="Calibri" w:hAnsi="Calibri"/>
+                <w:sz w:val="18"/>
               </w:rPr>
               <w:t xml:space="preserve">auth</w:t>
             </w:r>
             <w:r>
+              <w:rPr>
+                <w:rFonts w:ascii="Calibri" w:hAnsi="Calibri"/>
+                <w:sz w:val="18"/>
+              </w:rPr>
               <w:t xml:space="preserve">,</w:t>
             </w:r>
             <w:r>
+              <w:rPr>
+                <w:rFonts w:ascii="Calibri" w:hAnsi="Calibri"/>
+                <w:sz w:val="18"/>
+              </w:rPr>
               <w:t xml:space="preserve"> </w:t>
             </w:r>
             <w:r>
               <w:rPr>
                 <w:rStyle w:val="VerbatimChar"/>
+                <w:rFonts w:ascii="Calibri" w:hAnsi="Calibri"/>
+                <w:sz w:val="18"/>
               </w:rPr>
               <w:t xml:space="preserve">SecurityConfig</w:t>
             </w:r>
             <w:r>
+              <w:rPr>
+                <w:rFonts w:ascii="Calibri" w:hAnsi="Calibri"/>
+                <w:sz w:val="18"/>
+              </w:rPr>
               <w:t xml:space="preserve">,</w:t>
             </w:r>
             <w:r>
+              <w:rPr>
+                <w:rFonts w:ascii="Calibri" w:hAnsi="Calibri"/>
+                <w:sz w:val="18"/>
+              </w:rPr>
               <w:t xml:space="preserve"> </w:t>
             </w:r>
             <w:r>
               <w:rPr>
                 <w:rStyle w:val="VerbatimChar"/>
+                <w:rFonts w:ascii="Calibri" w:hAnsi="Calibri"/>
+                <w:sz w:val="18"/>
               </w:rPr>
               <w:t xml:space="preserve">AppAccess</w:t>
             </w:r>
@@ -3251,39 +7335,83 @@
       </w:tr>
       <w:tr>
         <w:tc>
-          <w:tcPr/>
+          <w:tcPr>
+            <w:tcMar>
+              <w:top w:w="40" w:type="dxa"/>
+              <w:bottom w:w="40" w:type="dxa"/>
+              <w:left w:w="60" w:type="dxa"/>
+              <w:right w:w="60" w:type="dxa"/>
+            </w:tcMar>
+            <w:tcMar>
+              <w:top w:w="40" w:type="dxa"/>
+              <w:bottom w:w="40" w:type="dxa"/>
+              <w:left w:w="60" w:type="dxa"/>
+              <w:right w:w="60" w:type="dxa"/>
+            </w:tcMar>
+          </w:tcPr>
           <w:p>
             <w:pPr>
               <w:pStyle w:val="Compact"/>
+              <w:spacing w:before="0" w:after="40" w:line="264" w:lineRule="auto"/>
               <w:jc w:val="left"/>
             </w:pPr>
             <w:r>
+              <w:rPr>
+                <w:rFonts w:ascii="Calibri" w:hAnsi="Calibri"/>
+                <w:sz w:val="18"/>
+              </w:rPr>
               <w:t xml:space="preserve">Money locks + ledger</w:t>
             </w:r>
           </w:p>
         </w:tc>
         <w:tc>
-          <w:tcPr/>
+          <w:tcPr>
+            <w:tcMar>
+              <w:top w:w="40" w:type="dxa"/>
+              <w:bottom w:w="40" w:type="dxa"/>
+              <w:left w:w="60" w:type="dxa"/>
+              <w:right w:w="60" w:type="dxa"/>
+            </w:tcMar>
+            <w:tcMar>
+              <w:top w:w="40" w:type="dxa"/>
+              <w:bottom w:w="40" w:type="dxa"/>
+              <w:left w:w="60" w:type="dxa"/>
+              <w:right w:w="60" w:type="dxa"/>
+            </w:tcMar>
+          </w:tcPr>
           <w:p>
             <w:pPr>
               <w:pStyle w:val="Compact"/>
+              <w:spacing w:before="0" w:after="40" w:line="264" w:lineRule="auto"/>
               <w:jc w:val="left"/>
             </w:pPr>
             <w:r>
               <w:rPr>
                 <w:rStyle w:val="VerbatimChar"/>
+                <w:rFonts w:ascii="Calibri" w:hAnsi="Calibri"/>
+                <w:sz w:val="18"/>
               </w:rPr>
               <w:t xml:space="preserve">AccountServiceImpl</w:t>
             </w:r>
             <w:r>
+              <w:rPr>
+                <w:rFonts w:ascii="Calibri" w:hAnsi="Calibri"/>
+                <w:sz w:val="18"/>
+              </w:rPr>
               <w:t xml:space="preserve">,</w:t>
             </w:r>
             <w:r>
+              <w:rPr>
+                <w:rFonts w:ascii="Calibri" w:hAnsi="Calibri"/>
+                <w:sz w:val="18"/>
+              </w:rPr>
               <w:t xml:space="preserve"> </w:t>
             </w:r>
             <w:r>
               <w:rPr>
                 <w:rStyle w:val="VerbatimChar"/>
+                <w:rFonts w:ascii="Calibri" w:hAnsi="Calibri"/>
+                <w:sz w:val="18"/>
               </w:rPr>
               <w:t xml:space="preserve">Transaction</w:t>
             </w:r>
@@ -3292,27 +7420,61 @@
       </w:tr>
       <w:tr>
         <w:tc>
-          <w:tcPr/>
+          <w:tcPr>
+            <w:tcMar>
+              <w:top w:w="40" w:type="dxa"/>
+              <w:bottom w:w="40" w:type="dxa"/>
+              <w:left w:w="60" w:type="dxa"/>
+              <w:right w:w="60" w:type="dxa"/>
+            </w:tcMar>
+            <w:tcMar>
+              <w:top w:w="40" w:type="dxa"/>
+              <w:bottom w:w="40" w:type="dxa"/>
+              <w:left w:w="60" w:type="dxa"/>
+              <w:right w:w="60" w:type="dxa"/>
+            </w:tcMar>
+          </w:tcPr>
           <w:p>
             <w:pPr>
               <w:pStyle w:val="Compact"/>
+              <w:spacing w:before="0" w:after="40" w:line="264" w:lineRule="auto"/>
               <w:jc w:val="left"/>
             </w:pPr>
             <w:r>
+              <w:rPr>
+                <w:rFonts w:ascii="Calibri" w:hAnsi="Calibri"/>
+                <w:sz w:val="18"/>
+              </w:rPr>
               <w:t xml:space="preserve">Kafka → email notifications</w:t>
             </w:r>
           </w:p>
         </w:tc>
         <w:tc>
-          <w:tcPr/>
+          <w:tcPr>
+            <w:tcMar>
+              <w:top w:w="40" w:type="dxa"/>
+              <w:bottom w:w="40" w:type="dxa"/>
+              <w:left w:w="60" w:type="dxa"/>
+              <w:right w:w="60" w:type="dxa"/>
+            </w:tcMar>
+            <w:tcMar>
+              <w:top w:w="40" w:type="dxa"/>
+              <w:bottom w:w="40" w:type="dxa"/>
+              <w:left w:w="60" w:type="dxa"/>
+              <w:right w:w="60" w:type="dxa"/>
+            </w:tcMar>
+          </w:tcPr>
           <w:p>
             <w:pPr>
               <w:pStyle w:val="Compact"/>
+              <w:spacing w:before="0" w:after="40" w:line="264" w:lineRule="auto"/>
               <w:jc w:val="left"/>
             </w:pPr>
             <w:r>
               <w:rPr>
                 <w:rStyle w:val="VerbatimChar"/>
+                <w:rFonts w:ascii="Calibri" w:hAnsi="Calibri"/>
+                <w:sz w:val="18"/>
               </w:rPr>
               <w:t xml:space="preserve">com.bankone.notification</w:t>
             </w:r>
@@ -3321,27 +7483,61 @@
       </w:tr>
       <w:tr>
         <w:tc>
-          <w:tcPr/>
+          <w:tcPr>
+            <w:tcMar>
+              <w:top w:w="40" w:type="dxa"/>
+              <w:bottom w:w="40" w:type="dxa"/>
+              <w:left w:w="60" w:type="dxa"/>
+              <w:right w:w="60" w:type="dxa"/>
+            </w:tcMar>
+            <w:tcMar>
+              <w:top w:w="40" w:type="dxa"/>
+              <w:bottom w:w="40" w:type="dxa"/>
+              <w:left w:w="60" w:type="dxa"/>
+              <w:right w:w="60" w:type="dxa"/>
+            </w:tcMar>
+          </w:tcPr>
           <w:p>
             <w:pPr>
               <w:pStyle w:val="Compact"/>
+              <w:spacing w:before="0" w:after="40" w:line="264" w:lineRule="auto"/>
               <w:jc w:val="left"/>
             </w:pPr>
             <w:r>
+              <w:rPr>
+                <w:rFonts w:ascii="Calibri" w:hAnsi="Calibri"/>
+                <w:sz w:val="18"/>
+              </w:rPr>
               <w:t xml:space="preserve">Activity audit + backfill</w:t>
             </w:r>
           </w:p>
         </w:tc>
         <w:tc>
-          <w:tcPr/>
+          <w:tcPr>
+            <w:tcMar>
+              <w:top w:w="40" w:type="dxa"/>
+              <w:bottom w:w="40" w:type="dxa"/>
+              <w:left w:w="60" w:type="dxa"/>
+              <w:right w:w="60" w:type="dxa"/>
+            </w:tcMar>
+            <w:tcMar>
+              <w:top w:w="40" w:type="dxa"/>
+              <w:bottom w:w="40" w:type="dxa"/>
+              <w:left w:w="60" w:type="dxa"/>
+              <w:right w:w="60" w:type="dxa"/>
+            </w:tcMar>
+          </w:tcPr>
           <w:p>
             <w:pPr>
               <w:pStyle w:val="Compact"/>
+              <w:spacing w:before="0" w:after="40" w:line="264" w:lineRule="auto"/>
               <w:jc w:val="left"/>
             </w:pPr>
             <w:r>
               <w:rPr>
                 <w:rStyle w:val="VerbatimChar"/>
+                <w:rFonts w:ascii="Calibri" w:hAnsi="Calibri"/>
+                <w:sz w:val="18"/>
               </w:rPr>
               <w:t xml:space="preserve">com.bankone.audit</w:t>
             </w:r>
@@ -3350,51 +7546,105 @@
       </w:tr>
       <w:tr>
         <w:tc>
-          <w:tcPr/>
+          <w:tcPr>
+            <w:tcMar>
+              <w:top w:w="40" w:type="dxa"/>
+              <w:bottom w:w="40" w:type="dxa"/>
+              <w:left w:w="60" w:type="dxa"/>
+              <w:right w:w="60" w:type="dxa"/>
+            </w:tcMar>
+            <w:tcMar>
+              <w:top w:w="40" w:type="dxa"/>
+              <w:bottom w:w="40" w:type="dxa"/>
+              <w:left w:w="60" w:type="dxa"/>
+              <w:right w:w="60" w:type="dxa"/>
+            </w:tcMar>
+          </w:tcPr>
           <w:p>
             <w:pPr>
               <w:pStyle w:val="Compact"/>
+              <w:spacing w:before="0" w:after="40" w:line="264" w:lineRule="auto"/>
               <w:jc w:val="left"/>
             </w:pPr>
             <w:r>
+              <w:rPr>
+                <w:rFonts w:ascii="Calibri" w:hAnsi="Calibri"/>
+                <w:sz w:val="18"/>
+              </w:rPr>
               <w:t xml:space="preserve">Portal + beneficiaries + approvals</w:t>
             </w:r>
           </w:p>
         </w:tc>
         <w:tc>
-          <w:tcPr/>
+          <w:tcPr>
+            <w:tcMar>
+              <w:top w:w="40" w:type="dxa"/>
+              <w:bottom w:w="40" w:type="dxa"/>
+              <w:left w:w="60" w:type="dxa"/>
+              <w:right w:w="60" w:type="dxa"/>
+            </w:tcMar>
+            <w:tcMar>
+              <w:top w:w="40" w:type="dxa"/>
+              <w:bottom w:w="40" w:type="dxa"/>
+              <w:left w:w="60" w:type="dxa"/>
+              <w:right w:w="60" w:type="dxa"/>
+            </w:tcMar>
+          </w:tcPr>
           <w:p>
             <w:pPr>
               <w:pStyle w:val="Compact"/>
+              <w:spacing w:before="0" w:after="40" w:line="264" w:lineRule="auto"/>
               <w:jc w:val="left"/>
             </w:pPr>
             <w:r>
               <w:rPr>
                 <w:rStyle w:val="VerbatimChar"/>
+                <w:rFonts w:ascii="Calibri" w:hAnsi="Calibri"/>
+                <w:sz w:val="18"/>
               </w:rPr>
               <w:t xml:space="preserve">portal</w:t>
             </w:r>
             <w:r>
+              <w:rPr>
+                <w:rFonts w:ascii="Calibri" w:hAnsi="Calibri"/>
+                <w:sz w:val="18"/>
+              </w:rPr>
               <w:t xml:space="preserve">,</w:t>
             </w:r>
             <w:r>
+              <w:rPr>
+                <w:rFonts w:ascii="Calibri" w:hAnsi="Calibri"/>
+                <w:sz w:val="18"/>
+              </w:rPr>
               <w:t xml:space="preserve"> </w:t>
             </w:r>
             <w:r>
               <w:rPr>
                 <w:rStyle w:val="VerbatimChar"/>
+                <w:rFonts w:ascii="Calibri" w:hAnsi="Calibri"/>
+                <w:sz w:val="18"/>
               </w:rPr>
               <w:t xml:space="preserve">beneficiary</w:t>
             </w:r>
             <w:r>
+              <w:rPr>
+                <w:rFonts w:ascii="Calibri" w:hAnsi="Calibri"/>
+                <w:sz w:val="18"/>
+              </w:rPr>
               <w:t xml:space="preserve">,</w:t>
             </w:r>
             <w:r>
+              <w:rPr>
+                <w:rFonts w:ascii="Calibri" w:hAnsi="Calibri"/>
+                <w:sz w:val="18"/>
+              </w:rPr>
               <w:t xml:space="preserve"> </w:t>
             </w:r>
             <w:r>
               <w:rPr>
                 <w:rStyle w:val="VerbatimChar"/>
+                <w:rFonts w:ascii="Calibri" w:hAnsi="Calibri"/>
+                <w:sz w:val="18"/>
               </w:rPr>
               <w:t xml:space="preserve">transfer</w:t>
             </w:r>
@@ -3403,27 +7653,61 @@
       </w:tr>
       <w:tr>
         <w:tc>
-          <w:tcPr/>
+          <w:tcPr>
+            <w:tcMar>
+              <w:top w:w="40" w:type="dxa"/>
+              <w:bottom w:w="40" w:type="dxa"/>
+              <w:left w:w="60" w:type="dxa"/>
+              <w:right w:w="60" w:type="dxa"/>
+            </w:tcMar>
+            <w:tcMar>
+              <w:top w:w="40" w:type="dxa"/>
+              <w:bottom w:w="40" w:type="dxa"/>
+              <w:left w:w="60" w:type="dxa"/>
+              <w:right w:w="60" w:type="dxa"/>
+            </w:tcMar>
+          </w:tcPr>
           <w:p>
             <w:pPr>
               <w:pStyle w:val="Compact"/>
+              <w:spacing w:before="0" w:after="40" w:line="264" w:lineRule="auto"/>
               <w:jc w:val="left"/>
             </w:pPr>
             <w:r>
+              <w:rPr>
+                <w:rFonts w:ascii="Calibri" w:hAnsi="Calibri"/>
+                <w:sz w:val="18"/>
+              </w:rPr>
               <w:t xml:space="preserve">Reports + PDF</w:t>
             </w:r>
           </w:p>
         </w:tc>
         <w:tc>
-          <w:tcPr/>
+          <w:tcPr>
+            <w:tcMar>
+              <w:top w:w="40" w:type="dxa"/>
+              <w:bottom w:w="40" w:type="dxa"/>
+              <w:left w:w="60" w:type="dxa"/>
+              <w:right w:w="60" w:type="dxa"/>
+            </w:tcMar>
+            <w:tcMar>
+              <w:top w:w="40" w:type="dxa"/>
+              <w:bottom w:w="40" w:type="dxa"/>
+              <w:left w:w="60" w:type="dxa"/>
+              <w:right w:w="60" w:type="dxa"/>
+            </w:tcMar>
+          </w:tcPr>
           <w:p>
             <w:pPr>
               <w:pStyle w:val="Compact"/>
+              <w:spacing w:before="0" w:after="40" w:line="264" w:lineRule="auto"/>
               <w:jc w:val="left"/>
             </w:pPr>
             <w:r>
               <w:rPr>
                 <w:rStyle w:val="VerbatimChar"/>
+                <w:rFonts w:ascii="Calibri" w:hAnsi="Calibri"/>
+                <w:sz w:val="18"/>
               </w:rPr>
               <w:t xml:space="preserve">com.bankone.report</w:t>
             </w:r>
@@ -3432,27 +7716,279 @@
       </w:tr>
       <w:tr>
         <w:tc>
-          <w:tcPr/>
+          <w:tcPr>
+            <w:tcMar>
+              <w:top w:w="40" w:type="dxa"/>
+              <w:bottom w:w="40" w:type="dxa"/>
+              <w:left w:w="60" w:type="dxa"/>
+              <w:right w:w="60" w:type="dxa"/>
+            </w:tcMar>
+            <w:tcMar>
+              <w:top w:w="40" w:type="dxa"/>
+              <w:bottom w:w="40" w:type="dxa"/>
+              <w:left w:w="60" w:type="dxa"/>
+              <w:right w:w="60" w:type="dxa"/>
+            </w:tcMar>
+          </w:tcPr>
           <w:p>
             <w:pPr>
               <w:pStyle w:val="Compact"/>
+              <w:spacing w:before="0" w:after="40" w:line="264" w:lineRule="auto"/>
               <w:jc w:val="left"/>
             </w:pPr>
             <w:r>
-              <w:t xml:space="preserve">Actuator dependency</w:t>
+              <w:rPr>
+                <w:rFonts w:ascii="Calibri" w:hAnsi="Calibri"/>
+                <w:sz w:val="18"/>
+              </w:rPr>
+              <w:t xml:space="preserve">Redis rate limit (local)</w:t>
             </w:r>
           </w:p>
         </w:tc>
         <w:tc>
-          <w:tcPr/>
+          <w:tcPr>
+            <w:tcMar>
+              <w:top w:w="40" w:type="dxa"/>
+              <w:bottom w:w="40" w:type="dxa"/>
+              <w:left w:w="60" w:type="dxa"/>
+              <w:right w:w="60" w:type="dxa"/>
+            </w:tcMar>
+            <w:tcMar>
+              <w:top w:w="40" w:type="dxa"/>
+              <w:bottom w:w="40" w:type="dxa"/>
+              <w:left w:w="60" w:type="dxa"/>
+              <w:right w:w="60" w:type="dxa"/>
+            </w:tcMar>
+          </w:tcPr>
           <w:p>
             <w:pPr>
               <w:pStyle w:val="Compact"/>
+              <w:spacing w:before="0" w:after="40" w:line="264" w:lineRule="auto"/>
               <w:jc w:val="left"/>
             </w:pPr>
             <w:r>
               <w:rPr>
                 <w:rStyle w:val="VerbatimChar"/>
+                <w:rFonts w:ascii="Calibri" w:hAnsi="Calibri"/>
+                <w:sz w:val="18"/>
+              </w:rPr>
+              <w:t xml:space="preserve">com.bankone.ratelimit</w:t>
+            </w:r>
+          </w:p>
+        </w:tc>
+      </w:tr>
+      <w:tr>
+        <w:tc>
+          <w:tcPr>
+            <w:tcMar>
+              <w:top w:w="40" w:type="dxa"/>
+              <w:bottom w:w="40" w:type="dxa"/>
+              <w:left w:w="60" w:type="dxa"/>
+              <w:right w:w="60" w:type="dxa"/>
+            </w:tcMar>
+            <w:tcMar>
+              <w:top w:w="40" w:type="dxa"/>
+              <w:bottom w:w="40" w:type="dxa"/>
+              <w:left w:w="60" w:type="dxa"/>
+              <w:right w:w="60" w:type="dxa"/>
+            </w:tcMar>
+          </w:tcPr>
+          <w:p>
+            <w:pPr>
+              <w:pStyle w:val="Compact"/>
+              <w:spacing w:before="0" w:after="40" w:line="264" w:lineRule="auto"/>
+              <w:jc w:val="left"/>
+            </w:pPr>
+            <w:r>
+              <w:rPr>
+                <w:rFonts w:ascii="Calibri" w:hAnsi="Calibri"/>
+                <w:sz w:val="18"/>
+              </w:rPr>
+              <w:t xml:space="preserve">Redis cache-aside (local)</w:t>
+            </w:r>
+          </w:p>
+        </w:tc>
+        <w:tc>
+          <w:tcPr>
+            <w:tcMar>
+              <w:top w:w="40" w:type="dxa"/>
+              <w:bottom w:w="40" w:type="dxa"/>
+              <w:left w:w="60" w:type="dxa"/>
+              <w:right w:w="60" w:type="dxa"/>
+            </w:tcMar>
+            <w:tcMar>
+              <w:top w:w="40" w:type="dxa"/>
+              <w:bottom w:w="40" w:type="dxa"/>
+              <w:left w:w="60" w:type="dxa"/>
+              <w:right w:w="60" w:type="dxa"/>
+            </w:tcMar>
+          </w:tcPr>
+          <w:p>
+            <w:pPr>
+              <w:pStyle w:val="Compact"/>
+              <w:spacing w:before="0" w:after="40" w:line="264" w:lineRule="auto"/>
+              <w:jc w:val="left"/>
+            </w:pPr>
+            <w:r>
+              <w:rPr>
+                <w:rStyle w:val="VerbatimChar"/>
+                <w:rFonts w:ascii="Calibri" w:hAnsi="Calibri"/>
+                <w:sz w:val="18"/>
+              </w:rPr>
+              <w:t xml:space="preserve">com.bankone.cache</w:t>
+            </w:r>
+            <w:r>
+              <w:rPr>
+                <w:rFonts w:ascii="Calibri" w:hAnsi="Calibri"/>
+                <w:sz w:val="18"/>
+              </w:rPr>
+              <w:t xml:space="preserve"> </w:t>
+            </w:r>
+            <w:r>
+              <w:rPr>
+                <w:rFonts w:ascii="Calibri" w:hAnsi="Calibri"/>
+                <w:sz w:val="18"/>
+              </w:rPr>
+              <w:t xml:space="preserve">—</w:t>
+            </w:r>
+            <w:r>
+              <w:rPr>
+                <w:rFonts w:ascii="Calibri" w:hAnsi="Calibri"/>
+                <w:sz w:val="18"/>
+              </w:rPr>
+              <w:t xml:space="preserve"> </w:t>
+            </w:r>
+            <w:hyperlink r:id="rId12">
+              <w:r>
+                <w:rPr>
+                  <w:rStyle w:val="Hyperlink"/>
+                </w:rPr>
+                <w:t xml:space="preserve">MODULES/Caching.md</w:t>
+              </w:r>
+            </w:hyperlink>
+          </w:p>
+        </w:tc>
+      </w:tr>
+      <w:tr>
+        <w:tc>
+          <w:tcPr>
+            <w:tcMar>
+              <w:top w:w="40" w:type="dxa"/>
+              <w:bottom w:w="40" w:type="dxa"/>
+              <w:left w:w="60" w:type="dxa"/>
+              <w:right w:w="60" w:type="dxa"/>
+            </w:tcMar>
+            <w:tcMar>
+              <w:top w:w="40" w:type="dxa"/>
+              <w:bottom w:w="40" w:type="dxa"/>
+              <w:left w:w="60" w:type="dxa"/>
+              <w:right w:w="60" w:type="dxa"/>
+            </w:tcMar>
+          </w:tcPr>
+          <w:p>
+            <w:pPr>
+              <w:pStyle w:val="Compact"/>
+              <w:spacing w:before="0" w:after="40" w:line="264" w:lineRule="auto"/>
+              <w:jc w:val="left"/>
+            </w:pPr>
+            <w:r>
+              <w:rPr>
+                <w:rFonts w:ascii="Calibri" w:hAnsi="Calibri"/>
+                <w:sz w:val="18"/>
+              </w:rPr>
+              <w:t xml:space="preserve">Read replica lab (local)</w:t>
+            </w:r>
+          </w:p>
+        </w:tc>
+        <w:tc>
+          <w:tcPr>
+            <w:tcMar>
+              <w:top w:w="40" w:type="dxa"/>
+              <w:bottom w:w="40" w:type="dxa"/>
+              <w:left w:w="60" w:type="dxa"/>
+              <w:right w:w="60" w:type="dxa"/>
+            </w:tcMar>
+            <w:tcMar>
+              <w:top w:w="40" w:type="dxa"/>
+              <w:bottom w:w="40" w:type="dxa"/>
+              <w:left w:w="60" w:type="dxa"/>
+              <w:right w:w="60" w:type="dxa"/>
+            </w:tcMar>
+          </w:tcPr>
+          <w:p>
+            <w:pPr>
+              <w:pStyle w:val="Compact"/>
+              <w:spacing w:before="0" w:after="40" w:line="264" w:lineRule="auto"/>
+              <w:jc w:val="left"/>
+            </w:pPr>
+            <w:r>
+              <w:rPr>
+                <w:rStyle w:val="VerbatimChar"/>
+                <w:rFonts w:ascii="Calibri" w:hAnsi="Calibri"/>
+                <w:sz w:val="18"/>
+              </w:rPr>
+              <w:t xml:space="preserve">com.bankone.replica</w:t>
+            </w:r>
+          </w:p>
+        </w:tc>
+      </w:tr>
+      <w:tr>
+        <w:tc>
+          <w:tcPr>
+            <w:tcMar>
+              <w:top w:w="40" w:type="dxa"/>
+              <w:bottom w:w="40" w:type="dxa"/>
+              <w:left w:w="60" w:type="dxa"/>
+              <w:right w:w="60" w:type="dxa"/>
+            </w:tcMar>
+            <w:tcMar>
+              <w:top w:w="40" w:type="dxa"/>
+              <w:bottom w:w="40" w:type="dxa"/>
+              <w:left w:w="60" w:type="dxa"/>
+              <w:right w:w="60" w:type="dxa"/>
+            </w:tcMar>
+          </w:tcPr>
+          <w:p>
+            <w:pPr>
+              <w:pStyle w:val="Compact"/>
+              <w:spacing w:before="0" w:after="40" w:line="264" w:lineRule="auto"/>
+              <w:jc w:val="left"/>
+            </w:pPr>
+            <w:r>
+              <w:rPr>
+                <w:rFonts w:ascii="Calibri" w:hAnsi="Calibri"/>
+                <w:sz w:val="18"/>
+              </w:rPr>
+              <w:t xml:space="preserve">Actuator dependency</w:t>
+            </w:r>
+          </w:p>
+        </w:tc>
+        <w:tc>
+          <w:tcPr>
+            <w:tcMar>
+              <w:top w:w="40" w:type="dxa"/>
+              <w:bottom w:w="40" w:type="dxa"/>
+              <w:left w:w="60" w:type="dxa"/>
+              <w:right w:w="60" w:type="dxa"/>
+            </w:tcMar>
+            <w:tcMar>
+              <w:top w:w="40" w:type="dxa"/>
+              <w:bottom w:w="40" w:type="dxa"/>
+              <w:left w:w="60" w:type="dxa"/>
+              <w:right w:w="60" w:type="dxa"/>
+            </w:tcMar>
+          </w:tcPr>
+          <w:p>
+            <w:pPr>
+              <w:pStyle w:val="Compact"/>
+              <w:spacing w:before="0" w:after="40" w:line="264" w:lineRule="auto"/>
+              <w:jc w:val="left"/>
+            </w:pPr>
+            <w:r>
+              <w:rPr>
+                <w:rStyle w:val="VerbatimChar"/>
+                <w:rFonts w:ascii="Calibri" w:hAnsi="Calibri"/>
+                <w:sz w:val="18"/>
               </w:rPr>
               <w:t xml:space="preserve">pom.xml</w:t>
             </w:r>
@@ -3461,14 +7997,18 @@
       </w:tr>
     </w:tbl>
     <w:p>
+      <w:pPr>
+        <w:spacing w:after="160" w:line="276" w:lineRule="auto"/>
+        <w:jc w:val="left"/>
+      </w:pPr>
       <w:r>
         <w:pict>
           <v:rect style="width:0;height:1.5pt" o:hralign="center" o:hrstd="t" o:hr="t"/>
         </w:pict>
       </w:r>
     </w:p>
-    <w:bookmarkEnd w:id="27"/>
-    <w:bookmarkStart w:id="28" w:name="suggested-build-sequence-concrete"/>
+    <w:bookmarkEnd w:id="28"/>
+    <w:bookmarkStart w:id="29" w:name="suggested-build-sequence-concrete"/>
     <w:p>
       <w:pPr>
         <w:pStyle w:val="Heading2"/>
@@ -3484,6 +8024,8 @@
           <w:ilvl w:val="0"/>
           <w:numId w:val="1001"/>
         </w:numPr>
+        <w:spacing w:after="160" w:line="276" w:lineRule="auto"/>
+        <w:jc w:val="left"/>
       </w:pPr>
       <w:r>
         <w:rPr>
@@ -3506,19 +8048,50 @@
           <w:ilvl w:val="0"/>
           <w:numId w:val="1001"/>
         </w:numPr>
+        <w:spacing w:after="160" w:line="276" w:lineRule="auto"/>
+        <w:jc w:val="left"/>
       </w:pPr>
       <w:r>
         <w:rPr>
           <w:b/>
           <w:bCs/>
+          <w:strike/>
         </w:rPr>
         <w:t xml:space="preserve">Rate limit login</w:t>
+      </w:r>
+      <w:r>
+        <w:rPr>
+          <w:strike/>
+        </w:rPr>
+        <w:t xml:space="preserve"> </w:t>
+      </w:r>
+      <w:r>
+        <w:rPr>
+          <w:strike/>
+        </w:rPr>
+        <w:t xml:space="preserve">(Bucket4j)</w:t>
       </w:r>
       <w:r>
         <w:t xml:space="preserve"> </w:t>
       </w:r>
       <w:r>
-        <w:t xml:space="preserve">(Bucket4j in-memory)</w:t>
+        <w:t xml:space="preserve">→</w:t>
+      </w:r>
+      <w:r>
+        <w:t xml:space="preserve"> </w:t>
+      </w:r>
+      <w:r>
+        <w:rPr>
+          <w:b/>
+          <w:bCs/>
+        </w:rPr>
+        <w:t xml:space="preserve">done</w:t>
+      </w:r>
+      <w:r>
+        <w:t xml:space="preserve"> </w:t>
+      </w:r>
+      <w:r>
+        <w:t xml:space="preserve">(Redis local)</w:t>
       </w:r>
     </w:p>
     <w:p>
@@ -3528,6 +8101,8 @@
           <w:ilvl w:val="0"/>
           <w:numId w:val="1001"/>
         </w:numPr>
+        <w:spacing w:after="160" w:line="276" w:lineRule="auto"/>
+        <w:jc w:val="left"/>
       </w:pPr>
       <w:r>
         <w:rPr>
@@ -3544,6 +8119,8 @@
           <w:ilvl w:val="0"/>
           <w:numId w:val="1001"/>
         </w:numPr>
+        <w:spacing w:after="160" w:line="276" w:lineRule="auto"/>
+        <w:jc w:val="left"/>
       </w:pPr>
       <w:r>
         <w:rPr>
@@ -3560,13 +8137,38 @@
           <w:ilvl w:val="0"/>
           <w:numId w:val="1001"/>
         </w:numPr>
+        <w:spacing w:after="160" w:line="276" w:lineRule="auto"/>
+        <w:jc w:val="left"/>
       </w:pPr>
       <w:r>
         <w:rPr>
           <w:b/>
           <w:bCs/>
+          <w:strike/>
         </w:rPr>
-        <w:t xml:space="preserve">Redis cache for account policies</w:t>
+        <w:t xml:space="preserve">Redis cache</w:t>
+      </w:r>
+      <w:r>
+        <w:t xml:space="preserve"> </w:t>
+      </w:r>
+      <w:r>
+        <w:t xml:space="preserve">→</w:t>
+      </w:r>
+      <w:r>
+        <w:t xml:space="preserve"> </w:t>
+      </w:r>
+      <w:r>
+        <w:rPr>
+          <w:b/>
+          <w:bCs/>
+        </w:rPr>
+        <w:t xml:space="preserve">done</w:t>
+      </w:r>
+      <w:r>
+        <w:t xml:space="preserve"> </w:t>
+      </w:r>
+      <w:r>
+        <w:t xml:space="preserve">(Option C local; see Caching module)</w:t>
       </w:r>
     </w:p>
     <w:p>
@@ -3576,6 +8178,8 @@
           <w:ilvl w:val="0"/>
           <w:numId w:val="1001"/>
         </w:numPr>
+        <w:spacing w:after="160" w:line="276" w:lineRule="auto"/>
+        <w:jc w:val="left"/>
       </w:pPr>
       <w:r>
         <w:rPr>
@@ -3598,6 +8202,8 @@
           <w:ilvl w:val="0"/>
           <w:numId w:val="1001"/>
         </w:numPr>
+        <w:spacing w:after="160" w:line="276" w:lineRule="auto"/>
+        <w:jc w:val="left"/>
       </w:pPr>
       <w:r>
         <w:rPr>
@@ -3620,6 +8226,8 @@
           <w:ilvl w:val="0"/>
           <w:numId w:val="1001"/>
         </w:numPr>
+        <w:spacing w:after="160" w:line="276" w:lineRule="auto"/>
+        <w:jc w:val="left"/>
       </w:pPr>
       <w:r>
         <w:rPr>
@@ -3636,6 +8244,8 @@
           <w:ilvl w:val="0"/>
           <w:numId w:val="1001"/>
         </w:numPr>
+        <w:spacing w:after="160" w:line="276" w:lineRule="auto"/>
+        <w:jc w:val="left"/>
       </w:pPr>
       <w:r>
         <w:rPr>
@@ -3652,11 +8262,14 @@
           <w:ilvl w:val="0"/>
           <w:numId w:val="1001"/>
         </w:numPr>
+        <w:spacing w:after="160" w:line="276" w:lineRule="auto"/>
+        <w:jc w:val="left"/>
       </w:pPr>
       <w:r>
         <w:rPr>
           <w:b/>
           <w:bCs/>
+          <w:strike/>
         </w:rPr>
         <w:t xml:space="preserve">Sharding lab</w:t>
       </w:r>
@@ -3664,18 +8277,38 @@
         <w:t xml:space="preserve"> </w:t>
       </w:r>
       <w:r>
-        <w:t xml:space="preserve">(router interface only, then optional 2nd DB)</w:t>
+        <w:t xml:space="preserve">→</w:t>
+      </w:r>
+      <w:r>
+        <w:t xml:space="preserve"> </w:t>
+      </w:r>
+      <w:r>
+        <w:rPr>
+          <w:b/>
+          <w:bCs/>
+        </w:rPr>
+        <w:t xml:space="preserve">partial</w:t>
+      </w:r>
+      <w:r>
+        <w:t xml:space="preserve"> </w:t>
+      </w:r>
+      <w:r>
+        <w:t xml:space="preserve">(UUID shard-lab vertical slice)</w:t>
       </w:r>
     </w:p>
     <w:p>
+      <w:pPr>
+        <w:spacing w:after="160" w:line="276" w:lineRule="auto"/>
+        <w:jc w:val="left"/>
+      </w:pPr>
       <w:r>
         <w:pict>
           <v:rect style="width:0;height:1.5pt" o:hralign="center" o:hrstd="t" o:hr="t"/>
         </w:pict>
       </w:r>
     </w:p>
-    <w:bookmarkEnd w:id="28"/>
-    <w:bookmarkStart w:id="30" w:name="how-to-use-this-doc-while-coding"/>
+    <w:bookmarkEnd w:id="29"/>
+    <w:bookmarkStart w:id="31" w:name="how-to-use-this-doc-while-coding"/>
     <w:p>
       <w:pPr>
         <w:pStyle w:val="Heading2"/>
@@ -3691,6 +8324,8 @@
           <w:ilvl w:val="0"/>
           <w:numId w:val="1002"/>
         </w:numPr>
+        <w:spacing w:after="160" w:line="276" w:lineRule="auto"/>
+        <w:jc w:val="left"/>
       </w:pPr>
       <w:r>
         <w:t xml:space="preserve">Pick</w:t>
@@ -3719,6 +8354,8 @@
           <w:ilvl w:val="0"/>
           <w:numId w:val="1002"/>
         </w:numPr>
+        <w:spacing w:after="160" w:line="276" w:lineRule="auto"/>
+        <w:jc w:val="left"/>
       </w:pPr>
       <w:r>
         <w:t xml:space="preserve">Add a thin vertical slice (filter/service + config + curl demo).</w:t>
@@ -3731,6 +8368,8 @@
           <w:ilvl w:val="0"/>
           <w:numId w:val="1002"/>
         </w:numPr>
+        <w:spacing w:after="160" w:line="276" w:lineRule="auto"/>
+        <w:jc w:val="left"/>
       </w:pPr>
       <w:r>
         <w:t xml:space="preserve">Update this file’s Status column +</w:t>
@@ -3738,7 +8377,7 @@
       <w:r>
         <w:t xml:space="preserve"> </w:t>
       </w:r>
-      <w:hyperlink r:id="rId29">
+      <w:hyperlink r:id="rId30">
         <w:r>
           <w:rPr>
             <w:rStyle w:val="Hyperlink"/>
@@ -3757,6 +8396,8 @@
           <w:ilvl w:val="0"/>
           <w:numId w:val="1002"/>
         </w:numPr>
+        <w:spacing w:after="160" w:line="276" w:lineRule="auto"/>
+        <w:jc w:val="left"/>
       </w:pPr>
       <w:r>
         <w:t xml:space="preserve">Link the demo steps under DEVELOPMENT_GUIDE when the feature lands.</w:t>
@@ -3769,6 +8410,8 @@
           <w:ilvl w:val="0"/>
           <w:numId w:val="1002"/>
         </w:numPr>
+        <w:spacing w:after="160" w:line="276" w:lineRule="auto"/>
+        <w:jc w:val="left"/>
       </w:pPr>
       <w:r>
         <w:t xml:space="preserve">Do</w:t>
@@ -3812,14 +8455,18 @@
       </w:r>
     </w:p>
     <w:p>
+      <w:pPr>
+        <w:spacing w:after="160" w:line="276" w:lineRule="auto"/>
+        <w:jc w:val="left"/>
+      </w:pPr>
       <w:r>
         <w:pict>
           <v:rect style="width:0;height:1.5pt" o:hralign="center" o:hrstd="t" o:hr="t"/>
         </w:pict>
       </w:r>
     </w:p>
-    <w:bookmarkEnd w:id="30"/>
-    <w:bookmarkStart w:id="31" w:name="interview-one-liners"/>
+    <w:bookmarkEnd w:id="31"/>
+    <w:bookmarkStart w:id="32" w:name="interview-one-liners"/>
     <w:p>
       <w:pPr>
         <w:pStyle w:val="Heading2"/>
@@ -3835,6 +8482,8 @@
           <w:ilvl w:val="0"/>
           <w:numId w:val="1003"/>
         </w:numPr>
+        <w:spacing w:after="160" w:line="276" w:lineRule="auto"/>
+        <w:jc w:val="left"/>
       </w:pPr>
       <w:r>
         <w:rPr>
@@ -3857,6 +8506,8 @@
           <w:ilvl w:val="0"/>
           <w:numId w:val="1003"/>
         </w:numPr>
+        <w:spacing w:after="160" w:line="276" w:lineRule="auto"/>
+        <w:jc w:val="left"/>
       </w:pPr>
       <w:r>
         <w:rPr>
@@ -3879,6 +8530,8 @@
           <w:ilvl w:val="0"/>
           <w:numId w:val="1003"/>
         </w:numPr>
+        <w:spacing w:after="160" w:line="276" w:lineRule="auto"/>
+        <w:jc w:val="left"/>
       </w:pPr>
       <w:r>
         <w:rPr>
@@ -3901,6 +8554,8 @@
           <w:ilvl w:val="0"/>
           <w:numId w:val="1003"/>
         </w:numPr>
+        <w:spacing w:after="160" w:line="276" w:lineRule="auto"/>
+        <w:jc w:val="left"/>
       </w:pPr>
       <w:r>
         <w:rPr>
@@ -3923,6 +8578,8 @@
           <w:ilvl w:val="0"/>
           <w:numId w:val="1003"/>
         </w:numPr>
+        <w:spacing w:after="160" w:line="276" w:lineRule="auto"/>
+        <w:jc w:val="left"/>
       </w:pPr>
       <w:r>
         <w:rPr>
@@ -3935,7 +8592,7 @@
         <w:t xml:space="preserve"> </w:t>
       </w:r>
       <w:r>
-        <w:t xml:space="preserve">speed reads you can afford to be slightly stale or invalidate.</w:t>
+        <w:t xml:space="preserve">cache-aside — miss loads DB, hit serves Redis; evict on write; TTL bounds staleness.</w:t>
       </w:r>
     </w:p>
     <w:p>
@@ -3945,6 +8602,8 @@
           <w:ilvl w:val="0"/>
           <w:numId w:val="1003"/>
         </w:numPr>
+        <w:spacing w:after="160" w:line="276" w:lineRule="auto"/>
+        <w:jc w:val="left"/>
       </w:pPr>
       <w:r>
         <w:rPr>
@@ -3960,8 +8619,8 @@
         <w:t xml:space="preserve">last resort after vertical scale, indexes, replicas, and caching.</w:t>
       </w:r>
     </w:p>
-    <w:bookmarkEnd w:id="31"/>
     <w:bookmarkEnd w:id="32"/>
+    <w:bookmarkEnd w:id="33"/>
     <w:sectPr>
       <w:pgSz w:h="16838" w:w="11906"/>
       <w:pgMar w:bottom="1134" w:footer="720" w:gutter="0" w:header="720" w:left="1247" w:right="1247" w:top="1134"/>
